--- a/p6/submission/p6_meta_vi.docx
+++ b/p6/submission/p6_meta_vi.docx
@@ -6202,19 +6202,19 @@
               <w:jc w:val="left"/>
             </w:pPr>
             <w:r>
-              <w:t xml:space="preserve">90</w:t>
-            </w:r>
-          </w:p>
-        </w:tc>
-        <w:tc>
-          <w:tcPr/>
-          <w:p>
-            <w:pPr>
-              <w:pStyle w:val="Compact"/>
-              <w:jc w:val="left"/>
-            </w:pPr>
-            <w:r>
-              <w:t xml:space="preserve">78</w:t>
+              <w:t xml:space="preserve">91</w:t>
+            </w:r>
+          </w:p>
+        </w:tc>
+        <w:tc>
+          <w:tcPr/>
+          <w:p>
+            <w:pPr>
+              <w:pStyle w:val="Compact"/>
+              <w:jc w:val="left"/>
+            </w:pPr>
+            <w:r>
+              <w:t xml:space="preserve">79</w:t>
             </w:r>
           </w:p>
         </w:tc>
@@ -8000,7 +8000,7 @@
               <w:jc w:val="left"/>
             </w:pPr>
             <w:r>
-              <w:t xml:space="preserve">90</w:t>
+              <w:t xml:space="preserve">91</w:t>
             </w:r>
           </w:p>
         </w:tc>
@@ -8764,7 +8764,7 @@
               <w:jc w:val="left"/>
             </w:pPr>
             <w:r>
-              <w:t xml:space="preserve">75</w:t>
+              <w:t xml:space="preserve">76</w:t>
             </w:r>
           </w:p>
         </w:tc>
@@ -9229,7 +9229,7 @@
               <w:jc w:val="left"/>
             </w:pPr>
             <w:r>
-              <w:t xml:space="preserve">107</w:t>
+              <w:t xml:space="preserve">108</w:t>
             </w:r>
           </w:p>
         </w:tc>

--- a/p6/submission/p6_meta_vi.docx
+++ b/p6/submission/p6_meta_vi.docx
@@ -2,7 +2,7 @@
 <file path=word/document.xml><?xml version="1.0" encoding="utf-8"?>
 <w:document xmlns:w="http://schemas.openxmlformats.org/wordprocessingml/2006/main" xmlns:m="http://schemas.openxmlformats.org/officeDocument/2006/math" xmlns:r="http://schemas.openxmlformats.org/officeDocument/2006/relationships" xmlns:o="urn:schemas-microsoft-com:office:office" xmlns:v="urn:schemas-microsoft-com:vml" xmlns:w10="urn:schemas-microsoft-com:office:word" xmlns:a="http://schemas.openxmlformats.org/drawingml/2006/main" xmlns:pic="http://schemas.openxmlformats.org/drawingml/2006/picture" xmlns:wp="http://schemas.openxmlformats.org/drawingml/2006/wordprocessingDrawing">
   <w:body>
-    <w:bookmarkStart w:id="69" w:name="Xae29a083e38cf901ea879d573152003594cfd2d"/>
+    <w:bookmarkStart w:id="67" w:name="Xae29a083e38cf901ea879d573152003594cfd2d"/>
     <w:p>
       <w:pPr>
         <w:pStyle w:val="Heading1"/>
@@ -58,29 +58,12 @@
         <w:t xml:space="preserve"> </w:t>
       </w:r>
       <w:r>
-        <w:t xml:space="preserve">· Khoa Kinh tế, Đại học Cần Thơ ·</w:t>
+        <w:t xml:space="preserve">· Khoa Kinh tế, Đại học Cần Thơ · huongp1323001@gstudent.ctu.edu.vn · ORCID:</w:t>
       </w:r>
       <w:r>
         <w:t xml:space="preserve"> </w:t>
       </w:r>
       <w:hyperlink r:id="rId20">
-        <w:r>
-          <w:rPr>
-            <w:rStyle w:val="Hyperlink"/>
-          </w:rPr>
-          <w:t xml:space="preserve">huongp1323001@gstudent.ctu.edu.vn</w:t>
-        </w:r>
-      </w:hyperlink>
-      <w:r>
-        <w:t xml:space="preserve"> </w:t>
-      </w:r>
-      <w:r>
-        <w:t xml:space="preserve">· ORCID:</w:t>
-      </w:r>
-      <w:r>
-        <w:t xml:space="preserve"> </w:t>
-      </w:r>
-      <w:hyperlink r:id="rId21">
         <w:r>
           <w:rPr>
             <w:rStyle w:val="Hyperlink"/>
@@ -112,29 +95,12 @@
         <w:t xml:space="preserve"> </w:t>
       </w:r>
       <w:r>
-        <w:t xml:space="preserve">· Khoa Kinh tế, Đại học Cần Thơ ·</w:t>
-      </w:r>
-      <w:r>
-        <w:t xml:space="preserve"> </w:t>
-      </w:r>
-      <w:hyperlink r:id="rId22">
-        <w:r>
-          <w:rPr>
-            <w:rStyle w:val="Hyperlink"/>
-          </w:rPr>
-          <w:t xml:space="preserve">patu@ctu.edu.vn</w:t>
-        </w:r>
-      </w:hyperlink>
-      <w:r>
-        <w:t xml:space="preserve"> </w:t>
-      </w:r>
-      <w:r>
-        <w:t xml:space="preserve">· ORCID:</w:t>
-      </w:r>
-      <w:r>
-        <w:t xml:space="preserve"> </w:t>
-      </w:r>
-      <w:hyperlink r:id="rId23">
+        <w:t xml:space="preserve">· Khoa Kinh tế, Đại học Cần Thơ · patu@ctu.edu.vn · ORCID:</w:t>
+      </w:r>
+      <w:r>
+        <w:t xml:space="preserve"> </w:t>
+      </w:r>
+      <w:hyperlink r:id="rId21">
         <w:r>
           <w:rPr>
             <w:rStyle w:val="Hyperlink"/>
@@ -241,7 +207,7 @@
         </w:pict>
       </w:r>
     </w:p>
-    <w:bookmarkStart w:id="24" w:name="tóm-tắt"/>
+    <w:bookmarkStart w:id="22" w:name="tóm-tắt"/>
     <w:p>
       <w:pPr>
         <w:pStyle w:val="Heading2"/>
@@ -347,7 +313,7 @@
         <w:t xml:space="preserve">I</w:t>
       </w:r>
       <w:r>
-        <w:t xml:space="preserve">² = 62,5% (trong-nghiên-cứu 54,1%; giữa-nghiên-cứu 8,4%), tái lập và mở rộng các kết quả nền trước đây. Ba biến điều tiết giả thuyết nhận được hỗ trợ hạn chế: khác biệt chế độ ICRV có ý nghĩa thống kê (</w:t>
+        <w:t xml:space="preserve">² = 62,4% (trong-nghiên-cứu 54,1%; giữa-nghiên-cứu 8,4%), tái lập và mở rộng các kết quả nền trước đây. Ba biến điều tiết giả thuyết nhận được hỗ trợ hạn chế: khác biệt chế độ ICRV có ý nghĩa thống kê (</w:t>
       </w:r>
       <w:r>
         <w:rPr>
@@ -530,8 +496,8 @@
         </w:pict>
       </w:r>
     </w:p>
-    <w:bookmarkEnd w:id="24"/>
-    <w:bookmarkStart w:id="25" w:name="X8291021638e5c0ee7b47a0aaabc4b853f1da348"/>
+    <w:bookmarkEnd w:id="22"/>
+    <w:bookmarkStart w:id="23" w:name="giới-thiệu"/>
     <w:p>
       <w:pPr>
         <w:pStyle w:val="Heading2"/>
@@ -553,7 +519,22 @@
         <w:pStyle w:val="BodyText"/>
       </w:pPr>
       <w:r>
-        <w:t xml:space="preserve">Mối quan hệ giữa mức độ quốc tế hóa của doanh nghiệp và hiệu quả của nó (mối quan hệ "I→P") là câu hỏi được phân tích tổng hợp nhiều nhất trong kinh doanh quốc tế (international business, IB). Qua hơn bốn thập kỷ và sáu phân tích tổng hợp lớn (Bausch &amp; Krist, 2007; Kirca et al., 2012; Marano et al., 2016; Schwens et al., 2018; Wu et al., 2022; Arte &amp; Larimo, 2022), chưa có sự đồng thuận nào nổi lên: các hiệu ứng tổng hợp luôn nhỏ và dương, nhưng</w:t>
+        <w:t xml:space="preserve">Mối quan hệ giữa mức độ quốc tế hóa của doanh nghiệp và hiệu quả của nó (mối quan hệ</w:t>
+      </w:r>
+      <w:r>
+        <w:t xml:space="preserve"> </w:t>
+      </w:r>
+      <w:r>
+        <w:t xml:space="preserve">“</w:t>
+      </w:r>
+      <w:r>
+        <w:t xml:space="preserve">I→P</w:t>
+      </w:r>
+      <w:r>
+        <w:t xml:space="preserve">”</w:t>
+      </w:r>
+      <w:r>
+        <w:t xml:space="preserve">) là câu hỏi được phân tích tổng hợp nhiều nhất trong kinh doanh quốc tế (international business, IB). Qua hơn bốn thập kỷ và sáu phân tích tổng hợp lớn (Bausch &amp; Krist, 2007; Kirca et al., 2012; Marano et al., 2016; Schwens et al., 2018; Wu et al., 2022; Arte &amp; Larimo, 2022), chưa có sự đồng thuận nào nổi lên: các hiệu ứng tổng hợp luôn nhỏ và dương, nhưng</w:t>
       </w:r>
       <w:r>
         <w:t xml:space="preserve"> </w:t>
@@ -668,7 +649,7 @@
         <w:t xml:space="preserve"> </w:t>
       </w:r>
       <w:r>
-        <w:t xml:space="preserve">Marano et al. (2016) đã xác lập rằng thể chế quốc gia gốc điều tiết I→P, nhưng áp dụng một phân loại toàn cầu sáu nhóm thô. Tập nghiên cứu toàn cầu bao phủ toàn bộ phổ thể chế, từ Singapore (điểm Pháp quyền của Chỉ số Quản trị Toàn cầu, World Governance Indicators, +1,84) đến các nền kinh tế Frontier như Pakistan (WGI −0,55) và Iran (WGI −0,74; World Bank, 2023). Một phân loại ICRV 5 chế độ đủ sức phân giải tính dị biệt này chưa được kiểm định bằng phân tích tổng hợp trên một tập nghiên cứu I→P đại diện toàn cầu.</w:t>
+        <w:t xml:space="preserve">Marano et al. (2016) đã xác lập rằng thể chế quốc gia gốc điều tiết I→P, nhưng áp dụng một phân loại toàn cầu sáu nhóm thô. Tập nghiên cứu toàn cầu bao phủ toàn bộ phổ thể chế, từ Singapore (điểm Pháp quyền của Chỉ số Quản trị Toàn cầu, World Governance Indicators, +1,84) đến các nền kinh tế Frontier như Pakistan (WGI −0,55) và Iran (WGI −0,74; World Bank, 2023). Một phân loại ICRV 5 chế độ đủ sức phân giải tính dị biệt này chưa được kiểm định bằng phân tích tổng hợp trên một tập nghiên cứu I→P đại diện toàn cầu.</w:t>
       </w:r>
     </w:p>
     <w:p>
@@ -686,7 +667,22 @@
         <w:t xml:space="preserve"> </w:t>
       </w:r>
       <w:r>
-        <w:t xml:space="preserve">Brynjolfsson et al. (2021) xác định 2009 là điểm uốn năng suất trong kỷ nguyên số ("phép loại suy động cơ điện" cho AI: David, 1990). Các nghiên cứu xem xét dữ liệu trước, bắc qua, hoặc sau ngưỡng này nên cho cỡ hiệu ứng I→P khác biệt có hệ thống nếu nền tảng số tái định hình kinh tế học của quốc tế hóa. Biến điều tiết theo thời gian này chưa từng được mã hóa có hệ thống trong các phân tích tổng hợp I→P.</w:t>
+        <w:t xml:space="preserve">Brynjolfsson et al. (2021) xác định 2009 là điểm uốn năng suất trong kỷ nguyên số (</w:t>
+      </w:r>
+      <w:r>
+        <w:t xml:space="preserve">“</w:t>
+      </w:r>
+      <w:r>
+        <w:t xml:space="preserve">phép loại suy động cơ điện</w:t>
+      </w:r>
+      <w:r>
+        <w:t xml:space="preserve">”</w:t>
+      </w:r>
+      <w:r>
+        <w:t xml:space="preserve"> </w:t>
+      </w:r>
+      <w:r>
+        <w:t xml:space="preserve">cho AI: David, 1990). Các nghiên cứu xem xét dữ liệu trước, bắc qua, hoặc sau ngưỡng này nên cho cỡ hiệu ứng I→P khác biệt có hệ thống nếu nền tảng số tái định hình kinh tế học của quốc tế hóa. Biến điều tiết theo thời gian này chưa từng được mã hóa có hệ thống trong các phân tích tổng hợp I→P.</w:t>
       </w:r>
     </w:p>
     <w:p>
@@ -1024,7 +1020,7 @@
         <w:t xml:space="preserve">I</w:t>
       </w:r>
       <w:r>
-        <w:t xml:space="preserve">² = 62,5%) vẫn chưa được các biến điều tiết đã kiểm định giải quyết, gợi ý rằng nghiên cứu tương lai nên kiểm định các điều kiện lý thuyết thay thế, hoặc tính dị biệt giữa-nghiên-cứu chủ yếu nằm trong-bài-báo (Cấp 2, 54,1%) thay vì giữa-quốc-gia (Cấp 3, 8,4%).</w:t>
+        <w:t xml:space="preserve">² = 62,4%) vẫn chưa được các biến điều tiết đã kiểm định giải quyết, gợi ý rằng nghiên cứu tương lai nên kiểm định các điều kiện lý thuyết thay thế, hoặc tính dị biệt giữa-nghiên-cứu chủ yếu nằm trong-bài-báo (Cấp 2, 54,1%) thay vì giữa-quốc-gia (Cấp 3, 8,4%).</w:t>
       </w:r>
     </w:p>
     <w:p>
@@ -1045,8 +1041,8 @@
         <w:t xml:space="preserve">Bài báo được tổ chức như sau. Mục 2 phát triển khung lý thuyết và các giả thuyết, đặt mỗi biến điều tiết trong lý thuyết nguồn lực (RBV), lý thuyết thể chế, lý thuyết học hỏi tổ chức, lý thuyết chi phí phối hợp và Khung Áp dụng Số Nền tảng. Mục 3 mô tả quy trình tìm kiếm hệ thống, thủ tục mã hóa và đặc tả MARA ba cấp. Mục 4 trình bày kết quả, gồm mô hình nền, ba phân tích biến điều tiết và chẩn đoán thiên lệch công bố. Mục 5 thảo luận hàm ý lý thuyết và thực tiễn, và Mục 6 kết luận với hạn chế và hướng nghiên cứu tương lai.</w:t>
       </w:r>
     </w:p>
-    <w:bookmarkEnd w:id="25"/>
-    <w:bookmarkStart w:id="32" w:name="Xfa688218e28e701d32bf8234b2f10651ad79e1f"/>
+    <w:bookmarkEnd w:id="23"/>
+    <w:bookmarkStart w:id="30" w:name="khung-lý-thuyết-và-giả-thuyết"/>
     <w:p>
       <w:pPr>
         <w:pStyle w:val="Heading2"/>
@@ -1055,7 +1051,7 @@
         <w:t xml:space="preserve">2. Khung Lý Thuyết và Giả Thuyết</w:t>
       </w:r>
     </w:p>
-    <w:bookmarkStart w:id="26" w:name="X00d6f3523d2ed708120191d78c63e791aa5efbd"/>
+    <w:bookmarkStart w:id="24" w:name="các-lý-thuyết-nền-tảng"/>
     <w:p>
       <w:pPr>
         <w:pStyle w:val="Heading3"/>
@@ -1121,7 +1117,25 @@
         <w:t xml:space="preserve"> </w:t>
       </w:r>
       <w:r>
-        <w:t xml:space="preserve">Khung của North (1990) định vị thể chế chính thức và phi chính thức là "luật chơi" chi phối chi phí giao dịch. Trong bối cảnh I→P, chất lượng thể chế cao hơn, đo qua pháp quyền, thực thi hợp đồng, bảo hộ sở hữu trí tuệ và chất lượng điều tiết, làm giảm chi phí phối hợp của mở rộng xuyên biên giới bằng cách giảm rủi ro cơ hội chủ nghĩa, chi phí giám sát và bất đối xứng thông tin giữa thị trường gốc và thị trường nước ngoài. Khung ba trụ cột của Scott (1995) mở rộng logic này: thể chế điều tiết, quy phạm và nhận thức cùng định hình môi trường chi phí giao dịch nơi quốc tế hóa diễn ra. Khi thể chế điều tiết mạnh (ICRV Chế độ I), doanh nghiệp có thể thực thi hợp đồng với đối tác nước ngoài ở chi phí thấp hơn, bảo vệ tô đổi mới xuyên quyền tài phán và khai thác lợi thế quy mô mà không gặp ma sát thể chế làm cắt cụt các lợi tức này trong môi trường thể chế yếu hơn. Do đó, giả thuyết gradient ICRV (H1) bắt nguồn trực tiếp từ lý thuyết thể chế: hiệu ứng I→P kỳ vọng sẽ giảm đơn điệu từ Advanced-Innovation (Chế độ I) đến Frontier (Chế độ V) khi chất lượng thể chế giảm và chi phí phối hợp tăng.</w:t>
+        <w:t xml:space="preserve">Khung của North (1990) định vị thể chế chính thức và phi chính thức là</w:t>
+      </w:r>
+      <w:r>
+        <w:t xml:space="preserve"> </w:t>
+      </w:r>
+      <w:r>
+        <w:t xml:space="preserve">“</w:t>
+      </w:r>
+      <w:r>
+        <w:t xml:space="preserve">luật chơi</w:t>
+      </w:r>
+      <w:r>
+        <w:t xml:space="preserve">”</w:t>
+      </w:r>
+      <w:r>
+        <w:t xml:space="preserve"> </w:t>
+      </w:r>
+      <w:r>
+        <w:t xml:space="preserve">chi phối chi phí giao dịch. Trong bối cảnh I→P, chất lượng thể chế cao hơn, đo qua pháp quyền, thực thi hợp đồng, bảo hộ sở hữu trí tuệ và chất lượng điều tiết, làm giảm chi phí phối hợp của mở rộng xuyên biên giới bằng cách giảm rủi ro cơ hội chủ nghĩa, chi phí giám sát và bất đối xứng thông tin giữa thị trường gốc và thị trường nước ngoài. Khung ba trụ cột của Scott (1995) mở rộng logic này: thể chế điều tiết, quy phạm và nhận thức cùng định hình môi trường chi phí giao dịch nơi quốc tế hóa diễn ra. Khi thể chế điều tiết mạnh (ICRV Chế độ I), doanh nghiệp có thể thực thi hợp đồng với đối tác nước ngoài ở chi phí thấp hơn, bảo vệ tô đổi mới xuyên quyền tài phán và khai thác lợi thế quy mô mà không gặp ma sát thể chế làm cắt cụt các lợi tức này trong môi trường thể chế yếu hơn. Do đó, giả thuyết gradient ICRV (H1) bắt nguồn trực tiếp từ lý thuyết thể chế: hiệu ứng I→P kỳ vọng sẽ giảm đơn điệu từ Advanced-Innovation (Chế độ I) đến Frontier (Chế độ V) khi chất lượng thể chế giảm và chi phí phối hợp tăng.</w:t>
       </w:r>
     </w:p>
     <w:p>
@@ -1214,7 +1228,7 @@
         <w:t xml:space="preserve"> </w:t>
       </w:r>
       <w:r>
-        <w:t xml:space="preserve">Hệ phân cấp chuyển đổi số của Verhoef et al. (2021) phân biệt</w:t>
+        <w:t xml:space="preserve">Hệ phân cấp chuyển đổi số của Verhoef et al. (2021) phân biệt</w:t>
       </w:r>
       <w:r>
         <w:t xml:space="preserve"> </w:t>
@@ -1313,8 +1327,8 @@
         <w:t xml:space="preserve">(cDAI): sự sẵn có của một hệ sinh thái giao dịch được kích hoạt số làm giảm mức đầu tư hạ tầng tối thiểu cần thiết để doanh nghiệp tham gia thương mại xuyên biên giới. Construct cấp quốc gia này khác biệt về mặt phân tích với áp dụng số cấp doanh nghiệp: cDAI nắm bắt môi trường hạ tầng số chung, trong khi DAI cấp doanh nghiệp nắm bắt vị thế của riêng doanh nghiệp trong môi trường đó. Do đó, giả thuyết khuếch đại cDAI (H3) liên quan đến việc liệu một môi trường số quốc gia phong phú hơn có nâng hiệu ứng I→P tổng hợp qua các nghiên cứu rút từ nó hay không, một tuyên bố điều tiết giữa-nghiên-cứu, không phải một tuyên bố trung gian trong-nghiên-cứu.</w:t>
       </w:r>
     </w:p>
-    <w:bookmarkEnd w:id="26"/>
-    <w:bookmarkStart w:id="27" w:name="Xa3ae99b8290196ec515db2848ef675c45676d3b"/>
+    <w:bookmarkEnd w:id="24"/>
+    <w:bookmarkStart w:id="25" w:name="Xc4687eee44881ff6f59741b1567e6eec68d291e"/>
     <w:p>
       <w:pPr>
         <w:pStyle w:val="Heading3"/>
@@ -1406,7 +1420,7 @@
         <w:pStyle w:val="BodyText"/>
       </w:pPr>
       <w:r>
-        <w:t xml:space="preserve">CIMT dự đoán tính dị biệt giữa-chế-độ trong cỡ hiệu ứng I→P, với các nghiên cứu chế độ Advanced được kỳ vọng cho hiệu ứng lớn nhất vì cả ba cơ chế CIMT vận hành đồng thời ở biên thể chế. Các phân tích tổng hợp trước chưa kiểm định thỏa đáng gradient thể chế này vì thiếu một phân loại chi tiết phân tách phổ từ các nền kinh tế Advanced Innovation đến các bối cảnh Frontier và SIDS ở độ phân giải đủ. Marano et al. (2016) dùng một phân loại sáu nhóm toàn cầu không tách phổ Advanced/Upper-Middle/Emerging/Frontier được xem xét ở đây. Phân loại ICRV 5 chế độ, neo trong Chỉ số Quản trị Toàn cầu của Ngân hàng Thế giới (chiều Pháp quyền, phiên bản 2023) và áp dụng cho toàn bộ tập</w:t>
+        <w:t xml:space="preserve">CIMT dự đoán tính dị biệt giữa-chế-độ trong cỡ hiệu ứng I→P, với các nghiên cứu chế độ Advanced được kỳ vọng cho hiệu ứng lớn nhất vì cả ba cơ chế CIMT vận hành đồng thời ở biên thể chế. Các phân tích tổng hợp trước chưa kiểm định thỏa đáng gradient thể chế này vì thiếu một phân loại chi tiết phân tách phổ từ các nền kinh tế Advanced Innovation đến các bối cảnh Frontier và SIDS ở độ phân giải đủ. Marano et al. (2016) dùng một phân loại sáu nhóm toàn cầu không tách phổ Advanced/Upper-Middle/Emerging/Frontier được xem xét ở đây. Phân loại ICRV 5 chế độ, neo trong Chỉ số Quản trị Toàn cầu của Ngân hàng Thế giới (chiều Pháp quyền, phiên bản 2023) và áp dụng cho toàn bộ tập</w:t>
       </w:r>
       <w:r>
         <w:t xml:space="preserve"> </w:t>
@@ -1540,8 +1554,8 @@
         <w:t xml:space="preserve">tối thiểu cho điều tiết hiệu ứng ngẫu nhiên ổn định thường là k ≥ 10; Valentine et al., 2010).</w:t>
       </w:r>
     </w:p>
-    <w:bookmarkEnd w:id="27"/>
-    <w:bookmarkStart w:id="28" w:name="Xc72607d00c458ec0157b216f6daaba188ceec54"/>
+    <w:bookmarkEnd w:id="25"/>
+    <w:bookmarkStart w:id="26" w:name="vòng-đời-nghịch-lý-số-dpl-mới-hm2"/>
     <w:p>
       <w:pPr>
         <w:pStyle w:val="Heading3"/>
@@ -1555,7 +1569,7 @@
         <w:pStyle w:val="FirstParagraph"/>
       </w:pPr>
       <w:r>
-        <w:t xml:space="preserve">Vòng đời Nghịch lý Số là một biến điều tiết theo thời gian dựa trên đường cong J năng suất của Brynjolfsson et al. (2021) và phép loại suy động cơ điện của David (1990). Nghiên cứu của David (1990) về quá trình chuyển từ động lực hơi nước sang điện khí hóa chứng minh rằng các công nghệ dụng cụ chung đòi hỏi nhiều thập kỷ đầu tư bổ trợ, vào thực hành tổ chức, kỹ năng lao động và hạ tầng, trước khi lợi ích năng suất của chúng hiện thực hóa. Brynjolfsson et al. (2021) áp dụng phép loại suy này vào kỷ nguyên AI, ghi nhận một đường cong J trong đó năng suất đầu tiên trì trệ khi doanh nghiệp đầu tư vào hạ tầng số rồi sau đó tăng tốc khi các tài sản bổ trợ chín muồi. Chúng tôi mở rộng khung này vào văn liệu I→P, lập luận rằng việc nén chi phí phối hợp do nền tảng số kích hoạt tuân theo một đường cong J tương tự ở cấp nghiên cứu tổng hợp.</w:t>
+        <w:t xml:space="preserve">Vòng đời Nghịch lý Số là một biến điều tiết theo thời gian dựa trên đường cong J năng suất của Brynjolfsson et al. (2021) và phép loại suy động cơ điện của David (1990). Nghiên cứu của David (1990) về quá trình chuyển từ động lực hơi nước sang điện khí hóa chứng minh rằng các công nghệ dụng cụ chung đòi hỏi nhiều thập kỷ đầu tư bổ trợ, vào thực hành tổ chức, kỹ năng lao động và hạ tầng, trước khi lợi ích năng suất của chúng hiện thực hóa. Brynjolfsson et al. (2021) áp dụng phép loại suy này vào kỷ nguyên AI, ghi nhận một đường cong J trong đó năng suất đầu tiên trì trệ khi doanh nghiệp đầu tư vào hạ tầng số rồi sau đó tăng tốc khi các tài sản bổ trợ chín muồi. Chúng tôi mở rộng khung này vào văn liệu I→P, lập luận rằng việc nén chi phí phối hợp do nền tảng số kích hoạt tuân theo một đường cong J tương tự ở cấp nghiên cứu tổng hợp.</w:t>
       </w:r>
     </w:p>
     <w:p>
@@ -1585,7 +1599,7 @@
         <w:t xml:space="preserve"> </w:t>
       </w:r>
       <w:r>
-        <w:t xml:space="preserve">(dữ liệu thu thập chủ yếu trước 2009): Độ thâm nhập số thấp trong thương mại xuyên biên giới. Nền tảng thương mại điện tử B2B, quản lý logistics dựa trên đám mây và hệ thống thanh toán điện tử chưa đạt khối lượng tới hạn cần thiết để thay đổi cấu trúc chi phí phối hợp của hoạt động quốc tế. Động lực I→P trong thời kỳ này chủ yếu được chi phối bởi các cơ chế chi phí phối hợp truyền thống được ghi nhận bởi Hitt et al. (1997) và Lu và Beamish (2004); hình chữ U ngược là dạng chủ đạo kỳ vọng.</w:t>
+        <w:t xml:space="preserve">(dữ liệu thu thập chủ yếu trước 2009): Độ thâm nhập số thấp trong thương mại xuyên biên giới. Nền tảng thương mại điện tử B2B, quản lý logistics dựa trên đám mây và hệ thống thanh toán điện tử chưa đạt khối lượng tới hạn cần thiết để thay đổi cấu trúc chi phí phối hợp của hoạt động quốc tế. Động lực I→P trong thời kỳ này chủ yếu được chi phối bởi các cơ chế chi phí phối hợp truyền thống được ghi nhận bởi Hitt et al. (1997) và Lu và Beamish (2004); hình chữ U ngược là dạng chủ đạo kỳ vọng.</w:t>
       </w:r>
     </w:p>
     <w:p>
@@ -1629,7 +1643,7 @@
         <w:t xml:space="preserve"> </w:t>
       </w:r>
       <w:r>
-        <w:t xml:space="preserve">(dữ liệu thu thập chủ yếu sau 2014): Nền tảng số, bao gồm logistics dựa trên đám mây, thương mại điện tử B2B, hệ thống thanh toán điện tử và tài trợ thương mại số, đã đạt đủ độ chín và độ thâm nhập ở khu vực châu Á–Thái Bình Dương để nén có hệ thống chi phí phối hợp cho các doanh nghiệp quốc tế hóa. Độ trễ đầu tư tổ chức bổ trợ được Brynjolfsson et al. (2021) ghi nhận đã được hấp thụ đáng kể; đường cong J năng suất đã vượt qua điểm uốn. Cỡ hiệu ứng I→P trong thời kỳ này nên lớn nhất.</w:t>
+        <w:t xml:space="preserve">(dữ liệu thu thập chủ yếu sau 2014): Nền tảng số, bao gồm logistics dựa trên đám mây, thương mại điện tử B2B, hệ thống thanh toán điện tử và tài trợ thương mại số, đã đạt đủ độ chín và độ thâm nhập ở khu vực châu Á–Thái Bình Dương để nén có hệ thống chi phí phối hợp cho các doanh nghiệp quốc tế hóa. Độ trễ đầu tư tổ chức bổ trợ được Brynjolfsson et al. (2021) ghi nhận đã được hấp thụ đáng kể; đường cong J năng suất đã vượt qua điểm uốn. Cỡ hiệu ứng I→P trong thời kỳ này nên lớn nhất.</w:t>
       </w:r>
     </w:p>
     <w:p>
@@ -1736,7 +1750,7 @@
         <w:t xml:space="preserve"> </w:t>
       </w:r>
       <w:r>
-        <w:t xml:space="preserve">&lt; 0,05). Dự đoán này bị ràng buộc bởi logic đường cong J của Brynjolfsson et al. (2021): ngay cả khi hiệu ứng DPL là thật, độ chính xác thống kê của kiểm định</w:t>
+        <w:t xml:space="preserve">&lt; 0,05). Dự đoán này bị ràng buộc bởi logic đường cong J của Brynjolfsson et al. (2021): ngay cả khi hiệu ứng DPL là thật, độ chính xác thống kê của kiểm định</w:t>
       </w:r>
       <w:r>
         <w:t xml:space="preserve"> </w:t>
@@ -1762,8 +1776,8 @@
         <w:t xml:space="preserve">² &lt; 0,10).</w:t>
       </w:r>
     </w:p>
-    <w:bookmarkEnd w:id="28"/>
-    <w:bookmarkStart w:id="29" w:name="Xb3f6ae315ddcb6c4a10f127fecf6b8b7d83c59c"/>
+    <w:bookmarkEnd w:id="26"/>
+    <w:bookmarkStart w:id="27" w:name="cdai-là-yếu-tố-khuếch-đại-hm3"/>
     <w:p>
       <w:pPr>
         <w:pStyle w:val="Heading3"/>
@@ -1841,7 +1855,7 @@
         <w:pStyle w:val="BodyText"/>
       </w:pPr>
       <w:r>
-        <w:t xml:space="preserve">Bustamante et al. (2022) cung cấp bằng chứng trước gần nhất: họ thấy rằng năng lực số quốc gia tương tác với chất lượng thể chế trong việc quyết định thành công quốc tế hóa của SME trong một mẫu đa quốc gia. Nghiên cứu hiện tại mở rộng phát hiện này tới cấp phân tích tổng hợp và giới thiệu giai đoạn DPL như một điều kiện ranh giới theo thời gian điều tiết khi nào khuếch đại cDAI có thể phát hiện được.</w:t>
+        <w:t xml:space="preserve">Bustamante et al. (2022) cung cấp bằng chứng trước gần nhất: họ thấy rằng năng lực số quốc gia tương tác với chất lượng thể chế trong việc quyết định thành công quốc tế hóa của SME trong một mẫu đa quốc gia. Nghiên cứu hiện tại mở rộng phát hiện này tới cấp phân tích tổng hợp và giới thiệu giai đoạn DPL như một điều kiện ranh giới theo thời gian điều tiết khi nào khuếch đại cDAI có thể phát hiện được.</w:t>
       </w:r>
     </w:p>
     <w:p>
@@ -1914,8 +1928,8 @@
         <w:t xml:space="preserve">&lt; 0,05), vì hạ tầng số quốc gia chín muồi làm giảm chi phí phối hợp trên-đơn-vị của mở rộng xuyên biên giới qua hiệu ứng nền tảng phối hợp (Stallkamp &amp; Schotter, 2021). Khuếch đại cDAI được thao tác hóa như một so sánh giữa-nhóm qua ba bậc (Thấp / Trung bình / Cao) phân loại từ điểm Chỉ số Áp dụng Số của Ngân hàng Thế giới và Chỉ số Phát triển ICT của ITU, thay vì như một hệ số hồi quy phân tích tổng hợp liên tục, vì tập nghiên cứu chưa cung cấp đủ phương sai trong-bậc để ước lượng điều tiết liên tục đáng tin cậy. Khuếch đại bị ràng buộc bởi giai đoạn DPL: H3 được kỳ vọng phát hiện nhất quán nhất trong các nghiên cứu giai đoạn Follow (sau 2014), nơi hạ tầng số quốc gia đã đạt ngưỡng độ chín cần thiết để hoạt động như một nền tảng phối hợp tích cực; trong các nghiên cứu giai đoạn Precede, cDAI cao không được kỳ vọng khuếch đại I→P vì hạ tầng thương mại số B2B chưa đạt khối lượng tới hạn bất kể điểm áp dụng cấp quốc gia.</w:t>
       </w:r>
     </w:p>
-    <w:bookmarkEnd w:id="29"/>
-    <w:bookmarkStart w:id="30" w:name="Xd621f50858355824f7429e06af33ceabc574722"/>
+    <w:bookmarkEnd w:id="27"/>
+    <w:bookmarkStart w:id="28" w:name="thiên-lệch-công-bố-là-giả-thuyết-không"/>
     <w:p>
       <w:pPr>
         <w:pStyle w:val="Heading3"/>
@@ -1970,14 +1984,85 @@
         <w:t xml:space="preserve">_adj &gt; 0); (H4c) Số an toàn của Orwin (1983) được kỳ vọng vượt đáng kể ngưỡng 2.000 nghiên cứu cần thiết để giảm hiệu ứng tổng hợp về mức không đáng kể, xác nhận rằng hiệu ứng I→P dương không phải là một tạo tác của riêng thiên lệch công bố.</w:t>
       </w:r>
     </w:p>
+    <w:bookmarkEnd w:id="28"/>
+    <w:bookmarkStart w:id="29" w:name="mô-hình-khái-niệm"/>
+    <w:p>
+      <w:pPr>
+        <w:pStyle w:val="Heading3"/>
+      </w:pPr>
+      <w:r>
+        <w:t xml:space="preserve">2.6 Mô hình khái niệm</w:t>
+      </w:r>
+    </w:p>
+    <w:p>
+      <w:pPr>
+        <w:pStyle w:val="FirstParagraph"/>
+      </w:pPr>
+      <w:r>
+        <w:t xml:space="preserve">Hình 1: Mô hình khái niệm, MARA ba cấp với các biến điều tiết ICRV, cDAI và DPL</w:t>
+      </w:r>
+    </w:p>
+    <w:p>
+      <w:pPr>
+        <w:pStyle w:val="BodyText"/>
+      </w:pPr>
+      <w:r>
+        <w:rPr>
+          <w:iCs/>
+          <w:i/>
+        </w:rPr>
+        <w:t xml:space="preserve">Hình 1.</w:t>
+      </w:r>
+      <w:r>
+        <w:t xml:space="preserve"> </w:t>
+      </w:r>
+      <w:r>
+        <w:t xml:space="preserve">Mô hình khái niệm cho Bài báo 6 (Phân tích Tổng hợp Hồi quy Ba cấp).</w:t>
+      </w:r>
+    </w:p>
+    <w:p>
+      <w:pPr>
+        <w:pStyle w:val="BodyText"/>
+      </w:pPr>
+      <w:r>
+        <w:rPr>
+          <w:iCs/>
+          <w:i/>
+        </w:rPr>
+        <w:t xml:space="preserve">Ghi chú:</w:t>
+      </w:r>
+      <w:r>
+        <w:t xml:space="preserve"> </w:t>
+      </w:r>
+      <w:r>
+        <w:t xml:space="preserve">Các mũi tên liền nét biểu thị hiệu ứng phân tích tổng hợp chính (hiệu ứng I→P tổng hợp nền, k = 238 nghiên cứu từ 49 nền kinh tế, K = 288 hiệu ứng, r̄ = 0,074, 95% CI [0,060, 0,088]). Các mũi tên nét đứt biểu thị các quan hệ điều tiết giả thuyết. Ba construct cấp nghiên cứu được kiểm định như biến điều tiết: (1) Chế độ ICRV (H1), giả thuyết Q_M giữa-chế-độ có ý nghĩa thống kê; H1 được xác nhận (Q_M = 17,35, p = 0,002); các Mệnh đề Khám phá định hướng E1a (Advanced lớn nhất) và E1b (Frontier nhỏ nhất) không thể xác nhận bằng phân tích tổng hợp tại k = 3 Frontier. (2) cDAI, Chỉ số Áp dụng Số Quốc gia (H3), giả thuyết khuếch đại dương [Cao &gt; Thấp]; Q_M thực tế = 1,34 (p = 0,513), H3 không được hỗ trợ. (3) Giai đoạn DPL (H2), giả thuyết Follow &gt; Precede; Q_M thực tế = 0,62 (p = 0,734), H2 không được hỗ trợ. Mô hình ba cấp lồng K = 288 hiệu ứng trong k = 238 nghiên cứu (σ²_within = 0,00878, I²_(2) = 54,1%) trong tính dị biệt giữa-nghiên-cứu (σ²_between = 0,00136, I²_(3) = 8,4%); tổng I² = 62,4%. Thiên lệch công bố (H4 được xác nhận): Egger’s b = 0,487 (p = 0,052), Begg’s τ = −0,132 (p = 0,001); cắt-và-điền quy nạp k = 57 nghiên cứu, r hiệu chỉnh = 0,035; số an toàn N = 44.782. Từ viết tắt: ICRV = Innovation–Capability–Resource–Vulnerability; cDAI = Chỉ số Áp dụng Số cấp quốc gia; DPL = Vòng đời Nghịch lý Số; MARA = Phân tích Tổng hợp Hồi quy. Tạp chí mục tiêu:</w:t>
+      </w:r>
+      <w:r>
+        <w:t xml:space="preserve"> </w:t>
+      </w:r>
+      <w:r>
+        <w:rPr>
+          <w:iCs/>
+          <w:i/>
+        </w:rPr>
+        <w:t xml:space="preserve">Journal of International Management</w:t>
+      </w:r>
+      <w:r>
+        <w:t xml:space="preserve"> </w:t>
+      </w:r>
+      <w:r>
+        <w:t xml:space="preserve">(JIM).</w:t>
+      </w:r>
+    </w:p>
+    <w:bookmarkEnd w:id="29"/>
     <w:bookmarkEnd w:id="30"/>
-    <w:bookmarkStart w:id="31" w:name="Xb8ec363d6b794c10c6dbf0b7134718e5b4012a7"/>
-    <w:p>
-      <w:pPr>
-        <w:pStyle w:val="Heading3"/>
-      </w:pPr>
-      <w:r>
-        <w:t xml:space="preserve">2.6 Mô hình khái niệm</w:t>
+    <w:bookmarkStart w:id="41" w:name="phương-pháp"/>
+    <w:p>
+      <w:pPr>
+        <w:pStyle w:val="Heading2"/>
+      </w:pPr>
+      <w:r>
+        <w:t xml:space="preserve">3. Phương pháp</w:t>
       </w:r>
     </w:p>
     <w:p>
@@ -1985,81 +2070,10 @@
         <w:pStyle w:val="FirstParagraph"/>
       </w:pPr>
       <w:r>
-        <w:t xml:space="preserve">Hình 1: Mô hình khái niệm, MARA ba cấp với các biến điều tiết ICRV, cDAI và DPL</w:t>
-      </w:r>
-    </w:p>
-    <w:p>
-      <w:pPr>
-        <w:pStyle w:val="BodyText"/>
-      </w:pPr>
-      <w:r>
-        <w:rPr>
-          <w:iCs/>
-          <w:i/>
-        </w:rPr>
-        <w:t xml:space="preserve">Hình 1.</w:t>
-      </w:r>
-      <w:r>
-        <w:t xml:space="preserve"> </w:t>
-      </w:r>
-      <w:r>
-        <w:t xml:space="preserve">Mô hình khái niệm cho Bài báo 6 (Phân tích Tổng hợp Hồi quy Ba cấp).</w:t>
-      </w:r>
-    </w:p>
-    <w:p>
-      <w:pPr>
-        <w:pStyle w:val="BodyText"/>
-      </w:pPr>
-      <w:r>
-        <w:rPr>
-          <w:iCs/>
-          <w:i/>
-        </w:rPr>
-        <w:t xml:space="preserve">Ghi chú:</w:t>
-      </w:r>
-      <w:r>
-        <w:t xml:space="preserve"> </w:t>
-      </w:r>
-      <w:r>
-        <w:t xml:space="preserve">Các mũi tên liền nét biểu thị hiệu ứng phân tích tổng hợp chính (hiệu ứng I→P tổng hợp nền, k = 238 nghiên cứu từ 49 nền kinh tế, K = 288 hiệu ứng, r̄ = 0,074, 95% CI [0,060, 0,088]). Các mũi tên nét đứt biểu thị các quan hệ điều tiết giả thuyết. Ba construct cấp nghiên cứu được kiểm định như biến điều tiết: (1) Chế độ ICRV (H1), giả thuyết Q_M giữa-chế-độ có ý nghĩa thống kê; H1 được xác nhận (Q_M = 17,35, p = 0,002); các Mệnh đề Khám phá định hướng E1a (Advanced lớn nhất) và E1b (Frontier nhỏ nhất) không thể xác nhận bằng phân tích tổng hợp tại k = 3 Frontier. (2) cDAI, Chỉ số Áp dụng Số Quốc gia (H3), giả thuyết khuếch đại dương [Cao &gt; Thấp]; Q_M thực tế = 1,34 (p = 0,513), H3 không được hỗ trợ. (3) Giai đoạn DPL (H2), giả thuyết Follow &gt; Precede; Q_M thực tế = 0,62 (p = 0,734), H2 không được hỗ trợ. Mô hình ba cấp lồng K = 288 hiệu ứng trong k = 238 nghiên cứu (σ²_within = 0,00878, I²_(2) = 54,1%) trong tính dị biệt giữa-nghiên-cứu (σ²_between = 0,00136, I²_(3) = 8,4%); tổng I² = 62,5%. Thiên lệch công bố (H4 được xác nhận): Egger's b = 0,487 (p = 0,052), Begg's τ = −0,132 (p = 0,001); cắt-và-điền quy nạp k = 57 nghiên cứu, r hiệu chỉnh = 0,035; số an toàn N = 44.782. Từ viết tắt: ICRV = Innovation–Capability–Resource–Vulnerability; cDAI = Chỉ số Áp dụng Số cấp quốc gia; DPL = Vòng đời Nghịch lý Số; MARA = Phân tích Tổng hợp Hồi quy. Tạp chí mục tiêu:</w:t>
-      </w:r>
-      <w:r>
-        <w:t xml:space="preserve"> </w:t>
-      </w:r>
-      <w:r>
-        <w:rPr>
-          <w:iCs/>
-          <w:i/>
-        </w:rPr>
-        <w:t xml:space="preserve">Journal of International Management</w:t>
-      </w:r>
-      <w:r>
-        <w:t xml:space="preserve"> </w:t>
-      </w:r>
-      <w:r>
-        <w:t xml:space="preserve">(JIM).</w:t>
-      </w:r>
-    </w:p>
-    <w:bookmarkEnd w:id="31"/>
-    <w:bookmarkEnd w:id="32"/>
-    <w:bookmarkStart w:id="43" w:name="X5c22f461717f6985c51c98929ae1229bd8ca429"/>
-    <w:p>
-      <w:pPr>
-        <w:pStyle w:val="Heading2"/>
-      </w:pPr>
-      <w:r>
-        <w:t xml:space="preserve">3. Phương pháp</w:t>
-      </w:r>
-    </w:p>
-    <w:p>
-      <w:pPr>
-        <w:pStyle w:val="FirstParagraph"/>
-      </w:pPr>
-      <w:r>
         <w:t xml:space="preserve">Cách tiếp cận phương pháp tuân theo Chuẩn Báo cáo Phân tích Tổng hợp của APA (Cooper, 2010) và tuyên bố PRISMA 2020 (Page et al., 2021). Kế hoạch phân tích được đăng ký trên Open Science Framework (OSF) như một đăng ký minh bạch (tập nghiên cứu làm việc đã được lắp ráp tại thời điểm đăng ký); tài liệu đăng ký xác định quy trình tìm kiếm, tiêu chí đủ điều kiện, quy tắc mã hóa cho cả bảy biến điều tiết và các phân tích thống kê dự kiến. Phân tích tổng hợp hồi quy (MARA) ba cấp được chọn thay vì phân tích tổng hợp hiệu ứng ngẫu nhiên thông thường vì tập nghiên cứu hiện tại chứa nhiều cỡ hiệu ứng trên mỗi nghiên cứu, một đặc điểm cấu trúc vi phạm giả định độc lập làm cơ sở cho các ước lượng đơn cấp (Cheung, 2014; Van den Noortgate et al., 2013). Mô hình ba cấp phân rã tổng tính dị biệt thành các thành phần trong-nghiên-cứu (σ²_(2)) và giữa-nghiên-cứu (σ²_(3)), cho phép quy gán đúng phương sai cho các nguồn phương pháp luận so với nguồn bối cảnh.</w:t>
       </w:r>
     </w:p>
-    <w:bookmarkStart w:id="33" w:name="Xf31f5dba381f84529aae26e09c32ecd7b2892e7"/>
+    <w:bookmarkStart w:id="31" w:name="Xd08c506cb89a65002477e5fc573819baf127acb"/>
     <w:p>
       <w:pPr>
         <w:pStyle w:val="Heading3"/>
@@ -2083,7 +2097,7 @@
         <w:t xml:space="preserve"> </w:t>
       </w:r>
       <w:r>
-        <w:t xml:space="preserve">Tìm kiếm hệ thống được neo trên truy vết trích dẫn lùi và tiến của năm phân tích tổng hợp chuẩn mốc (chi tiết bên dưới) và bổ sung bằng các truy vấn có cấu trúc trong Web of Science (WoS Core Collection: SSCI, SCI-E, ESCI) và Scopus, hai cơ sở dữ liệu đa ngành toàn diện cho nghiên cứu kinh doanh quốc tế bình duyệt (Kraus et al., 2022). Chiến lược mang tính hệ thống nhưng bị giới hạn bởi tập mỏ neo và mạng lưới trích dẫn của nó thay vì một điều tra toàn bộ cơ sở dữ liệu. Các tìm kiếm bổ sung được tiến hành trong ABI/INFORM Complete, Business Source Complete (EBSCO), ScienceDirect, SpringerLink và Emerald Insight để tối đa hóa độ phủ các tạp chí kinh doanh quốc tế và quản lý chuyên ngành không được lập chỉ mục đầy đủ trong WoS hay Scopus. Tìm kiếm thủ công bổ sung qua truy vết trích dẫn lùi được áp dụng cho năm phân tích tổng hợp mỏ neo: Bausch và Krist (2007), Kirca et al. (2012), Marano et al. (2016), Schwens et al. (2018) và Arte và Larimo (2022); truy vết trích dẫn tiến được tiến hành trong Google Scholar dùng cùng năm mỏ neo để xác định văn liệu trích dẫn được công bố sau 2022.</w:t>
+        <w:t xml:space="preserve">Tìm kiếm hệ thống được neo trên truy vết trích dẫn lùi và tiến của năm phân tích tổng hợp chuẩn mốc (chi tiết bên dưới) và bổ sung bằng các truy vấn có cấu trúc trong Web of Science (WoS Core Collection: SSCI, SCI-E, ESCI) và Scopus, hai cơ sở dữ liệu đa ngành toàn diện cho nghiên cứu kinh doanh quốc tế bình duyệt (Kraus et al., 2022). Chiến lược mang tính hệ thống nhưng bị giới hạn bởi tập mỏ neo và mạng lưới trích dẫn của nó thay vì một điều tra toàn bộ cơ sở dữ liệu. Các tìm kiếm bổ sung được tiến hành trong ABI/INFORM Complete, Business Source Complete (EBSCO), ScienceDirect, SpringerLink và Emerald Insight để tối đa hóa độ phủ các tạp chí kinh doanh quốc tế và quản lý chuyên ngành không được lập chỉ mục đầy đủ trong WoS hay Scopus. Tìm kiếm thủ công bổ sung qua truy vết trích dẫn lùi được áp dụng cho năm phân tích tổng hợp mỏ neo: Bausch và Krist (2007), Kirca et al. (2012), Marano et al. (2016), Schwens et al. (2018) và Arte và Larimo (2022); truy vết trích dẫn tiến được tiến hành trong Google Scholar dùng cùng năm mỏ neo để xác định văn liệu trích dẫn được công bố sau 2022.</w:t>
       </w:r>
     </w:p>
     <w:p>
@@ -2261,8 +2275,8 @@
         <w:t xml:space="preserve">Quy trình đầy đủ, bao gồm chuỗi tìm kiếm, quy tắc quyết định đủ điều kiện, hướng dẫn mã hóa biến điều tiết và đặc tả mô hình metafor dự kiến, được đăng ký trên OSF (DOI: [chèn DOI OSF khi nộp]). Vì tập nghiên cứu đã được lắp ráp, đây là một đăng ký minh bạch của kế hoạch phân tích thay vì một đăng ký trước không-thấy-dữ-liệu; tài liệu quy trình có sẵn từ tác giả liên hệ.</w:t>
       </w:r>
     </w:p>
-    <w:bookmarkEnd w:id="33"/>
-    <w:bookmarkStart w:id="34" w:name="Xcf84988d6fa7df0120e715b662fa24d7ce563d1"/>
+    <w:bookmarkEnd w:id="31"/>
+    <w:bookmarkStart w:id="32" w:name="X8dc9672ca3d0c10a2809daa2b29591e1674f542"/>
     <w:p>
       <w:pPr>
         <w:pStyle w:val="Heading3"/>
@@ -2282,7 +2296,7 @@
     <w:tbl>
       <w:tblPr>
         <w:tblStyle w:val="Table"/>
-        <w:tblW w:type="auto" w:w="0"/>
+        <w:tblW w:type="pct" w:w="5000"/>
         <w:tblLook w:firstRow="1" w:lastRow="0" w:firstColumn="0" w:lastColumn="0" w:noHBand="0" w:noVBand="0" w:val="0020"/>
         <w:jc w:val="start"/>
       </w:tblPr>
@@ -2429,7 +2443,7 @@
               <w:jc w:val="left"/>
             </w:pPr>
             <w:r>
-              <w:t xml:space="preserve">Dựa trên kế toán (ROA, ROE, ROS); dựa trên thị trường (Tobin's Q, lợi nhuận cổ phiếu); dựa trên năng suất (năng suất lao động, TFP)</w:t>
+              <w:t xml:space="preserve">Dựa trên kế toán (ROA, ROE, ROS); dựa trên thị trường (Tobin’s Q, lợi nhuận cổ phiếu); dựa trên năng suất (năng suất lao động, TFP)</w:t>
             </w:r>
           </w:p>
         </w:tc>
@@ -2796,7 +2810,25 @@
         <w:t xml:space="preserve"> </w:t>
       </w:r>
       <w:r>
-        <w:t xml:space="preserve">= 288 cỡ hiệu ứng đủ điều kiện cho tổng hợp. Vì việc xác định tiến hành bằng chuỗi trích dẫn thay vì một lần xuất từ cơ sở dữ liệu đơn lẻ, dòng được báo cáo theo biến thể "studies identified via other methods" (nghiên cứu được xác định qua phương pháp khác) của PRISMA 2020 (Phụ lục A); do đó, các đếm số điều tra cơ sở dữ liệu theo từng giai đoạn không áp dụng. Tập đã tổng hợp (</w:t>
+        <w:t xml:space="preserve">= 288 cỡ hiệu ứng đủ điều kiện cho tổng hợp. Vì việc xác định tiến hành bằng chuỗi trích dẫn thay vì một lần xuất từ cơ sở dữ liệu đơn lẻ, dòng được báo cáo theo biến thể</w:t>
+      </w:r>
+      <w:r>
+        <w:t xml:space="preserve"> </w:t>
+      </w:r>
+      <w:r>
+        <w:t xml:space="preserve">“</w:t>
+      </w:r>
+      <w:r>
+        <w:t xml:space="preserve">studies identified via other methods</w:t>
+      </w:r>
+      <w:r>
+        <w:t xml:space="preserve">”</w:t>
+      </w:r>
+      <w:r>
+        <w:t xml:space="preserve"> </w:t>
+      </w:r>
+      <w:r>
+        <w:t xml:space="preserve">(nghiên cứu được xác định qua phương pháp khác) của PRISMA 2020 (Phụ lục A); do đó, các đếm số điều tra cơ sở dữ liệu theo từng giai đoạn không áp dụng. Tập đã tổng hợp (</w:t>
       </w:r>
       <w:r>
         <w:rPr>
@@ -2828,8 +2860,8 @@
         <w:t xml:space="preserve">= 288) là cố định và được dữ liệu hậu thuẫn, và cơ sở dữ liệu đã mã hóa có sẵn từ tác giả liên hệ.</w:t>
       </w:r>
     </w:p>
-    <w:bookmarkEnd w:id="34"/>
-    <w:bookmarkStart w:id="38" w:name="Xa94ab31dda7c1f91a02c4dc32b9c25c3dcd9c6b"/>
+    <w:bookmarkEnd w:id="32"/>
+    <w:bookmarkStart w:id="36" w:name="trích-xuất-dữ-liệu-và-bảo-đảm-chất-lượng"/>
     <w:p>
       <w:pPr>
         <w:pStyle w:val="Heading3"/>
@@ -2838,7 +2870,7 @@
         <w:t xml:space="preserve">3.3 Trích xuất dữ liệu và bảo đảm chất lượng</w:t>
       </w:r>
     </w:p>
-    <w:bookmarkStart w:id="35" w:name="Xb9a79980bc46c765353197e9f3a838c81c2734a"/>
+    <w:bookmarkStart w:id="33" w:name="quy-trình-trích-xuất-cỡ-hiệu-ứng"/>
     <w:p>
       <w:pPr>
         <w:pStyle w:val="Heading4"/>
@@ -3255,8 +3287,8 @@
         <w:t xml:space="preserve">Tất cả các bản ghi đã trích xuất và mã hóa được nhập vào cơ sở dữ liệu nghiên cứu lâu dài và chịu kiểm chứng nhập-kép như một phần của quy trình độ tin cậy liên mã hóa được mô tả trong §3.3.2.</w:t>
       </w:r>
     </w:p>
-    <w:bookmarkEnd w:id="35"/>
-    <w:bookmarkStart w:id="36" w:name="Xcdbf443b5c9e1c1ae2d357e75f75fe1f8892a8c"/>
+    <w:bookmarkEnd w:id="33"/>
+    <w:bookmarkStart w:id="34" w:name="đánh-giá-độ-tin-cậy-liên-mã-hóa"/>
     <w:p>
       <w:pPr>
         <w:pStyle w:val="Heading4"/>
@@ -3339,30 +3371,48 @@
         <w:pStyle w:val="BodyText"/>
       </w:pPr>
       <w:r>
-        <w:t xml:space="preserve">ICR được đánh giá dùng κ Cohen cho các biến phân loại (chế độ ICRV, giai đoạn DPL, ngành, loại thước đo DOI, loại thước đo hiệu quả) và ICC(2, 1) hiệu ứng ngẫu nhiên hai chiều cho điểm cDAI liên tục. Ngưỡng mục tiêu κ ≥ 0,70 tuân theo tiêu chí "đồng thuận đáng kể" của Landis và Koch (1977), đại diện cho mức tối thiểu chấp nhận được cho mã hóa phân tích tổng hợp trong nghiên cứu IB (Aguinis et al., 2011). Các thống kê ICR được báo cáo trong Bảng 3.1 (xem Kết quả, §4.1); tất cả các mục tiêu đều đạt trước khi bắt đầu mã hóa 80% còn lại của tập nghiên cứu.</w:t>
-      </w:r>
-    </w:p>
+        <w:t xml:space="preserve">ICR được đánh giá dùng κ Cohen cho các biến phân loại (chế độ ICRV, giai đoạn DPL, ngành, loại thước đo DOI, loại thước đo hiệu quả) và ICC(2, 1) hiệu ứng ngẫu nhiên hai chiều cho điểm cDAI liên tục. Ngưỡng mục tiêu κ ≥ 0,70 tuân theo tiêu chí</w:t>
+      </w:r>
+      <w:r>
+        <w:t xml:space="preserve"> </w:t>
+      </w:r>
+      <w:r>
+        <w:t xml:space="preserve">“</w:t>
+      </w:r>
+      <w:r>
+        <w:t xml:space="preserve">đồng thuận đáng kể</w:t>
+      </w:r>
+      <w:r>
+        <w:t xml:space="preserve">”</w:t>
+      </w:r>
+      <w:r>
+        <w:t xml:space="preserve"> </w:t>
+      </w:r>
+      <w:r>
+        <w:t xml:space="preserve">của Landis và Koch (1977), đại diện cho mức tối thiểu chấp nhận được cho mã hóa phân tích tổng hợp trong nghiên cứu IB (Aguinis et al., 2011). Các thống kê ICR được báo cáo trong Bảng 3.1 (xem Kết quả, §4.1); tất cả các mục tiêu đều đạt trước khi bắt đầu mã hóa 80% còn lại của tập nghiên cứu.</w:t>
+      </w:r>
+    </w:p>
+    <w:bookmarkEnd w:id="34"/>
+    <w:bookmarkStart w:id="35" w:name="rủi-ro-thiên-lệch-ở-cấp-nghiên-cứu"/>
+    <w:p>
+      <w:pPr>
+        <w:pStyle w:val="Heading4"/>
+      </w:pPr>
+      <w:r>
+        <w:t xml:space="preserve">3.3.3 Rủi ro thiên lệch ở cấp nghiên cứu</w:t>
+      </w:r>
+    </w:p>
+    <w:p>
+      <w:pPr>
+        <w:pStyle w:val="FirstParagraph"/>
+      </w:pPr>
+      <w:r>
+        <w:t xml:space="preserve">Nhất quán với thực hành đã được xác lập trong phân tích tổng hợp quốc tế hóa–hiệu quả (Bausch &amp; Krist, 2007; Marano et al., 2016), không có công cụ rủi ro-thiên-lệch chính thức ở cấp nghiên cứu (vd: RoB 2, ROBINS-I) được áp dụng cho từng nghiên cứu sơ cấp. Tập nghiên cứu I→P chỉ gồm các nghiên cứu khảo sát quan sát bình duyệt; các mối đe dọa liên quan nhất với văn liệu này, thiên lệch công bố, thiên lệch biến bị bỏ sót và tính dị biệt đo lường trong thao tác hóa DOI, được giải quyết ở cấp tổng hợp thay vì cấp nghiên cứu. Thiên lệch công bố được đánh giá qua kiểm định hồi quy Egger, kiểm định tương quan hạng của Begg và Mazumdar (1994) và thủ tục cắt-và-điền của Duval và Tweedie (2000) (§3.6). Tính dị biệt đo lường được giải quyết qua mã hóa biến điều tiết loại DOI (FSTS, FATA, entropy, đếm) và loại hiệu quả, và qua việc mô hình ba cấp phân rã rõ ràng phương sai trong-nghiên-cứu quy cho nhiều đặc tả trên mỗi nghiên cứu.</w:t>
+      </w:r>
+    </w:p>
+    <w:bookmarkEnd w:id="35"/>
     <w:bookmarkEnd w:id="36"/>
-    <w:bookmarkStart w:id="37" w:name="X3c178d2db741a1bf2124f05788e5b311a798b78"/>
-    <w:p>
-      <w:pPr>
-        <w:pStyle w:val="Heading4"/>
-      </w:pPr>
-      <w:r>
-        <w:t xml:space="preserve">3.3.3 Rủi ro thiên lệch ở cấp nghiên cứu</w:t>
-      </w:r>
-    </w:p>
-    <w:p>
-      <w:pPr>
-        <w:pStyle w:val="FirstParagraph"/>
-      </w:pPr>
-      <w:r>
-        <w:t xml:space="preserve">Nhất quán với thực hành đã được xác lập trong phân tích tổng hợp quốc tế hóa–hiệu quả (Bausch &amp; Krist, 2007; Marano et al., 2016), không có công cụ rủi ro-thiên-lệch chính thức ở cấp nghiên cứu (vd: RoB 2, ROBINS-I) được áp dụng cho từng nghiên cứu sơ cấp. Tập nghiên cứu I→P chỉ gồm các nghiên cứu khảo sát quan sát bình duyệt; các mối đe dọa liên quan nhất với văn liệu này, thiên lệch công bố, thiên lệch biến bị bỏ sót và tính dị biệt đo lường trong thao tác hóa DOI, được giải quyết ở cấp tổng hợp thay vì cấp nghiên cứu. Thiên lệch công bố được đánh giá qua kiểm định hồi quy Egger, kiểm định tương quan hạng của Begg và Mazumdar (1994) và thủ tục cắt-và-điền của Duval và Tweedie (2000) (§3.6). Tính dị biệt đo lường được giải quyết qua mã hóa biến điều tiết loại DOI (FSTS, FATA, entropy, đếm) và loại hiệu quả, và qua việc mô hình ba cấp phân rã rõ ràng phương sai trong-nghiên-cứu quy cho nhiều đặc tả trên mỗi nghiên cứu.</w:t>
-      </w:r>
-    </w:p>
-    <w:bookmarkEnd w:id="37"/>
-    <w:bookmarkEnd w:id="38"/>
-    <w:bookmarkStart w:id="39" w:name="X5a17222f70d18eca496f0ce77254bd86d751d21"/>
+    <w:bookmarkStart w:id="37" w:name="quy-trình-mã-hóa-biến-điều-tiết"/>
     <w:p>
       <w:pPr>
         <w:pStyle w:val="Heading3"/>
@@ -3413,7 +3463,40 @@
         <w:t xml:space="preserve">Quốc gia gốc</w:t>
       </w:r>
       <w:r>
-        <w:t xml:space="preserve">, mã ISO 3166-1 alpha-3; các nghiên cứu đa quốc gia mã hóa là "pooled" với chế độ ICRV gán cho quốc gia chủ đạo nếu một quốc gia đóng góp ≥ 60% mẫu, nếu không thì mã hóa là "cross-regime".</w:t>
+        <w:t xml:space="preserve">, mã ISO 3166-1 alpha-3; các nghiên cứu đa quốc gia mã hóa là</w:t>
+      </w:r>
+      <w:r>
+        <w:t xml:space="preserve"> </w:t>
+      </w:r>
+      <w:r>
+        <w:t xml:space="preserve">“</w:t>
+      </w:r>
+      <w:r>
+        <w:t xml:space="preserve">pooled</w:t>
+      </w:r>
+      <w:r>
+        <w:t xml:space="preserve">”</w:t>
+      </w:r>
+      <w:r>
+        <w:t xml:space="preserve"> </w:t>
+      </w:r>
+      <w:r>
+        <w:t xml:space="preserve">với chế độ ICRV gán cho quốc gia chủ đạo nếu một quốc gia đóng góp ≥ 60% mẫu, nếu không thì mã hóa là</w:t>
+      </w:r>
+      <w:r>
+        <w:t xml:space="preserve"> </w:t>
+      </w:r>
+      <w:r>
+        <w:t xml:space="preserve">“</w:t>
+      </w:r>
+      <w:r>
+        <w:t xml:space="preserve">cross-regime</w:t>
+      </w:r>
+      <w:r>
+        <w:t xml:space="preserve">”</w:t>
+      </w:r>
+      <w:r>
+        <w:t xml:space="preserve">.</w:t>
       </w:r>
     </w:p>
     <w:p>
@@ -3470,7 +3553,7 @@
         <w:t xml:space="preserve">Thao tác hóa hiệu quả</w:t>
       </w:r>
       <w:r>
-        <w:t xml:space="preserve">, dựa trên kế toán (ROA, ROE, ROS); dựa trên thị trường (Tobin's Q, lợi nhuận cổ phiếu); dựa trên năng suất (năng suất lao động, TFP); hợp thành (hỗn hợp).</w:t>
+        <w:t xml:space="preserve">, dựa trên kế toán (ROA, ROE, ROS); dựa trên thị trường (Tobin’s Q, lợi nhuận cổ phiếu); dựa trên năng suất (năng suất lao động, TFP); hợp thành (hỗn hợp).</w:t>
       </w:r>
     </w:p>
     <w:p>
@@ -3527,11 +3610,74 @@
         <w:t xml:space="preserve">Giai đoạn DPL</w:t>
       </w:r>
       <w:r>
-        <w:t xml:space="preserve">, "Precede": thu thập dữ liệu chủ yếu trước 2009 (năm dữ liệu trung vị &lt; 2009); "Span": thu thập dữ liệu bắc qua 2005–2014 hoặc không phân loại được là chủ yếu Precede hay Follow; "Follow": thu thập dữ liệu chủ yếu sau 2014 (năm dữ liệu trung vị ≥ 2015). Các nghiên cứu mà năm dữ liệu không xác định được từ bài báo được mã hóa là "Span" theo mặc định và đánh dấu.</w:t>
-      </w:r>
-    </w:p>
-    <w:bookmarkEnd w:id="39"/>
-    <w:bookmarkStart w:id="40" w:name="X1115362679acea0f01902fd81b224cbed415c6a"/>
+        <w:t xml:space="preserve">,</w:t>
+      </w:r>
+      <w:r>
+        <w:t xml:space="preserve"> </w:t>
+      </w:r>
+      <w:r>
+        <w:t xml:space="preserve">“</w:t>
+      </w:r>
+      <w:r>
+        <w:t xml:space="preserve">Precede</w:t>
+      </w:r>
+      <w:r>
+        <w:t xml:space="preserve">”</w:t>
+      </w:r>
+      <w:r>
+        <w:t xml:space="preserve">: thu thập dữ liệu chủ yếu trước 2009 (năm dữ liệu trung vị &lt; 2009);</w:t>
+      </w:r>
+      <w:r>
+        <w:t xml:space="preserve"> </w:t>
+      </w:r>
+      <w:r>
+        <w:t xml:space="preserve">“</w:t>
+      </w:r>
+      <w:r>
+        <w:t xml:space="preserve">Span</w:t>
+      </w:r>
+      <w:r>
+        <w:t xml:space="preserve">”</w:t>
+      </w:r>
+      <w:r>
+        <w:t xml:space="preserve">: thu thập dữ liệu bắc qua 2005–2014 hoặc không phân loại được là chủ yếu Precede hay Follow;</w:t>
+      </w:r>
+      <w:r>
+        <w:t xml:space="preserve"> </w:t>
+      </w:r>
+      <w:r>
+        <w:t xml:space="preserve">“</w:t>
+      </w:r>
+      <w:r>
+        <w:t xml:space="preserve">Follow</w:t>
+      </w:r>
+      <w:r>
+        <w:t xml:space="preserve">”</w:t>
+      </w:r>
+      <w:r>
+        <w:t xml:space="preserve">: thu thập dữ liệu chủ yếu sau 2014 (năm dữ liệu trung vị ≥ 2015). Các nghiên cứu mà năm dữ liệu không xác định được từ bài báo được mã hóa là</w:t>
+      </w:r>
+      <w:r>
+        <w:t xml:space="preserve"> </w:t>
+      </w:r>
+      <w:r>
+        <w:t xml:space="preserve">“</w:t>
+      </w:r>
+      <w:r>
+        <w:t xml:space="preserve">Span</w:t>
+      </w:r>
+      <w:r>
+        <w:t xml:space="preserve">”</w:t>
+      </w:r>
+      <w:r>
+        <w:t xml:space="preserve"> </w:t>
+      </w:r>
+      <w:r>
+        <w:t xml:space="preserve">theo mặc định và đánh dấu.</w:t>
+      </w:r>
+    </w:p>
+    <w:bookmarkEnd w:id="37"/>
+    <w:bookmarkStart w:id="38" w:name="mô-hình-thống-kê-mara-ba-cấp"/>
     <w:p>
       <w:pPr>
         <w:pStyle w:val="Heading3"/>
@@ -4947,7 +5093,7 @@
         <w:t xml:space="preserve"> </w:t>
       </w:r>
       <w:r>
-        <w:t xml:space="preserve">cỡ hiệu ứng (Cheung, 2014, pt. 15). Tổng</w:t>
+        <w:t xml:space="preserve">cỡ hiệu ứng (Cheung, 2014, pt. 15). Tổng</w:t>
       </w:r>
       <w:r>
         <w:t xml:space="preserve"> </w:t>
@@ -5110,8 +5256,8 @@
         <w:t xml:space="preserve">hai phía.</w:t>
       </w:r>
     </w:p>
-    <w:bookmarkEnd w:id="40"/>
-    <w:bookmarkStart w:id="41" w:name="X66a963ff03357133ccf9d54a6f14132624cd241"/>
+    <w:bookmarkEnd w:id="38"/>
+    <w:bookmarkStart w:id="39" w:name="đánh-giá-thiên-lệch-công-bố"/>
     <w:p>
       <w:pPr>
         <w:pStyle w:val="Heading3"/>
@@ -5125,7 +5271,7 @@
         <w:pStyle w:val="FirstParagraph"/>
       </w:pPr>
       <w:r>
-        <w:t xml:space="preserve">Thiên lệch công bố được đánh giá dùng bốn kiểm định bổ trợ, theo cách tiếp cận phân bậc được Borenstein et al. (2021, ch. 30) và Vevea và Woods (2005) khuyến nghị. Thứ nhất,</w:t>
+        <w:t xml:space="preserve">Thiên lệch công bố được đánh giá dùng bốn kiểm định bổ trợ, theo cách tiếp cận phân bậc được Borenstein et al. (2021, ch. 30) và Vevea và Woods (2005) khuyến nghị. Thứ nhất,</w:t>
       </w:r>
       <w:r>
         <w:t xml:space="preserve"> </w:t>
@@ -5274,8 +5420,8 @@
         <w:t xml:space="preserve">(Stanley &amp; Doucouliagos, 2014) được áp dụng như một hiệu chỉnh thiên lệch công bố dựa trên mô hình: kiểm định hiệu ứng-độ-chính-xác (PET) hồi quy cỡ hiệu ứng trên sai số chuẩn của chúng; nếu có ý nghĩa, ước lượng hiệu ứng-độ-chính-xác với sai số chuẩn (PEESE) thay sai số chuẩn bình phương làm biến hồi quy, cung cấp một ước lượng hiệu ứng thực sau khi hiệu chỉnh thiên lệch nghiên-cứu-nhỏ.</w:t>
       </w:r>
     </w:p>
-    <w:bookmarkEnd w:id="41"/>
-    <w:bookmarkStart w:id="42" w:name="X3ed2bd1f91fe0ca626ff492fbf88f33d08c2233"/>
+    <w:bookmarkEnd w:id="39"/>
+    <w:bookmarkStart w:id="40" w:name="kiểm-định-độ-vững"/>
     <w:p>
       <w:pPr>
         <w:pStyle w:val="Heading3"/>
@@ -5464,9 +5610,9 @@
         <w:t xml:space="preserve">≈ 180) để kiểm định liệu hiệu ứng phiên bản (các nghiên cứu cũ trung bình môi trường hạ tầng số thấp hơn) có giải thích các phát hiện giai đoạn DPL độc lập với cơ chế lý thuyết hay không.</w:t>
       </w:r>
     </w:p>
-    <w:bookmarkEnd w:id="42"/>
-    <w:bookmarkEnd w:id="43"/>
-    <w:bookmarkStart w:id="51" w:name="Xc1528237297c4ce8999628372a6b48494fd6214"/>
+    <w:bookmarkEnd w:id="40"/>
+    <w:bookmarkEnd w:id="41"/>
+    <w:bookmarkStart w:id="49" w:name="kết-quả"/>
     <w:p>
       <w:pPr>
         <w:pStyle w:val="Heading2"/>
@@ -5475,7 +5621,7 @@
         <w:t xml:space="preserve">4. Kết quả</w:t>
       </w:r>
     </w:p>
-    <w:bookmarkStart w:id="44" w:name="X3cd39f8074e26561c12c5392ecbbea57b245ed2"/>
+    <w:bookmarkStart w:id="42" w:name="mô-tả-mẫu-và-độ-tin-cậy-liên-mã-hóa"/>
     <w:p>
       <w:pPr>
         <w:pStyle w:val="Heading3"/>
@@ -5543,7 +5689,7 @@
     <w:tbl>
       <w:tblPr>
         <w:tblStyle w:val="Table"/>
-        <w:tblW w:type="auto" w:w="0"/>
+        <w:tblW w:type="pct" w:w="5000"/>
         <w:tblLook w:firstRow="1" w:lastRow="0" w:firstColumn="0" w:lastColumn="0" w:noHBand="0" w:noVBand="0" w:val="0020"/>
         <w:jc w:val="start"/>
       </w:tblPr>
@@ -6035,7 +6181,7 @@
     <w:tbl>
       <w:tblPr>
         <w:tblStyle w:val="Table"/>
-        <w:tblW w:type="auto" w:w="0"/>
+        <w:tblW w:type="pct" w:w="5000"/>
         <w:tblLook w:firstRow="1" w:lastRow="0" w:firstColumn="0" w:lastColumn="0" w:noHBand="0" w:noVBand="0" w:val="0020"/>
         <w:jc w:val="start"/>
       </w:tblPr>
@@ -6937,8 +7083,8 @@
         <w:t xml:space="preserve">) theo cDAI/DPL được báo cáo sau khử trùng lặp đa hiệu ứng.</w:t>
       </w:r>
     </w:p>
-    <w:bookmarkEnd w:id="44"/>
-    <w:bookmarkStart w:id="45" w:name="X25c6e1f9e180b92a1f321de4ff19b10b87f3922"/>
+    <w:bookmarkEnd w:id="42"/>
+    <w:bookmarkStart w:id="43" w:name="mô-hình-ba-cấp-nền"/>
     <w:p>
       <w:pPr>
         <w:pStyle w:val="Heading3"/>
@@ -7460,7 +7606,7 @@
               <w:jc w:val="left"/>
             </w:pPr>
             <w:r>
-              <w:t xml:space="preserve">62,5%</w:t>
+              <w:t xml:space="preserve">62,4%</w:t>
             </w:r>
           </w:p>
         </w:tc>
@@ -7631,11 +7777,11 @@
         <w:t xml:space="preserve">I</w:t>
       </w:r>
       <w:r>
-        <w:t xml:space="preserve">² = 62,5%, cho thấy tính dị biệt đáng kể vượt sai số lấy mẫu, động cơ cho phân tích biến điều tiết, dù các phân tích biến điều tiết ở §§4.3–4.5 không giải quyết tính dị biệt này một cách có ý nghĩa.</w:t>
-      </w:r>
-    </w:p>
-    <w:bookmarkEnd w:id="45"/>
-    <w:bookmarkStart w:id="46" w:name="X6f401aefd5ecc9c1a6553168ae9256ba7e348d4"/>
+        <w:t xml:space="preserve">² = 62,4%, cho thấy tính dị biệt đáng kể vượt sai số lấy mẫu, động cơ cho phân tích biến điều tiết, dù các phân tích biến điều tiết ở §§4.3–4.5 không giải quyết tính dị biệt này một cách có ý nghĩa.</w:t>
+      </w:r>
+    </w:p>
+    <w:bookmarkEnd w:id="43"/>
+    <w:bookmarkStart w:id="44" w:name="điều-tiết-icrv-5-chế-độ-h1"/>
     <w:p>
       <w:pPr>
         <w:pStyle w:val="Heading3"/>
@@ -7750,6 +7896,852 @@
           <w:i/>
         </w:rPr>
         <w:t xml:space="preserve">(kết quả MARA thực tế, k=238/K=288)</w:t>
+      </w:r>
+    </w:p>
+    <w:tbl>
+      <w:tblPr>
+        <w:tblStyle w:val="Table"/>
+        <w:tblW w:type="pct" w:w="5000"/>
+        <w:tblLook w:firstRow="1" w:lastRow="0" w:firstColumn="0" w:lastColumn="0" w:noHBand="0" w:noVBand="0" w:val="0020"/>
+        <w:jc w:val="start"/>
+      </w:tblPr>
+      <w:tblGrid>
+        <w:gridCol w:w="1584"/>
+        <w:gridCol w:w="1584"/>
+        <w:gridCol w:w="1584"/>
+        <w:gridCol w:w="1584"/>
+        <w:gridCol w:w="1584"/>
+      </w:tblGrid>
+      <w:tr>
+        <w:trPr>
+          <w:tblHeader w:val="true"/>
+        </w:trPr>
+        <w:tc>
+          <w:tcPr/>
+          <w:p>
+            <w:pPr>
+              <w:pStyle w:val="Compact"/>
+              <w:jc w:val="left"/>
+            </w:pPr>
+            <w:r>
+              <w:t xml:space="preserve">Chế độ</w:t>
+            </w:r>
+          </w:p>
+        </w:tc>
+        <w:tc>
+          <w:tcPr/>
+          <w:p>
+            <w:pPr>
+              <w:pStyle w:val="Compact"/>
+              <w:jc w:val="left"/>
+            </w:pPr>
+            <w:r>
+              <w:rPr>
+                <w:iCs/>
+                <w:i/>
+              </w:rPr>
+              <w:t xml:space="preserve">k</w:t>
+            </w:r>
+          </w:p>
+        </w:tc>
+        <w:tc>
+          <w:tcPr/>
+          <w:p>
+            <w:pPr>
+              <w:pStyle w:val="Compact"/>
+              <w:jc w:val="left"/>
+            </w:pPr>
+            <w:r>
+              <w:rPr>
+                <w:iCs/>
+                <w:i/>
+              </w:rPr>
+              <w:t xml:space="preserve">r̄</w:t>
+            </w:r>
+          </w:p>
+        </w:tc>
+        <w:tc>
+          <w:tcPr/>
+          <w:p>
+            <w:pPr>
+              <w:pStyle w:val="Compact"/>
+              <w:jc w:val="left"/>
+            </w:pPr>
+            <w:r>
+              <w:t xml:space="preserve">95% CI</w:t>
+            </w:r>
+          </w:p>
+        </w:tc>
+        <w:tc>
+          <w:tcPr/>
+          <w:p>
+            <w:pPr>
+              <w:pStyle w:val="Compact"/>
+              <w:jc w:val="left"/>
+            </w:pPr>
+            <w:r>
+              <w:t xml:space="preserve">Ghi chú</w:t>
+            </w:r>
+          </w:p>
+        </w:tc>
+      </w:tr>
+      <w:tr>
+        <w:tc>
+          <w:tcPr/>
+          <w:p>
+            <w:pPr>
+              <w:pStyle w:val="Compact"/>
+              <w:jc w:val="left"/>
+            </w:pPr>
+            <w:r>
+              <w:t xml:space="preserve">I, Advanced-Innovation (SG, HK, KR, JP, UK, US…)</w:t>
+            </w:r>
+          </w:p>
+        </w:tc>
+        <w:tc>
+          <w:tcPr/>
+          <w:p>
+            <w:pPr>
+              <w:pStyle w:val="Compact"/>
+              <w:jc w:val="left"/>
+            </w:pPr>
+            <w:r>
+              <w:t xml:space="preserve">139</w:t>
+            </w:r>
+          </w:p>
+        </w:tc>
+        <w:tc>
+          <w:tcPr/>
+          <w:p>
+            <w:pPr>
+              <w:pStyle w:val="Compact"/>
+              <w:jc w:val="left"/>
+            </w:pPr>
+            <w:r>
+              <w:t xml:space="preserve">0,079</w:t>
+            </w:r>
+          </w:p>
+        </w:tc>
+        <w:tc>
+          <w:tcPr/>
+          <w:p>
+            <w:pPr>
+              <w:pStyle w:val="Compact"/>
+              <w:jc w:val="left"/>
+            </w:pPr>
+            <w:r>
+              <w:t xml:space="preserve">[0,058, 0,099]</w:t>
+            </w:r>
+          </w:p>
+        </w:tc>
+        <w:tc>
+          <w:tcPr/>
+          <w:p>
+            <w:pPr>
+              <w:pStyle w:val="Compact"/>
+              <w:jc w:val="left"/>
+            </w:pPr>
+            <w:r>
+              <w:t xml:space="preserve">Nhóm lớn nhất; nhìn chung nhất quán với H1</w:t>
+            </w:r>
+          </w:p>
+        </w:tc>
+      </w:tr>
+      <w:tr>
+        <w:tc>
+          <w:tcPr/>
+          <w:p>
+            <w:pPr>
+              <w:pStyle w:val="Compact"/>
+              <w:jc w:val="left"/>
+            </w:pPr>
+            <w:r>
+              <w:t xml:space="preserve">II, Upper-middle</w:t>
+            </w:r>
+          </w:p>
+        </w:tc>
+        <w:tc>
+          <w:tcPr/>
+          <w:p>
+            <w:pPr>
+              <w:pStyle w:val="Compact"/>
+              <w:jc w:val="left"/>
+            </w:pPr>
+            <w:r>
+              <w:t xml:space="preserve">25</w:t>
+            </w:r>
+          </w:p>
+        </w:tc>
+        <w:tc>
+          <w:tcPr/>
+          <w:p>
+            <w:pPr>
+              <w:pStyle w:val="Compact"/>
+              <w:jc w:val="left"/>
+            </w:pPr>
+            <w:r>
+              <w:t xml:space="preserve">0,065</w:t>
+            </w:r>
+          </w:p>
+        </w:tc>
+        <w:tc>
+          <w:tcPr/>
+          <w:p>
+            <w:pPr>
+              <w:pStyle w:val="Compact"/>
+              <w:jc w:val="left"/>
+            </w:pPr>
+            <w:r>
+              <w:t xml:space="preserve">[0,020, 0,109]</w:t>
+            </w:r>
+          </w:p>
+        </w:tc>
+        <w:tc>
+          <w:tcPr/>
+          <w:p>
+            <w:pPr>
+              <w:pStyle w:val="Compact"/>
+              <w:jc w:val="left"/>
+            </w:pPr>
+            <w:r>
+              <w:t xml:space="preserve">ns so với Nhóm I (b = −0,014,</w:t>
+            </w:r>
+            <w:r>
+              <w:t xml:space="preserve"> </w:t>
+            </w:r>
+            <w:r>
+              <w:rPr>
+                <w:iCs/>
+                <w:i/>
+              </w:rPr>
+              <w:t xml:space="preserve">p</w:t>
+            </w:r>
+            <w:r>
+              <w:t xml:space="preserve"> </w:t>
+            </w:r>
+            <w:r>
+              <w:t xml:space="preserve">= 0,581)</w:t>
+            </w:r>
+          </w:p>
+        </w:tc>
+      </w:tr>
+      <w:tr>
+        <w:tc>
+          <w:tcPr/>
+          <w:p>
+            <w:pPr>
+              <w:pStyle w:val="Compact"/>
+              <w:jc w:val="left"/>
+            </w:pPr>
+            <w:r>
+              <w:t xml:space="preserve">III, Emerging (VN, IN, CN, PH…)</w:t>
+            </w:r>
+          </w:p>
+        </w:tc>
+        <w:tc>
+          <w:tcPr/>
+          <w:p>
+            <w:pPr>
+              <w:pStyle w:val="Compact"/>
+              <w:jc w:val="left"/>
+            </w:pPr>
+            <w:r>
+              <w:t xml:space="preserve">91</w:t>
+            </w:r>
+          </w:p>
+        </w:tc>
+        <w:tc>
+          <w:tcPr/>
+          <w:p>
+            <w:pPr>
+              <w:pStyle w:val="Compact"/>
+              <w:jc w:val="left"/>
+            </w:pPr>
+            <w:r>
+              <w:t xml:space="preserve">0,068</w:t>
+            </w:r>
+          </w:p>
+        </w:tc>
+        <w:tc>
+          <w:tcPr/>
+          <w:p>
+            <w:pPr>
+              <w:pStyle w:val="Compact"/>
+              <w:jc w:val="left"/>
+            </w:pPr>
+            <w:r>
+              <w:t xml:space="preserve">[0,044, 0,092]</w:t>
+            </w:r>
+          </w:p>
+        </w:tc>
+        <w:tc>
+          <w:tcPr/>
+          <w:p>
+            <w:pPr>
+              <w:pStyle w:val="Compact"/>
+              <w:jc w:val="left"/>
+            </w:pPr>
+            <w:r>
+              <w:t xml:space="preserve">ns so với Nhóm I (b = −0,011,</w:t>
+            </w:r>
+            <w:r>
+              <w:t xml:space="preserve"> </w:t>
+            </w:r>
+            <w:r>
+              <w:rPr>
+                <w:iCs/>
+                <w:i/>
+              </w:rPr>
+              <w:t xml:space="preserve">p</w:t>
+            </w:r>
+            <w:r>
+              <w:t xml:space="preserve"> </w:t>
+            </w:r>
+            <w:r>
+              <w:t xml:space="preserve">= 0,502)</w:t>
+            </w:r>
+          </w:p>
+        </w:tc>
+      </w:tr>
+      <w:tr>
+        <w:tc>
+          <w:tcPr/>
+          <w:p>
+            <w:pPr>
+              <w:pStyle w:val="Compact"/>
+              <w:jc w:val="left"/>
+            </w:pPr>
+            <w:r>
+              <w:t xml:space="preserve">FR, Frontier</w:t>
+            </w:r>
+          </w:p>
+        </w:tc>
+        <w:tc>
+          <w:tcPr/>
+          <w:p>
+            <w:pPr>
+              <w:pStyle w:val="Compact"/>
+              <w:jc w:val="left"/>
+            </w:pPr>
+            <w:r>
+              <w:t xml:space="preserve">3</w:t>
+            </w:r>
+          </w:p>
+        </w:tc>
+        <w:tc>
+          <w:tcPr/>
+          <w:p>
+            <w:pPr>
+              <w:pStyle w:val="Compact"/>
+              <w:jc w:val="left"/>
+            </w:pPr>
+            <w:r>
+              <w:t xml:space="preserve">0,349</w:t>
+            </w:r>
+          </w:p>
+        </w:tc>
+        <w:tc>
+          <w:tcPr/>
+          <w:p>
+            <w:pPr>
+              <w:pStyle w:val="Compact"/>
+              <w:jc w:val="left"/>
+            </w:pPr>
+            <w:r>
+              <w:t xml:space="preserve">[0,217, 0,468]</w:t>
+            </w:r>
+          </w:p>
+        </w:tc>
+        <w:tc>
+          <w:tcPr/>
+          <w:p>
+            <w:pPr>
+              <w:pStyle w:val="Compact"/>
+              <w:jc w:val="left"/>
+            </w:pPr>
+            <w:r>
+              <w:t xml:space="preserve">⚠️ chỉ</w:t>
+            </w:r>
+            <w:r>
+              <w:t xml:space="preserve"> </w:t>
+            </w:r>
+            <w:r>
+              <w:rPr>
+                <w:iCs/>
+                <w:i/>
+              </w:rPr>
+              <w:t xml:space="preserve">k</w:t>
+            </w:r>
+            <w:r>
+              <w:t xml:space="preserve"> </w:t>
+            </w:r>
+            <w:r>
+              <w:t xml:space="preserve">= 3; ước lượng không đáng tin (một điểm ngoại lai: Pouresmaeili et al.,</w:t>
+            </w:r>
+            <w:r>
+              <w:t xml:space="preserve"> </w:t>
+            </w:r>
+            <w:r>
+              <w:rPr>
+                <w:iCs/>
+                <w:i/>
+              </w:rPr>
+              <w:t xml:space="preserve">r</w:t>
+            </w:r>
+            <w:r>
+              <w:t xml:space="preserve"> </w:t>
+            </w:r>
+            <w:r>
+              <w:t xml:space="preserve">= 0,69,</w:t>
+            </w:r>
+            <w:r>
+              <w:t xml:space="preserve"> </w:t>
+            </w:r>
+            <w:r>
+              <w:rPr>
+                <w:iCs/>
+                <w:i/>
+              </w:rPr>
+              <w:t xml:space="preserve">n</w:t>
+            </w:r>
+            <w:r>
+              <w:t xml:space="preserve"> </w:t>
+            </w:r>
+            <w:r>
+              <w:t xml:space="preserve">= 226)</w:t>
+            </w:r>
+          </w:p>
+        </w:tc>
+      </w:tr>
+      <w:tr>
+        <w:tc>
+          <w:tcPr/>
+          <w:p>
+            <w:pPr>
+              <w:pStyle w:val="Compact"/>
+              <w:jc w:val="left"/>
+            </w:pPr>
+            <w:r>
+              <w:t xml:space="preserve">MX, Đa quốc gia / Hỗn hợp</w:t>
+            </w:r>
+          </w:p>
+        </w:tc>
+        <w:tc>
+          <w:tcPr/>
+          <w:p>
+            <w:pPr>
+              <w:pStyle w:val="Compact"/>
+              <w:jc w:val="left"/>
+            </w:pPr>
+            <w:r>
+              <w:t xml:space="preserve">30</w:t>
+            </w:r>
+          </w:p>
+        </w:tc>
+        <w:tc>
+          <w:tcPr/>
+          <w:p>
+            <w:pPr>
+              <w:pStyle w:val="Compact"/>
+              <w:jc w:val="left"/>
+            </w:pPr>
+            <w:r>
+              <w:t xml:space="preserve">0,053</w:t>
+            </w:r>
+          </w:p>
+        </w:tc>
+        <w:tc>
+          <w:tcPr/>
+          <w:p>
+            <w:pPr>
+              <w:pStyle w:val="Compact"/>
+              <w:jc w:val="left"/>
+            </w:pPr>
+            <w:r>
+              <w:t xml:space="preserve">[0,012, 0,094]</w:t>
+            </w:r>
+          </w:p>
+        </w:tc>
+        <w:tc>
+          <w:tcPr/>
+          <w:p>
+            <w:pPr>
+              <w:pStyle w:val="Compact"/>
+              <w:jc w:val="left"/>
+            </w:pPr>
+            <w:r>
+              <w:t xml:space="preserve">ns so với Nhóm I (b = −0,026,</w:t>
+            </w:r>
+            <w:r>
+              <w:t xml:space="preserve"> </w:t>
+            </w:r>
+            <w:r>
+              <w:rPr>
+                <w:iCs/>
+                <w:i/>
+              </w:rPr>
+              <w:t xml:space="preserve">p</w:t>
+            </w:r>
+            <w:r>
+              <w:t xml:space="preserve"> </w:t>
+            </w:r>
+            <w:r>
+              <w:t xml:space="preserve">= 0,269)</w:t>
+            </w:r>
+          </w:p>
+        </w:tc>
+      </w:tr>
+    </w:tbl>
+    <w:p>
+      <w:pPr>
+        <w:pStyle w:val="BodyText"/>
+      </w:pPr>
+      <w:r>
+        <w:t xml:space="preserve">Hình 2: Biểu đồ rừng ICRV 5 chế độ, hiệu ứng tổng hợp phân nhóm với 95% CI</w:t>
+      </w:r>
+    </w:p>
+    <w:p>
+      <w:pPr>
+        <w:pStyle w:val="BodyText"/>
+      </w:pPr>
+      <w:r>
+        <w:rPr>
+          <w:iCs/>
+          <w:i/>
+        </w:rPr>
+        <w:t xml:space="preserve">Hình 2.</w:t>
+      </w:r>
+      <w:r>
+        <w:t xml:space="preserve"> </w:t>
+      </w:r>
+      <w:r>
+        <w:t xml:space="preserve">Biểu đồ rừng phân nhóm ICRV.</w:t>
+      </w:r>
+      <w:r>
+        <w:t xml:space="preserve"> </w:t>
+      </w:r>
+      <w:r>
+        <w:rPr>
+          <w:iCs/>
+          <w:i/>
+        </w:rPr>
+        <w:t xml:space="preserve">r̄</w:t>
+      </w:r>
+      <w:r>
+        <w:t xml:space="preserve"> </w:t>
+      </w:r>
+      <w:r>
+        <w:t xml:space="preserve">tổng hợp và 95% CI cho mỗi chế độ thể chế đã mã hóa.</w:t>
+      </w:r>
+    </w:p>
+    <w:p>
+      <w:pPr>
+        <w:pStyle w:val="BodyText"/>
+      </w:pPr>
+      <w:r>
+        <w:rPr>
+          <w:iCs/>
+          <w:i/>
+        </w:rPr>
+        <w:t xml:space="preserve">Q</w:t>
+      </w:r>
+      <w:r>
+        <w:t xml:space="preserve">_M = 17,35 có ý nghĩa thống kê (</w:t>
+      </w:r>
+      <w:r>
+        <w:rPr>
+          <w:iCs/>
+          <w:i/>
+        </w:rPr>
+        <w:t xml:space="preserve">p</w:t>
+      </w:r>
+      <w:r>
+        <w:t xml:space="preserve"> </w:t>
+      </w:r>
+      <w:r>
+        <w:t xml:space="preserve">= 0,002) nhưng mẫu hình giữa-nhóm không xác nhận gradient đơn điệu giả thuyết (I &gt; II &gt; III &gt; Frontier). Các tương phản theo cặp đối với Nhóm I (giao điểm) cho thấy Nhóm II (</w:t>
+      </w:r>
+      <w:r>
+        <w:rPr>
+          <w:iCs/>
+          <w:i/>
+        </w:rPr>
+        <w:t xml:space="preserve">p</w:t>
+      </w:r>
+      <w:r>
+        <w:t xml:space="preserve"> </w:t>
+      </w:r>
+      <w:r>
+        <w:t xml:space="preserve">= 0,581), Nhóm III (</w:t>
+      </w:r>
+      <w:r>
+        <w:rPr>
+          <w:iCs/>
+          <w:i/>
+        </w:rPr>
+        <w:t xml:space="preserve">p</w:t>
+      </w:r>
+      <w:r>
+        <w:t xml:space="preserve"> </w:t>
+      </w:r>
+      <w:r>
+        <w:t xml:space="preserve">= 0,502) và MX (</w:t>
+      </w:r>
+      <w:r>
+        <w:rPr>
+          <w:iCs/>
+          <w:i/>
+        </w:rPr>
+        <w:t xml:space="preserve">p</w:t>
+      </w:r>
+      <w:r>
+        <w:t xml:space="preserve"> </w:t>
+      </w:r>
+      <w:r>
+        <w:t xml:space="preserve">= 0,269) không khác biệt có ý nghĩa so với bối cảnh Advanced-Innovation. Tương phản có ý nghĩa duy nhất là Nhóm I so với Frontier (b = +0,285,</w:t>
+      </w:r>
+      <w:r>
+        <w:t xml:space="preserve"> </w:t>
+      </w:r>
+      <w:r>
+        <w:rPr>
+          <w:iCs/>
+          <w:i/>
+        </w:rPr>
+        <w:t xml:space="preserve">p</w:t>
+      </w:r>
+      <w:r>
+        <w:t xml:space="preserve"> </w:t>
+      </w:r>
+      <w:r>
+        <w:t xml:space="preserve">&lt; 0,001), bị chi phối hoàn toàn bởi ước lượng nhóm Frontier</w:t>
+      </w:r>
+      <w:r>
+        <w:t xml:space="preserve"> </w:t>
+      </w:r>
+      <w:r>
+        <w:rPr>
+          <w:iCs/>
+          <w:i/>
+        </w:rPr>
+        <w:t xml:space="preserve">k</w:t>
+      </w:r>
+      <w:r>
+        <w:t xml:space="preserve"> </w:t>
+      </w:r>
+      <w:r>
+        <w:t xml:space="preserve">= 3, vốn bị một nghiên cứu ngoại lai chi phối (Pouresmaeili et al., 2018,</w:t>
+      </w:r>
+      <w:r>
+        <w:t xml:space="preserve"> </w:t>
+      </w:r>
+      <w:r>
+        <w:rPr>
+          <w:iCs/>
+          <w:i/>
+        </w:rPr>
+        <w:t xml:space="preserve">r</w:t>
+      </w:r>
+      <w:r>
+        <w:t xml:space="preserve"> </w:t>
+      </w:r>
+      <w:r>
+        <w:t xml:space="preserve">= 0,69). Loại trừ nhóm Frontier, không có khác biệt giữa-nhóm nào tiến gần ý nghĩa.</w:t>
+      </w:r>
+    </w:p>
+    <w:p>
+      <w:pPr>
+        <w:pStyle w:val="BodyText"/>
+      </w:pPr>
+      <w:r>
+        <w:t xml:space="preserve">Nhóm I (k=139, chủ yếu MNE phương Tây và các nền kinh tế tiên tiến châu Á) cho hiệu ứng I→P đáng tin cao nhất (</w:t>
+      </w:r>
+      <w:r>
+        <w:rPr>
+          <w:iCs/>
+          <w:i/>
+        </w:rPr>
+        <w:t xml:space="preserve">r̄</w:t>
+      </w:r>
+      <w:r>
+        <w:t xml:space="preserve"> </w:t>
+      </w:r>
+      <w:r>
+        <w:t xml:space="preserve">= 0,079), và Nhóm III (k=90, Emerging) cho</w:t>
+      </w:r>
+      <w:r>
+        <w:t xml:space="preserve"> </w:t>
+      </w:r>
+      <w:r>
+        <w:rPr>
+          <w:iCs/>
+          <w:i/>
+        </w:rPr>
+        <w:t xml:space="preserve">r̄</w:t>
+      </w:r>
+      <w:r>
+        <w:t xml:space="preserve"> </w:t>
+      </w:r>
+      <w:r>
+        <w:t xml:space="preserve">= 0,068, một khác biệt 0,011 nhất quán định hướng với CIMT nhưng không có ý nghĩa thống kê do tính dị biệt trong-nhóm. H1 (Q_M tính dị biệt giữa-chế-độ có ý nghĩa) được xác nhận, xác lập rằng cỡ hiệu ứng I→P biến thiên có hệ thống qua các chế độ ICRV. Tuy nhiên, thứ tự định hướng dự đoán của E1a (Advanced &gt; Emerging) và sàn Frontier dự đoán của E1b không thể xác nhận thống kê tại</w:t>
+      </w:r>
+      <w:r>
+        <w:t xml:space="preserve"> </w:t>
+      </w:r>
+      <w:r>
+        <w:rPr>
+          <w:iCs/>
+          <w:i/>
+        </w:rPr>
+        <w:t xml:space="preserve">k</w:t>
+      </w:r>
+      <w:r>
+        <w:t xml:space="preserve"> </w:t>
+      </w:r>
+      <w:r>
+        <w:t xml:space="preserve">= 3 Frontier. Các mệnh đề đặc thù gradient đòi hỏi</w:t>
+      </w:r>
+      <w:r>
+        <w:t xml:space="preserve"> </w:t>
+      </w:r>
+      <w:r>
+        <w:rPr>
+          <w:iCs/>
+          <w:i/>
+        </w:rPr>
+        <w:t xml:space="preserve">k</w:t>
+      </w:r>
+      <w:r>
+        <w:t xml:space="preserve"> </w:t>
+      </w:r>
+      <w:r>
+        <w:t xml:space="preserve">lớn hơn mỗi chế độ trước khi có thể được kiểm định đúng cách.</w:t>
+      </w:r>
+    </w:p>
+    <w:bookmarkEnd w:id="44"/>
+    <w:bookmarkStart w:id="45" w:name="điều-tiết-cdai-h3"/>
+    <w:p>
+      <w:pPr>
+        <w:pStyle w:val="Heading3"/>
+      </w:pPr>
+      <w:r>
+        <w:t xml:space="preserve">4.4 Điều tiết cDAI (H3)</w:t>
+      </w:r>
+    </w:p>
+    <w:p>
+      <w:pPr>
+        <w:pStyle w:val="FirstParagraph"/>
+      </w:pPr>
+      <w:r>
+        <w:rPr>
+          <w:iCs/>
+          <w:i/>
+        </w:rPr>
+        <w:t xml:space="preserve">Q</w:t>
+      </w:r>
+      <w:r>
+        <w:t xml:space="preserve">_M(cDAI) = 1,34 (</w:t>
+      </w:r>
+      <w:r>
+        <w:rPr>
+          <w:iCs/>
+          <w:i/>
+        </w:rPr>
+        <w:t xml:space="preserve">df</w:t>
+      </w:r>
+      <w:r>
+        <w:t xml:space="preserve"> </w:t>
+      </w:r>
+      <w:r>
+        <w:t xml:space="preserve">= 2,</w:t>
+      </w:r>
+      <w:r>
+        <w:t xml:space="preserve"> </w:t>
+      </w:r>
+      <w:r>
+        <w:rPr>
+          <w:iCs/>
+          <w:i/>
+        </w:rPr>
+        <w:t xml:space="preserve">p</w:t>
+      </w:r>
+      <w:r>
+        <w:t xml:space="preserve"> </w:t>
+      </w:r>
+      <w:r>
+        <w:t xml:space="preserve">= 0,513). H3</w:t>
+      </w:r>
+      <w:r>
+        <w:t xml:space="preserve"> </w:t>
+      </w:r>
+      <w:r>
+        <w:rPr>
+          <w:bCs/>
+          <w:b/>
+        </w:rPr>
+        <w:t xml:space="preserve">không được hỗ trợ</w:t>
+      </w:r>
+      <w:r>
+        <w:t xml:space="preserve">.</w:t>
+      </w:r>
+    </w:p>
+    <w:p>
+      <w:pPr>
+        <w:pStyle w:val="BodyText"/>
+      </w:pPr>
+      <w:r>
+        <w:t xml:space="preserve">Hồi quy phân tích tổng hợp với điểm cDAI liên tục: β_cDAI = +0,003 (</w:t>
+      </w:r>
+      <w:r>
+        <w:rPr>
+          <w:iCs/>
+          <w:i/>
+        </w:rPr>
+        <w:t xml:space="preserve">SE</w:t>
+      </w:r>
+      <w:r>
+        <w:t xml:space="preserve"> </w:t>
+      </w:r>
+      <w:r>
+        <w:t xml:space="preserve">= 0,010,</w:t>
+      </w:r>
+      <w:r>
+        <w:t xml:space="preserve"> </w:t>
+      </w:r>
+      <w:r>
+        <w:rPr>
+          <w:iCs/>
+          <w:i/>
+        </w:rPr>
+        <w:t xml:space="preserve">p</w:t>
+      </w:r>
+      <w:r>
+        <w:t xml:space="preserve"> </w:t>
+      </w:r>
+      <w:r>
+        <w:t xml:space="preserve">= 0,744). Cả kiểm định giữa-nhóm phân loại lẫn xu hướng tuyến tính liên tục đều không cho thấy điều tiết cDAI có ý nghĩa.</w:t>
+      </w:r>
+    </w:p>
+    <w:p>
+      <w:pPr>
+        <w:pStyle w:val="BodyText"/>
+      </w:pPr>
+      <w:r>
+        <w:rPr>
+          <w:bCs/>
+          <w:b/>
+        </w:rPr>
+        <w:t xml:space="preserve">Bảng 4.2, Phân nhóm cDAI</w:t>
+      </w:r>
+      <w:r>
+        <w:t xml:space="preserve"> </w:t>
+      </w:r>
+      <w:r>
+        <w:rPr>
+          <w:iCs/>
+          <w:i/>
+        </w:rPr>
+        <w:t xml:space="preserve">(kết quả MARA thực tế)</w:t>
       </w:r>
     </w:p>
     <w:tbl>
@@ -7778,7 +8770,7 @@
               <w:jc w:val="left"/>
             </w:pPr>
             <w:r>
-              <w:t xml:space="preserve">Chế độ</w:t>
+              <w:t xml:space="preserve">Nhóm cDAI</w:t>
             </w:r>
           </w:p>
         </w:tc>
@@ -7834,7 +8826,7 @@
               <w:jc w:val="left"/>
             </w:pPr>
             <w:r>
-              <w:t xml:space="preserve">Ghi chú</w:t>
+              <w:t xml:space="preserve">Δ so với Thấp</w:t>
             </w:r>
           </w:p>
         </w:tc>
@@ -7848,56 +8840,52 @@
               <w:jc w:val="left"/>
             </w:pPr>
             <w:r>
-              <w:t xml:space="preserve">I, Advanced-Innovation (SG, HK, KR, JP, UK, US…)</w:t>
-            </w:r>
-          </w:p>
-        </w:tc>
-        <w:tc>
-          <w:tcPr/>
-          <w:p>
-            <w:pPr>
-              <w:pStyle w:val="Compact"/>
-              <w:jc w:val="left"/>
-            </w:pPr>
-            <w:r>
-              <w:t xml:space="preserve">139</w:t>
-            </w:r>
-          </w:p>
-        </w:tc>
-        <w:tc>
-          <w:tcPr/>
-          <w:p>
-            <w:pPr>
-              <w:pStyle w:val="Compact"/>
-              <w:jc w:val="left"/>
-            </w:pPr>
-            <w:r>
-              <w:t xml:space="preserve">0,079</w:t>
-            </w:r>
-          </w:p>
-        </w:tc>
-        <w:tc>
-          <w:tcPr/>
-          <w:p>
-            <w:pPr>
-              <w:pStyle w:val="Compact"/>
-              <w:jc w:val="left"/>
-            </w:pPr>
-            <w:r>
-              <w:t xml:space="preserve">[0,058, 0,099]</w:t>
-            </w:r>
-          </w:p>
-        </w:tc>
-        <w:tc>
-          <w:tcPr/>
-          <w:p>
-            <w:pPr>
-              <w:pStyle w:val="Compact"/>
-              <w:jc w:val="left"/>
-            </w:pPr>
-            <w:r>
-              <w:t xml:space="preserve">Nhóm lớn nhất; nhìn chung nhất quán với H1</w:t>
-            </w:r>
+              <w:t xml:space="preserve">Thấp</w:t>
+            </w:r>
+          </w:p>
+        </w:tc>
+        <w:tc>
+          <w:tcPr/>
+          <w:p>
+            <w:pPr>
+              <w:pStyle w:val="Compact"/>
+              <w:jc w:val="left"/>
+            </w:pPr>
+            <w:r>
+              <w:t xml:space="preserve">174</w:t>
+            </w:r>
+          </w:p>
+        </w:tc>
+        <w:tc>
+          <w:tcPr/>
+          <w:p>
+            <w:pPr>
+              <w:pStyle w:val="Compact"/>
+              <w:jc w:val="left"/>
+            </w:pPr>
+            <w:r>
+              <w:t xml:space="preserve">0,075</w:t>
+            </w:r>
+          </w:p>
+        </w:tc>
+        <w:tc>
+          <w:tcPr/>
+          <w:p>
+            <w:pPr>
+              <w:pStyle w:val="Compact"/>
+              <w:jc w:val="left"/>
+            </w:pPr>
+            <w:r>
+              <w:t xml:space="preserve">[0,056, 0,094]</w:t>
+            </w:r>
+          </w:p>
+        </w:tc>
+        <w:tc>
+          <w:tcPr/>
+          <w:p>
+            <w:pPr>
+              <w:pStyle w:val="Compact"/>
+            </w:pPr>
           </w:p>
         </w:tc>
       </w:tr>
@@ -7910,55 +8898,55 @@
               <w:jc w:val="left"/>
             </w:pPr>
             <w:r>
-              <w:t xml:space="preserve">II, Upper-middle</w:t>
-            </w:r>
-          </w:p>
-        </w:tc>
-        <w:tc>
-          <w:tcPr/>
-          <w:p>
-            <w:pPr>
-              <w:pStyle w:val="Compact"/>
-              <w:jc w:val="left"/>
-            </w:pPr>
-            <w:r>
-              <w:t xml:space="preserve">25</w:t>
-            </w:r>
-          </w:p>
-        </w:tc>
-        <w:tc>
-          <w:tcPr/>
-          <w:p>
-            <w:pPr>
-              <w:pStyle w:val="Compact"/>
-              <w:jc w:val="left"/>
-            </w:pPr>
-            <w:r>
-              <w:t xml:space="preserve">0,065</w:t>
-            </w:r>
-          </w:p>
-        </w:tc>
-        <w:tc>
-          <w:tcPr/>
-          <w:p>
-            <w:pPr>
-              <w:pStyle w:val="Compact"/>
-              <w:jc w:val="left"/>
-            </w:pPr>
-            <w:r>
-              <w:t xml:space="preserve">[0,020, 0,109]</w:t>
-            </w:r>
-          </w:p>
-        </w:tc>
-        <w:tc>
-          <w:tcPr/>
-          <w:p>
-            <w:pPr>
-              <w:pStyle w:val="Compact"/>
-              <w:jc w:val="left"/>
-            </w:pPr>
-            <w:r>
-              <w:t xml:space="preserve">ns so với Nhóm I (b = −0,014,</w:t>
+              <w:t xml:space="preserve">Trung bình</w:t>
+            </w:r>
+          </w:p>
+        </w:tc>
+        <w:tc>
+          <w:tcPr/>
+          <w:p>
+            <w:pPr>
+              <w:pStyle w:val="Compact"/>
+              <w:jc w:val="left"/>
+            </w:pPr>
+            <w:r>
+              <w:t xml:space="preserve">76</w:t>
+            </w:r>
+          </w:p>
+        </w:tc>
+        <w:tc>
+          <w:tcPr/>
+          <w:p>
+            <w:pPr>
+              <w:pStyle w:val="Compact"/>
+              <w:jc w:val="left"/>
+            </w:pPr>
+            <w:r>
+              <w:t xml:space="preserve">0,063</w:t>
+            </w:r>
+          </w:p>
+        </w:tc>
+        <w:tc>
+          <w:tcPr/>
+          <w:p>
+            <w:pPr>
+              <w:pStyle w:val="Compact"/>
+              <w:jc w:val="left"/>
+            </w:pPr>
+            <w:r>
+              <w:t xml:space="preserve">[0,036, 0,090]</w:t>
+            </w:r>
+          </w:p>
+        </w:tc>
+        <w:tc>
+          <w:tcPr/>
+          <w:p>
+            <w:pPr>
+              <w:pStyle w:val="Compact"/>
+              <w:jc w:val="left"/>
+            </w:pPr>
+            <w:r>
+              <w:t xml:space="preserve">b = −0,012,</w:t>
             </w:r>
             <w:r>
               <w:t xml:space="preserve"> </w:t>
@@ -7974,7 +8962,7 @@
               <w:t xml:space="preserve"> </w:t>
             </w:r>
             <w:r>
-              <w:t xml:space="preserve">= 0,581)</w:t>
+              <w:t xml:space="preserve">= 0,489</w:t>
             </w:r>
           </w:p>
         </w:tc>
@@ -7988,55 +8976,55 @@
               <w:jc w:val="left"/>
             </w:pPr>
             <w:r>
-              <w:t xml:space="preserve">III, Emerging (VN, IN, CN, PH…)</w:t>
-            </w:r>
-          </w:p>
-        </w:tc>
-        <w:tc>
-          <w:tcPr/>
-          <w:p>
-            <w:pPr>
-              <w:pStyle w:val="Compact"/>
-              <w:jc w:val="left"/>
-            </w:pPr>
-            <w:r>
-              <w:t xml:space="preserve">91</w:t>
-            </w:r>
-          </w:p>
-        </w:tc>
-        <w:tc>
-          <w:tcPr/>
-          <w:p>
-            <w:pPr>
-              <w:pStyle w:val="Compact"/>
-              <w:jc w:val="left"/>
-            </w:pPr>
-            <w:r>
-              <w:t xml:space="preserve">0,068</w:t>
-            </w:r>
-          </w:p>
-        </w:tc>
-        <w:tc>
-          <w:tcPr/>
-          <w:p>
-            <w:pPr>
-              <w:pStyle w:val="Compact"/>
-              <w:jc w:val="left"/>
-            </w:pPr>
-            <w:r>
-              <w:t xml:space="preserve">[0,044, 0,092]</w:t>
-            </w:r>
-          </w:p>
-        </w:tc>
-        <w:tc>
-          <w:tcPr/>
-          <w:p>
-            <w:pPr>
-              <w:pStyle w:val="Compact"/>
-              <w:jc w:val="left"/>
-            </w:pPr>
-            <w:r>
-              <w:t xml:space="preserve">ns so với Nhóm I (b = −0,011,</w:t>
+              <w:t xml:space="preserve">Cao</w:t>
+            </w:r>
+          </w:p>
+        </w:tc>
+        <w:tc>
+          <w:tcPr/>
+          <w:p>
+            <w:pPr>
+              <w:pStyle w:val="Compact"/>
+              <w:jc w:val="left"/>
+            </w:pPr>
+            <w:r>
+              <w:t xml:space="preserve">38</w:t>
+            </w:r>
+          </w:p>
+        </w:tc>
+        <w:tc>
+          <w:tcPr/>
+          <w:p>
+            <w:pPr>
+              <w:pStyle w:val="Compact"/>
+              <w:jc w:val="left"/>
+            </w:pPr>
+            <w:r>
+              <w:t xml:space="preserve">0,091</w:t>
+            </w:r>
+          </w:p>
+        </w:tc>
+        <w:tc>
+          <w:tcPr/>
+          <w:p>
+            <w:pPr>
+              <w:pStyle w:val="Compact"/>
+              <w:jc w:val="left"/>
+            </w:pPr>
+            <w:r>
+              <w:t xml:space="preserve">[0,052, 0,129]</w:t>
+            </w:r>
+          </w:p>
+        </w:tc>
+        <w:tc>
+          <w:tcPr/>
+          <w:p>
+            <w:pPr>
+              <w:pStyle w:val="Compact"/>
+              <w:jc w:val="left"/>
+            </w:pPr>
+            <w:r>
+              <w:t xml:space="preserve">b = +0,016,</w:t>
             </w:r>
             <w:r>
               <w:t xml:space="preserve"> </w:t>
@@ -8052,195 +9040,7 @@
               <w:t xml:space="preserve"> </w:t>
             </w:r>
             <w:r>
-              <w:t xml:space="preserve">= 0,502)</w:t>
-            </w:r>
-          </w:p>
-        </w:tc>
-      </w:tr>
-      <w:tr>
-        <w:tc>
-          <w:tcPr/>
-          <w:p>
-            <w:pPr>
-              <w:pStyle w:val="Compact"/>
-              <w:jc w:val="left"/>
-            </w:pPr>
-            <w:r>
-              <w:t xml:space="preserve">FR, Frontier</w:t>
-            </w:r>
-          </w:p>
-        </w:tc>
-        <w:tc>
-          <w:tcPr/>
-          <w:p>
-            <w:pPr>
-              <w:pStyle w:val="Compact"/>
-              <w:jc w:val="left"/>
-            </w:pPr>
-            <w:r>
-              <w:t xml:space="preserve">3</w:t>
-            </w:r>
-          </w:p>
-        </w:tc>
-        <w:tc>
-          <w:tcPr/>
-          <w:p>
-            <w:pPr>
-              <w:pStyle w:val="Compact"/>
-              <w:jc w:val="left"/>
-            </w:pPr>
-            <w:r>
-              <w:t xml:space="preserve">0,349</w:t>
-            </w:r>
-          </w:p>
-        </w:tc>
-        <w:tc>
-          <w:tcPr/>
-          <w:p>
-            <w:pPr>
-              <w:pStyle w:val="Compact"/>
-              <w:jc w:val="left"/>
-            </w:pPr>
-            <w:r>
-              <w:t xml:space="preserve">[0,217, 0,468]</w:t>
-            </w:r>
-          </w:p>
-        </w:tc>
-        <w:tc>
-          <w:tcPr/>
-          <w:p>
-            <w:pPr>
-              <w:pStyle w:val="Compact"/>
-              <w:jc w:val="left"/>
-            </w:pPr>
-            <w:r>
-              <w:t xml:space="preserve">⚠️ chỉ</w:t>
-            </w:r>
-            <w:r>
-              <w:t xml:space="preserve"> </w:t>
-            </w:r>
-            <w:r>
-              <w:rPr>
-                <w:iCs/>
-                <w:i/>
-              </w:rPr>
-              <w:t xml:space="preserve">k</w:t>
-            </w:r>
-            <w:r>
-              <w:t xml:space="preserve"> </w:t>
-            </w:r>
-            <w:r>
-              <w:t xml:space="preserve">= 3; ước lượng không đáng tin (một điểm ngoại lai: Pouresmaeili et al.,</w:t>
-            </w:r>
-            <w:r>
-              <w:t xml:space="preserve"> </w:t>
-            </w:r>
-            <w:r>
-              <w:rPr>
-                <w:iCs/>
-                <w:i/>
-              </w:rPr>
-              <w:t xml:space="preserve">r</w:t>
-            </w:r>
-            <w:r>
-              <w:t xml:space="preserve"> </w:t>
-            </w:r>
-            <w:r>
-              <w:t xml:space="preserve">= 0,69,</w:t>
-            </w:r>
-            <w:r>
-              <w:t xml:space="preserve"> </w:t>
-            </w:r>
-            <w:r>
-              <w:rPr>
-                <w:iCs/>
-                <w:i/>
-              </w:rPr>
-              <w:t xml:space="preserve">n</w:t>
-            </w:r>
-            <w:r>
-              <w:t xml:space="preserve"> </w:t>
-            </w:r>
-            <w:r>
-              <w:t xml:space="preserve">= 226)</w:t>
-            </w:r>
-          </w:p>
-        </w:tc>
-      </w:tr>
-      <w:tr>
-        <w:tc>
-          <w:tcPr/>
-          <w:p>
-            <w:pPr>
-              <w:pStyle w:val="Compact"/>
-              <w:jc w:val="left"/>
-            </w:pPr>
-            <w:r>
-              <w:t xml:space="preserve">MX, Đa quốc gia / Hỗn hợp</w:t>
-            </w:r>
-          </w:p>
-        </w:tc>
-        <w:tc>
-          <w:tcPr/>
-          <w:p>
-            <w:pPr>
-              <w:pStyle w:val="Compact"/>
-              <w:jc w:val="left"/>
-            </w:pPr>
-            <w:r>
-              <w:t xml:space="preserve">30</w:t>
-            </w:r>
-          </w:p>
-        </w:tc>
-        <w:tc>
-          <w:tcPr/>
-          <w:p>
-            <w:pPr>
-              <w:pStyle w:val="Compact"/>
-              <w:jc w:val="left"/>
-            </w:pPr>
-            <w:r>
-              <w:t xml:space="preserve">0,053</w:t>
-            </w:r>
-          </w:p>
-        </w:tc>
-        <w:tc>
-          <w:tcPr/>
-          <w:p>
-            <w:pPr>
-              <w:pStyle w:val="Compact"/>
-              <w:jc w:val="left"/>
-            </w:pPr>
-            <w:r>
-              <w:t xml:space="preserve">[0,012, 0,094]</w:t>
-            </w:r>
-          </w:p>
-        </w:tc>
-        <w:tc>
-          <w:tcPr/>
-          <w:p>
-            <w:pPr>
-              <w:pStyle w:val="Compact"/>
-              <w:jc w:val="left"/>
-            </w:pPr>
-            <w:r>
-              <w:t xml:space="preserve">ns so với Nhóm I (b = −0,026,</w:t>
-            </w:r>
-            <w:r>
-              <w:t xml:space="preserve"> </w:t>
-            </w:r>
-            <w:r>
-              <w:rPr>
-                <w:iCs/>
-                <w:i/>
-              </w:rPr>
-              <w:t xml:space="preserve">p</w:t>
-            </w:r>
-            <w:r>
-              <w:t xml:space="preserve"> </w:t>
-            </w:r>
-            <w:r>
-              <w:t xml:space="preserve">= 0,269)</w:t>
+              <w:t xml:space="preserve">= 0,469</w:t>
             </w:r>
           </w:p>
         </w:tc>
@@ -8251,46 +9051,51 @@
         <w:pStyle w:val="BodyText"/>
       </w:pPr>
       <w:r>
-        <w:t xml:space="preserve">Hình 2: Biểu đồ rừng ICRV 5 chế độ, hiệu ứng tổng hợp phân nhóm với 95% CI</w:t>
-      </w:r>
-    </w:p>
-    <w:p>
-      <w:pPr>
-        <w:pStyle w:val="BodyText"/>
-      </w:pPr>
-      <w:r>
-        <w:rPr>
-          <w:iCs/>
-          <w:i/>
-        </w:rPr>
-        <w:t xml:space="preserve">Hình 2.</w:t>
-      </w:r>
-      <w:r>
-        <w:t xml:space="preserve"> </w:t>
-      </w:r>
-      <w:r>
-        <w:t xml:space="preserve">Biểu đồ rừng phân nhóm ICRV.</w:t>
-      </w:r>
-      <w:r>
-        <w:t xml:space="preserve"> </w:t>
-      </w:r>
-      <w:r>
-        <w:rPr>
-          <w:iCs/>
-          <w:i/>
-        </w:rPr>
-        <w:t xml:space="preserve">r̄</w:t>
-      </w:r>
-      <w:r>
-        <w:t xml:space="preserve"> </w:t>
-      </w:r>
-      <w:r>
-        <w:t xml:space="preserve">tổng hợp và 95% CI cho mỗi chế độ thể chế đã mã hóa.</w:t>
-      </w:r>
-    </w:p>
-    <w:p>
-      <w:pPr>
-        <w:pStyle w:val="BodyText"/>
+        <w:t xml:space="preserve">Cả ba trung bình phân nhóm cDAI đều dương có ý nghĩa (</w:t>
+      </w:r>
+      <w:r>
+        <w:rPr>
+          <w:iCs/>
+          <w:i/>
+        </w:rPr>
+        <w:t xml:space="preserve">p</w:t>
+      </w:r>
+      <w:r>
+        <w:t xml:space="preserve"> </w:t>
+      </w:r>
+      <w:r>
+        <w:t xml:space="preserve">&lt; 0,001) nhưng không khác biệt có ý nghĩa với nhau. Thứ tự không đơn điệu (Thấp &gt; Trung bình &lt; Cao) và các tương phản nhỏ, không có ý nghĩa không hỗ trợ gradient tuyến tính dương dự đoán. Tương tác cDAI × DPL không thể ước lượng đáng tin cậy trong mẫu hiện tại do điều tiết chính không có ý nghĩa. H3 không được hỗ trợ: áp dụng số cấp quốc gia (cDAI, đo qua Chỉ số DAI của Ngân hàng Thế giới / Chỉ số Phát triển Số ITU) không khuếch đại có ý nghĩa hiệu ứng I→P tổng hợp trong mẫu</w:t>
+      </w:r>
+      <w:r>
+        <w:t xml:space="preserve"> </w:t>
+      </w:r>
+      <w:r>
+        <w:rPr>
+          <w:iCs/>
+          <w:i/>
+        </w:rPr>
+        <w:t xml:space="preserve">k</w:t>
+      </w:r>
+      <w:r>
+        <w:t xml:space="preserve"> </w:t>
+      </w:r>
+      <w:r>
+        <w:t xml:space="preserve">= 238 này. Cần một mẫu lớn hơn với độ phân giải tốt hơn qua phổ cDAI để kiểm định giả thuyết gradient CDCM.</w:t>
+      </w:r>
+    </w:p>
+    <w:bookmarkEnd w:id="45"/>
+    <w:bookmarkStart w:id="46" w:name="điều-tiết-giai-đoạn-dpl-h2"/>
+    <w:p>
+      <w:pPr>
+        <w:pStyle w:val="Heading3"/>
+      </w:pPr>
+      <w:r>
+        <w:t xml:space="preserve">4.5 Điều tiết giai đoạn DPL (H2)</w:t>
+      </w:r>
+    </w:p>
+    <w:p>
+      <w:pPr>
+        <w:pStyle w:val="FirstParagraph"/>
       </w:pPr>
       <w:r>
         <w:rPr>
@@ -8300,7 +9105,23 @@
         <w:t xml:space="preserve">Q</w:t>
       </w:r>
       <w:r>
-        <w:t xml:space="preserve">_M = 17,35 có ý nghĩa thống kê (</w:t>
+        <w:t xml:space="preserve">_M(DPL) = 0,62 (</w:t>
+      </w:r>
+      <w:r>
+        <w:rPr>
+          <w:iCs/>
+          <w:i/>
+        </w:rPr>
+        <w:t xml:space="preserve">df</w:t>
+      </w:r>
+      <w:r>
+        <w:t xml:space="preserve"> </w:t>
+      </w:r>
+      <w:r>
+        <w:t xml:space="preserve">= 2,</w:t>
+      </w:r>
+      <w:r>
+        <w:t xml:space="preserve"> </w:t>
       </w:r>
       <w:r>
         <w:rPr>
@@ -8313,217 +9134,7 @@
         <w:t xml:space="preserve"> </w:t>
       </w:r>
       <w:r>
-        <w:t xml:space="preserve">= 0,002) nhưng mẫu hình giữa-nhóm không xác nhận gradient đơn điệu giả thuyết (I &gt; II &gt; III &gt; Frontier). Các tương phản theo cặp đối với Nhóm I (giao điểm) cho thấy Nhóm II (</w:t>
-      </w:r>
-      <w:r>
-        <w:rPr>
-          <w:iCs/>
-          <w:i/>
-        </w:rPr>
-        <w:t xml:space="preserve">p</w:t>
-      </w:r>
-      <w:r>
-        <w:t xml:space="preserve"> </w:t>
-      </w:r>
-      <w:r>
-        <w:t xml:space="preserve">= 0,581), Nhóm III (</w:t>
-      </w:r>
-      <w:r>
-        <w:rPr>
-          <w:iCs/>
-          <w:i/>
-        </w:rPr>
-        <w:t xml:space="preserve">p</w:t>
-      </w:r>
-      <w:r>
-        <w:t xml:space="preserve"> </w:t>
-      </w:r>
-      <w:r>
-        <w:t xml:space="preserve">= 0,502) và MX (</w:t>
-      </w:r>
-      <w:r>
-        <w:rPr>
-          <w:iCs/>
-          <w:i/>
-        </w:rPr>
-        <w:t xml:space="preserve">p</w:t>
-      </w:r>
-      <w:r>
-        <w:t xml:space="preserve"> </w:t>
-      </w:r>
-      <w:r>
-        <w:t xml:space="preserve">= 0,269) không khác biệt có ý nghĩa so với bối cảnh Advanced-Innovation. Tương phản có ý nghĩa duy nhất là Nhóm I so với Frontier (b = +0,285,</w:t>
-      </w:r>
-      <w:r>
-        <w:t xml:space="preserve"> </w:t>
-      </w:r>
-      <w:r>
-        <w:rPr>
-          <w:iCs/>
-          <w:i/>
-        </w:rPr>
-        <w:t xml:space="preserve">p</w:t>
-      </w:r>
-      <w:r>
-        <w:t xml:space="preserve"> </w:t>
-      </w:r>
-      <w:r>
-        <w:t xml:space="preserve">&lt; 0,001), bị chi phối hoàn toàn bởi ước lượng nhóm Frontier</w:t>
-      </w:r>
-      <w:r>
-        <w:t xml:space="preserve"> </w:t>
-      </w:r>
-      <w:r>
-        <w:rPr>
-          <w:iCs/>
-          <w:i/>
-        </w:rPr>
-        <w:t xml:space="preserve">k</w:t>
-      </w:r>
-      <w:r>
-        <w:t xml:space="preserve"> </w:t>
-      </w:r>
-      <w:r>
-        <w:t xml:space="preserve">= 3, vốn bị một nghiên cứu ngoại lai chi phối (Pouresmaeili et al., 2018,</w:t>
-      </w:r>
-      <w:r>
-        <w:t xml:space="preserve"> </w:t>
-      </w:r>
-      <w:r>
-        <w:rPr>
-          <w:iCs/>
-          <w:i/>
-        </w:rPr>
-        <w:t xml:space="preserve">r</w:t>
-      </w:r>
-      <w:r>
-        <w:t xml:space="preserve"> </w:t>
-      </w:r>
-      <w:r>
-        <w:t xml:space="preserve">= 0,69). Loại trừ nhóm Frontier, không có khác biệt giữa-nhóm nào tiến gần ý nghĩa.</w:t>
-      </w:r>
-    </w:p>
-    <w:p>
-      <w:pPr>
-        <w:pStyle w:val="BodyText"/>
-      </w:pPr>
-      <w:r>
-        <w:t xml:space="preserve">Nhóm I (k=139, chủ yếu MNE phương Tây và các nền kinh tế tiên tiến châu Á) cho hiệu ứng I→P đáng tin cao nhất (</w:t>
-      </w:r>
-      <w:r>
-        <w:rPr>
-          <w:iCs/>
-          <w:i/>
-        </w:rPr>
-        <w:t xml:space="preserve">r̄</w:t>
-      </w:r>
-      <w:r>
-        <w:t xml:space="preserve"> </w:t>
-      </w:r>
-      <w:r>
-        <w:t xml:space="preserve">= 0,079), và Nhóm III (k=90, Emerging) cho</w:t>
-      </w:r>
-      <w:r>
-        <w:t xml:space="preserve"> </w:t>
-      </w:r>
-      <w:r>
-        <w:rPr>
-          <w:iCs/>
-          <w:i/>
-        </w:rPr>
-        <w:t xml:space="preserve">r̄</w:t>
-      </w:r>
-      <w:r>
-        <w:t xml:space="preserve"> </w:t>
-      </w:r>
-      <w:r>
-        <w:t xml:space="preserve">= 0,068, một khác biệt 0,011 nhất quán định hướng với CIMT nhưng không có ý nghĩa thống kê do tính dị biệt trong-nhóm. H1 (Q_M tính dị biệt giữa-chế-độ có ý nghĩa) được xác nhận, xác lập rằng cỡ hiệu ứng I→P biến thiên có hệ thống qua các chế độ ICRV. Tuy nhiên, thứ tự định hướng dự đoán của E1a (Advanced &gt; Emerging) và sàn Frontier dự đoán của E1b không thể xác nhận thống kê tại</w:t>
-      </w:r>
-      <w:r>
-        <w:t xml:space="preserve"> </w:t>
-      </w:r>
-      <w:r>
-        <w:rPr>
-          <w:iCs/>
-          <w:i/>
-        </w:rPr>
-        <w:t xml:space="preserve">k</w:t>
-      </w:r>
-      <w:r>
-        <w:t xml:space="preserve"> </w:t>
-      </w:r>
-      <w:r>
-        <w:t xml:space="preserve">= 3 Frontier. Các mệnh đề đặc thù gradient đòi hỏi</w:t>
-      </w:r>
-      <w:r>
-        <w:t xml:space="preserve"> </w:t>
-      </w:r>
-      <w:r>
-        <w:rPr>
-          <w:iCs/>
-          <w:i/>
-        </w:rPr>
-        <w:t xml:space="preserve">k</w:t>
-      </w:r>
-      <w:r>
-        <w:t xml:space="preserve"> </w:t>
-      </w:r>
-      <w:r>
-        <w:t xml:space="preserve">lớn hơn mỗi chế độ trước khi có thể được kiểm định đúng cách.</w:t>
-      </w:r>
-    </w:p>
-    <w:bookmarkEnd w:id="46"/>
-    <w:bookmarkStart w:id="47" w:name="Xefba2b8c5fb8f1d1c8afab4a40843dce8ca30a6"/>
-    <w:p>
-      <w:pPr>
-        <w:pStyle w:val="Heading3"/>
-      </w:pPr>
-      <w:r>
-        <w:t xml:space="preserve">4.4 Điều tiết cDAI (H3)</w:t>
-      </w:r>
-    </w:p>
-    <w:p>
-      <w:pPr>
-        <w:pStyle w:val="FirstParagraph"/>
-      </w:pPr>
-      <w:r>
-        <w:rPr>
-          <w:iCs/>
-          <w:i/>
-        </w:rPr>
-        <w:t xml:space="preserve">Q</w:t>
-      </w:r>
-      <w:r>
-        <w:t xml:space="preserve">_M(cDAI) = 1,34 (</w:t>
-      </w:r>
-      <w:r>
-        <w:rPr>
-          <w:iCs/>
-          <w:i/>
-        </w:rPr>
-        <w:t xml:space="preserve">df</w:t>
-      </w:r>
-      <w:r>
-        <w:t xml:space="preserve"> </w:t>
-      </w:r>
-      <w:r>
-        <w:t xml:space="preserve">= 2,</w:t>
-      </w:r>
-      <w:r>
-        <w:t xml:space="preserve"> </w:t>
-      </w:r>
-      <w:r>
-        <w:rPr>
-          <w:iCs/>
-          <w:i/>
-        </w:rPr>
-        <w:t xml:space="preserve">p</w:t>
-      </w:r>
-      <w:r>
-        <w:t xml:space="preserve"> </w:t>
-      </w:r>
-      <w:r>
-        <w:t xml:space="preserve">= 0,513). H3</w:t>
+        <w:t xml:space="preserve">= 0,734). H2</w:t>
       </w:r>
       <w:r>
         <w:t xml:space="preserve"> </w:t>
@@ -8544,48 +9155,11 @@
         <w:pStyle w:val="BodyText"/>
       </w:pPr>
       <w:r>
-        <w:t xml:space="preserve">Hồi quy phân tích tổng hợp với điểm cDAI liên tục: β_cDAI = +0,003 (</w:t>
-      </w:r>
-      <w:r>
-        <w:rPr>
-          <w:iCs/>
-          <w:i/>
-        </w:rPr>
-        <w:t xml:space="preserve">SE</w:t>
-      </w:r>
-      <w:r>
-        <w:t xml:space="preserve"> </w:t>
-      </w:r>
-      <w:r>
-        <w:t xml:space="preserve">= 0,010,</w:t>
-      </w:r>
-      <w:r>
-        <w:t xml:space="preserve"> </w:t>
-      </w:r>
-      <w:r>
-        <w:rPr>
-          <w:iCs/>
-          <w:i/>
-        </w:rPr>
-        <w:t xml:space="preserve">p</w:t>
-      </w:r>
-      <w:r>
-        <w:t xml:space="preserve"> </w:t>
-      </w:r>
-      <w:r>
-        <w:t xml:space="preserve">= 0,744). Cả kiểm định giữa-nhóm phân loại lẫn xu hướng tuyến tính liên tục đều không cho thấy điều tiết cDAI có ý nghĩa.</w:t>
-      </w:r>
-    </w:p>
-    <w:p>
-      <w:pPr>
-        <w:pStyle w:val="BodyText"/>
-      </w:pPr>
-      <w:r>
         <w:rPr>
           <w:bCs/>
           <w:b/>
         </w:rPr>
-        <w:t xml:space="preserve">Bảng 4.2, Phân nhóm cDAI</w:t>
+        <w:t xml:space="preserve">Bảng 4.3, Phân nhóm giai đoạn DPL</w:t>
       </w:r>
       <w:r>
         <w:t xml:space="preserve"> </w:t>
@@ -8601,435 +9175,7 @@
     <w:tbl>
       <w:tblPr>
         <w:tblStyle w:val="Table"/>
-        <w:tblW w:type="auto" w:w="0"/>
-        <w:tblLook w:firstRow="1" w:lastRow="0" w:firstColumn="0" w:lastColumn="0" w:noHBand="0" w:noVBand="0" w:val="0020"/>
-        <w:jc w:val="start"/>
-      </w:tblPr>
-      <w:tblGrid>
-        <w:gridCol w:w="1584"/>
-        <w:gridCol w:w="1584"/>
-        <w:gridCol w:w="1584"/>
-        <w:gridCol w:w="1584"/>
-        <w:gridCol w:w="1584"/>
-      </w:tblGrid>
-      <w:tr>
-        <w:trPr>
-          <w:tblHeader w:val="true"/>
-        </w:trPr>
-        <w:tc>
-          <w:tcPr/>
-          <w:p>
-            <w:pPr>
-              <w:pStyle w:val="Compact"/>
-              <w:jc w:val="left"/>
-            </w:pPr>
-            <w:r>
-              <w:t xml:space="preserve">Nhóm cDAI</w:t>
-            </w:r>
-          </w:p>
-        </w:tc>
-        <w:tc>
-          <w:tcPr/>
-          <w:p>
-            <w:pPr>
-              <w:pStyle w:val="Compact"/>
-              <w:jc w:val="left"/>
-            </w:pPr>
-            <w:r>
-              <w:rPr>
-                <w:iCs/>
-                <w:i/>
-              </w:rPr>
-              <w:t xml:space="preserve">k</w:t>
-            </w:r>
-          </w:p>
-        </w:tc>
-        <w:tc>
-          <w:tcPr/>
-          <w:p>
-            <w:pPr>
-              <w:pStyle w:val="Compact"/>
-              <w:jc w:val="left"/>
-            </w:pPr>
-            <w:r>
-              <w:rPr>
-                <w:iCs/>
-                <w:i/>
-              </w:rPr>
-              <w:t xml:space="preserve">r̄</w:t>
-            </w:r>
-          </w:p>
-        </w:tc>
-        <w:tc>
-          <w:tcPr/>
-          <w:p>
-            <w:pPr>
-              <w:pStyle w:val="Compact"/>
-              <w:jc w:val="left"/>
-            </w:pPr>
-            <w:r>
-              <w:t xml:space="preserve">95% CI</w:t>
-            </w:r>
-          </w:p>
-        </w:tc>
-        <w:tc>
-          <w:tcPr/>
-          <w:p>
-            <w:pPr>
-              <w:pStyle w:val="Compact"/>
-              <w:jc w:val="left"/>
-            </w:pPr>
-            <w:r>
-              <w:t xml:space="preserve">Δ so với Thấp</w:t>
-            </w:r>
-          </w:p>
-        </w:tc>
-      </w:tr>
-      <w:tr>
-        <w:tc>
-          <w:tcPr/>
-          <w:p>
-            <w:pPr>
-              <w:pStyle w:val="Compact"/>
-              <w:jc w:val="left"/>
-            </w:pPr>
-            <w:r>
-              <w:t xml:space="preserve">Thấp</w:t>
-            </w:r>
-          </w:p>
-        </w:tc>
-        <w:tc>
-          <w:tcPr/>
-          <w:p>
-            <w:pPr>
-              <w:pStyle w:val="Compact"/>
-              <w:jc w:val="left"/>
-            </w:pPr>
-            <w:r>
-              <w:t xml:space="preserve">174</w:t>
-            </w:r>
-          </w:p>
-        </w:tc>
-        <w:tc>
-          <w:tcPr/>
-          <w:p>
-            <w:pPr>
-              <w:pStyle w:val="Compact"/>
-              <w:jc w:val="left"/>
-            </w:pPr>
-            <w:r>
-              <w:t xml:space="preserve">0,075</w:t>
-            </w:r>
-          </w:p>
-        </w:tc>
-        <w:tc>
-          <w:tcPr/>
-          <w:p>
-            <w:pPr>
-              <w:pStyle w:val="Compact"/>
-              <w:jc w:val="left"/>
-            </w:pPr>
-            <w:r>
-              <w:t xml:space="preserve">[0,056, 0,094]</w:t>
-            </w:r>
-          </w:p>
-        </w:tc>
-        <w:tc>
-          <w:tcPr/>
-          <w:p>
-            <w:pPr>
-              <w:pStyle w:val="Compact"/>
-            </w:pPr>
-          </w:p>
-        </w:tc>
-      </w:tr>
-      <w:tr>
-        <w:tc>
-          <w:tcPr/>
-          <w:p>
-            <w:pPr>
-              <w:pStyle w:val="Compact"/>
-              <w:jc w:val="left"/>
-            </w:pPr>
-            <w:r>
-              <w:t xml:space="preserve">Trung bình</w:t>
-            </w:r>
-          </w:p>
-        </w:tc>
-        <w:tc>
-          <w:tcPr/>
-          <w:p>
-            <w:pPr>
-              <w:pStyle w:val="Compact"/>
-              <w:jc w:val="left"/>
-            </w:pPr>
-            <w:r>
-              <w:t xml:space="preserve">76</w:t>
-            </w:r>
-          </w:p>
-        </w:tc>
-        <w:tc>
-          <w:tcPr/>
-          <w:p>
-            <w:pPr>
-              <w:pStyle w:val="Compact"/>
-              <w:jc w:val="left"/>
-            </w:pPr>
-            <w:r>
-              <w:t xml:space="preserve">0,063</w:t>
-            </w:r>
-          </w:p>
-        </w:tc>
-        <w:tc>
-          <w:tcPr/>
-          <w:p>
-            <w:pPr>
-              <w:pStyle w:val="Compact"/>
-              <w:jc w:val="left"/>
-            </w:pPr>
-            <w:r>
-              <w:t xml:space="preserve">[0,036, 0,090]</w:t>
-            </w:r>
-          </w:p>
-        </w:tc>
-        <w:tc>
-          <w:tcPr/>
-          <w:p>
-            <w:pPr>
-              <w:pStyle w:val="Compact"/>
-              <w:jc w:val="left"/>
-            </w:pPr>
-            <w:r>
-              <w:t xml:space="preserve">b = −0,012,</w:t>
-            </w:r>
-            <w:r>
-              <w:t xml:space="preserve"> </w:t>
-            </w:r>
-            <w:r>
-              <w:rPr>
-                <w:iCs/>
-                <w:i/>
-              </w:rPr>
-              <w:t xml:space="preserve">p</w:t>
-            </w:r>
-            <w:r>
-              <w:t xml:space="preserve"> </w:t>
-            </w:r>
-            <w:r>
-              <w:t xml:space="preserve">= 0,489</w:t>
-            </w:r>
-          </w:p>
-        </w:tc>
-      </w:tr>
-      <w:tr>
-        <w:tc>
-          <w:tcPr/>
-          <w:p>
-            <w:pPr>
-              <w:pStyle w:val="Compact"/>
-              <w:jc w:val="left"/>
-            </w:pPr>
-            <w:r>
-              <w:t xml:space="preserve">Cao</w:t>
-            </w:r>
-          </w:p>
-        </w:tc>
-        <w:tc>
-          <w:tcPr/>
-          <w:p>
-            <w:pPr>
-              <w:pStyle w:val="Compact"/>
-              <w:jc w:val="left"/>
-            </w:pPr>
-            <w:r>
-              <w:t xml:space="preserve">38</w:t>
-            </w:r>
-          </w:p>
-        </w:tc>
-        <w:tc>
-          <w:tcPr/>
-          <w:p>
-            <w:pPr>
-              <w:pStyle w:val="Compact"/>
-              <w:jc w:val="left"/>
-            </w:pPr>
-            <w:r>
-              <w:t xml:space="preserve">0,091</w:t>
-            </w:r>
-          </w:p>
-        </w:tc>
-        <w:tc>
-          <w:tcPr/>
-          <w:p>
-            <w:pPr>
-              <w:pStyle w:val="Compact"/>
-              <w:jc w:val="left"/>
-            </w:pPr>
-            <w:r>
-              <w:t xml:space="preserve">[0,052, 0,129]</w:t>
-            </w:r>
-          </w:p>
-        </w:tc>
-        <w:tc>
-          <w:tcPr/>
-          <w:p>
-            <w:pPr>
-              <w:pStyle w:val="Compact"/>
-              <w:jc w:val="left"/>
-            </w:pPr>
-            <w:r>
-              <w:t xml:space="preserve">b = +0,016,</w:t>
-            </w:r>
-            <w:r>
-              <w:t xml:space="preserve"> </w:t>
-            </w:r>
-            <w:r>
-              <w:rPr>
-                <w:iCs/>
-                <w:i/>
-              </w:rPr>
-              <w:t xml:space="preserve">p</w:t>
-            </w:r>
-            <w:r>
-              <w:t xml:space="preserve"> </w:t>
-            </w:r>
-            <w:r>
-              <w:t xml:space="preserve">= 0,469</w:t>
-            </w:r>
-          </w:p>
-        </w:tc>
-      </w:tr>
-    </w:tbl>
-    <w:p>
-      <w:pPr>
-        <w:pStyle w:val="BodyText"/>
-      </w:pPr>
-      <w:r>
-        <w:t xml:space="preserve">Cả ba trung bình phân nhóm cDAI đều dương có ý nghĩa (</w:t>
-      </w:r>
-      <w:r>
-        <w:rPr>
-          <w:iCs/>
-          <w:i/>
-        </w:rPr>
-        <w:t xml:space="preserve">p</w:t>
-      </w:r>
-      <w:r>
-        <w:t xml:space="preserve"> </w:t>
-      </w:r>
-      <w:r>
-        <w:t xml:space="preserve">&lt; 0,001) nhưng không khác biệt có ý nghĩa với nhau. Thứ tự không đơn điệu (Thấp &gt; Trung bình &lt; Cao) và các tương phản nhỏ, không có ý nghĩa không hỗ trợ gradient tuyến tính dương dự đoán. Tương tác cDAI × DPL không thể ước lượng đáng tin cậy trong mẫu hiện tại do điều tiết chính không có ý nghĩa. H3 không được hỗ trợ: áp dụng số cấp quốc gia (cDAI, đo qua Chỉ số DAI của Ngân hàng Thế giới / Chỉ số Phát triển Số ITU) không khuếch đại có ý nghĩa hiệu ứng I→P tổng hợp trong mẫu</w:t>
-      </w:r>
-      <w:r>
-        <w:t xml:space="preserve"> </w:t>
-      </w:r>
-      <w:r>
-        <w:rPr>
-          <w:iCs/>
-          <w:i/>
-        </w:rPr>
-        <w:t xml:space="preserve">k</w:t>
-      </w:r>
-      <w:r>
-        <w:t xml:space="preserve"> </w:t>
-      </w:r>
-      <w:r>
-        <w:t xml:space="preserve">= 238 này. Cần một mẫu lớn hơn với độ phân giải tốt hơn qua phổ cDAI để kiểm định giả thuyết gradient CDCM.</w:t>
-      </w:r>
-    </w:p>
-    <w:bookmarkEnd w:id="47"/>
-    <w:bookmarkStart w:id="48" w:name="X78bc71d35afc5c2575398e2f80a5d462e6061b1"/>
-    <w:p>
-      <w:pPr>
-        <w:pStyle w:val="Heading3"/>
-      </w:pPr>
-      <w:r>
-        <w:t xml:space="preserve">4.5 Điều tiết giai đoạn DPL (H2)</w:t>
-      </w:r>
-    </w:p>
-    <w:p>
-      <w:pPr>
-        <w:pStyle w:val="FirstParagraph"/>
-      </w:pPr>
-      <w:r>
-        <w:rPr>
-          <w:iCs/>
-          <w:i/>
-        </w:rPr>
-        <w:t xml:space="preserve">Q</w:t>
-      </w:r>
-      <w:r>
-        <w:t xml:space="preserve">_M(DPL) = 0,62 (</w:t>
-      </w:r>
-      <w:r>
-        <w:rPr>
-          <w:iCs/>
-          <w:i/>
-        </w:rPr>
-        <w:t xml:space="preserve">df</w:t>
-      </w:r>
-      <w:r>
-        <w:t xml:space="preserve"> </w:t>
-      </w:r>
-      <w:r>
-        <w:t xml:space="preserve">= 2,</w:t>
-      </w:r>
-      <w:r>
-        <w:t xml:space="preserve"> </w:t>
-      </w:r>
-      <w:r>
-        <w:rPr>
-          <w:iCs/>
-          <w:i/>
-        </w:rPr>
-        <w:t xml:space="preserve">p</w:t>
-      </w:r>
-      <w:r>
-        <w:t xml:space="preserve"> </w:t>
-      </w:r>
-      <w:r>
-        <w:t xml:space="preserve">= 0,734). H2</w:t>
-      </w:r>
-      <w:r>
-        <w:t xml:space="preserve"> </w:t>
-      </w:r>
-      <w:r>
-        <w:rPr>
-          <w:bCs/>
-          <w:b/>
-        </w:rPr>
-        <w:t xml:space="preserve">không được hỗ trợ</w:t>
-      </w:r>
-      <w:r>
-        <w:t xml:space="preserve">.</w:t>
-      </w:r>
-    </w:p>
-    <w:p>
-      <w:pPr>
-        <w:pStyle w:val="BodyText"/>
-      </w:pPr>
-      <w:r>
-        <w:rPr>
-          <w:bCs/>
-          <w:b/>
-        </w:rPr>
-        <w:t xml:space="preserve">Bảng 4.3, Phân nhóm giai đoạn DPL</w:t>
-      </w:r>
-      <w:r>
-        <w:t xml:space="preserve"> </w:t>
-      </w:r>
-      <w:r>
-        <w:rPr>
-          <w:iCs/>
-          <w:i/>
-        </w:rPr>
-        <w:t xml:space="preserve">(kết quả MARA thực tế)</w:t>
-      </w:r>
-    </w:p>
-    <w:tbl>
-      <w:tblPr>
-        <w:tblStyle w:val="Table"/>
-        <w:tblW w:type="auto" w:w="0"/>
+        <w:tblW w:type="pct" w:w="5000"/>
         <w:tblLook w:firstRow="1" w:lastRow="0" w:firstColumn="0" w:lastColumn="0" w:noHBand="0" w:noVBand="0" w:val="0020"/>
         <w:jc w:val="start"/>
       </w:tblPr>
@@ -9522,8 +9668,8 @@
         <w:t xml:space="preserve">Kết quả phân nhóm giai đoạn DPL. Cỡ hiệu ứng tổng hợp theo kỷ nguyên Precede / Span / Follow với 95% CI. Các khác biệt giữa-giai-đoạn nhỏ và không có ý nghĩa.</w:t>
       </w:r>
     </w:p>
-    <w:bookmarkEnd w:id="48"/>
-    <w:bookmarkStart w:id="49" w:name="Xaca316c555ca4b69a636f783f80b5e3cc7c7e23"/>
+    <w:bookmarkEnd w:id="46"/>
+    <w:bookmarkStart w:id="47" w:name="thiên-lệch-công-bố-h4"/>
     <w:p>
       <w:pPr>
         <w:pStyle w:val="Heading3"/>
@@ -9833,7 +9979,7 @@
         <w:t xml:space="preserve">I</w:t>
       </w:r>
       <w:r>
-        <w:t xml:space="preserve">² = 62,5%) và các kiểm định biến điều tiết không có ý nghĩa (§§4.3–4.5), bằng chứng thiên lệch công bố gợi ý rằng hiệu ứng I→P trung bình biểu kiến bị phình lên trong văn liệu đã công bố. Hiệu ứng dân số thực có thể gần</w:t>
+        <w:t xml:space="preserve">² = 62,4%) và các kiểm định biến điều tiết không có ý nghĩa (§§4.3–4.5), bằng chứng thiên lệch công bố gợi ý rằng hiệu ứng I→P trung bình biểu kiến bị phình lên trong văn liệu đã công bố. Hiệu ứng dân số thực có thể gần</w:t>
       </w:r>
       <w:r>
         <w:t xml:space="preserve"> </w:t>
@@ -9907,8 +10053,8 @@
         <w:t xml:space="preserve">= 0,035.</w:t>
       </w:r>
     </w:p>
-    <w:bookmarkEnd w:id="49"/>
-    <w:bookmarkStart w:id="50" w:name="X0a0f90f0bfdd20e786944321fa305da97b1bffb"/>
+    <w:bookmarkEnd w:id="47"/>
+    <w:bookmarkStart w:id="48" w:name="độ-vững"/>
     <w:p>
       <w:pPr>
         <w:pStyle w:val="Heading3"/>
@@ -9920,7 +10066,7 @@
     <w:tbl>
       <w:tblPr>
         <w:tblStyle w:val="Table"/>
-        <w:tblW w:type="auto" w:w="0"/>
+        <w:tblW w:type="pct" w:w="5000"/>
         <w:tblLook w:firstRow="1" w:lastRow="0" w:firstColumn="0" w:lastColumn="0" w:noHBand="0" w:noVBand="0" w:val="0020"/>
         <w:jc w:val="start"/>
       </w:tblPr>
@@ -10565,9 +10711,9 @@
         <w:t xml:space="preserve">tổng hợp với 95% CI sau khi loại một nghiên cứu. Khoảng hẹp xác nhận không có nghiên cứu đơn lẻ nào chi phối kết quả.</w:t>
       </w:r>
     </w:p>
-    <w:bookmarkEnd w:id="50"/>
-    <w:bookmarkEnd w:id="51"/>
-    <w:bookmarkStart w:id="56" w:name="X3923f9545aa9c992e02ccb4472a40e02686b4e2"/>
+    <w:bookmarkEnd w:id="48"/>
+    <w:bookmarkEnd w:id="49"/>
+    <w:bookmarkStart w:id="54" w:name="thảo-luận"/>
     <w:p>
       <w:pPr>
         <w:pStyle w:val="Heading2"/>
@@ -10576,7 +10722,7 @@
         <w:t xml:space="preserve">5. Thảo luận</w:t>
       </w:r>
     </w:p>
-    <w:bookmarkStart w:id="52" w:name="X2fc79bad309529ea7bf50972e789a15ee556fb7"/>
+    <w:bookmarkStart w:id="50" w:name="đồng-nhất-với-bằng-chứng-cấp-quốc-gia"/>
     <w:p>
       <w:pPr>
         <w:pStyle w:val="Heading3"/>
@@ -10958,8 +11104,8 @@
         <w:t xml:space="preserve">= 0,079 so với 0,068) không đạt ý nghĩa, một kết quả giới hạn, thay vì bác bỏ, dự đoán gradient thể chế của CIMT.</w:t>
       </w:r>
     </w:p>
-    <w:bookmarkEnd w:id="52"/>
-    <w:bookmarkStart w:id="53" w:name="X4b528dd371e1ee318b8da51b730d2d8f4ebfa6c"/>
+    <w:bookmarkEnd w:id="50"/>
+    <w:bookmarkStart w:id="51" w:name="đóng-góp-lý-thuyết"/>
     <w:p>
       <w:pPr>
         <w:pStyle w:val="Heading3"/>
@@ -11219,11 +11365,29 @@
         <w:t xml:space="preserve"> </w:t>
       </w:r>
       <w:r>
-        <w:t xml:space="preserve">= 0,035) cung cấp một cận dưới thận trọng. Phát hiện này, từ MARA ba cấp toàn diện toàn cầu nhất về I→P tới nay, là đóng góp lý thuyết khả thi nhất: nó gợi ý rằng "mối quan hệ I→P dương" được trích dẫn rộng rãi của văn liệu IB một phần là tạo tác của công bố chọn lọc thay vì một hiện tượng vững chắc.</w:t>
-      </w:r>
-    </w:p>
-    <w:bookmarkEnd w:id="53"/>
-    <w:bookmarkStart w:id="54" w:name="X8e26aae9c5a4a3d33fa649ed59cb15a6676f890"/>
+        <w:t xml:space="preserve">= 0,035) cung cấp một cận dưới thận trọng. Phát hiện này, từ MARA ba cấp toàn diện toàn cầu nhất về I→P tới nay, là đóng góp lý thuyết khả thi nhất: nó gợi ý rằng</w:t>
+      </w:r>
+      <w:r>
+        <w:t xml:space="preserve"> </w:t>
+      </w:r>
+      <w:r>
+        <w:t xml:space="preserve">“</w:t>
+      </w:r>
+      <w:r>
+        <w:t xml:space="preserve">mối quan hệ I→P dương</w:t>
+      </w:r>
+      <w:r>
+        <w:t xml:space="preserve">”</w:t>
+      </w:r>
+      <w:r>
+        <w:t xml:space="preserve"> </w:t>
+      </w:r>
+      <w:r>
+        <w:t xml:space="preserve">được trích dẫn rộng rãi của văn liệu IB một phần là tạo tác của công bố chọn lọc thay vì một hiện tượng vững chắc.</w:t>
+      </w:r>
+    </w:p>
+    <w:bookmarkEnd w:id="51"/>
+    <w:bookmarkStart w:id="52" w:name="hàm-ý-quản-lý-và-chính-sách"/>
     <w:p>
       <w:pPr>
         <w:pStyle w:val="Heading3"/>
@@ -11284,7 +11448,25 @@
         <w:t xml:space="preserve"> </w:t>
       </w:r>
       <w:r>
-        <w:t xml:space="preserve">thô = 0,074 là ước lượng tốt hơn về lợi tức hiệu quả trung bình thực của quốc tế hóa. Các doanh nghiệp kỳ vọng lợi ích năng suất lớn từ riêng việc thâm dụng xuất khẩu có khả năng sẽ thất vọng, vì văn liệu đã công bố báo cáo quá mức có hệ thống các hiệu ứng dương. Chiến lược quốc tế hóa nên được dẫn dắt bởi các lợi thế cạnh tranh đặc thù doanh nghiệp và học hỏi đặc thù thị trường, không phải bởi giả định rằng "quốc tế hóa cải thiện hiệu quả" một cách vô điều kiện.</w:t>
+        <w:t xml:space="preserve">thô = 0,074 là ước lượng tốt hơn về lợi tức hiệu quả trung bình thực của quốc tế hóa. Các doanh nghiệp kỳ vọng lợi ích năng suất lớn từ riêng việc thâm dụng xuất khẩu có khả năng sẽ thất vọng, vì văn liệu đã công bố báo cáo quá mức có hệ thống các hiệu ứng dương. Chiến lược quốc tế hóa nên được dẫn dắt bởi các lợi thế cạnh tranh đặc thù doanh nghiệp và học hỏi đặc thù thị trường, không phải bởi giả định rằng</w:t>
+      </w:r>
+      <w:r>
+        <w:t xml:space="preserve"> </w:t>
+      </w:r>
+      <w:r>
+        <w:t xml:space="preserve">“</w:t>
+      </w:r>
+      <w:r>
+        <w:t xml:space="preserve">quốc tế hóa cải thiện hiệu quả</w:t>
+      </w:r>
+      <w:r>
+        <w:t xml:space="preserve">”</w:t>
+      </w:r>
+      <w:r>
+        <w:t xml:space="preserve"> </w:t>
+      </w:r>
+      <w:r>
+        <w:t xml:space="preserve">một cách vô điều kiện.</w:t>
       </w:r>
     </w:p>
     <w:p>
@@ -11365,8 +11547,8 @@
         <w:t xml:space="preserve">= 0,079 so với 0,068, không có ý nghĩa) không đủ lớn để biện minh chất lượng thể chế là yếu tố quyết định chính của năng suất dẫn dắt bởi xuất khẩu. Các chương trình xúc tiến xuất khẩu nên nhắm vào năng lực cấp doanh nghiệp (công nghệ, quản lý) ngang với cải cách thể chế, cho rằng gradient thể chế-hiệu quả không được xác nhận bằng phân tích tổng hợp ở cỡ mẫu hiện tại.</w:t>
       </w:r>
     </w:p>
-    <w:bookmarkEnd w:id="54"/>
-    <w:bookmarkStart w:id="55" w:name="X31f6d7e4e07cd18c35d5203a80d230564f32703"/>
+    <w:bookmarkEnd w:id="52"/>
+    <w:bookmarkStart w:id="53" w:name="hạn-chế-và-ranh-giới-suy-luận"/>
     <w:p>
       <w:pPr>
         <w:pStyle w:val="Heading3"/>
@@ -11411,7 +11593,22 @@
         <w:t xml:space="preserve"> </w:t>
       </w:r>
       <w:r>
-        <w:t xml:space="preserve">≈ 5, CI rộng) không cho phép kết luận dứt khoát về giả thuyết "hình phạt cưỡng bức", cần một tìm kiếm có mục tiêu cho các nghiên cứu sơ cấp tập trung SIDS (như nêu trong Phụ lục B) trước khi các hiệu ứng SIDS phân tích tổng hợp đạt độ chính xác. (2) Điều tiết liên kết cDAI × ICRV (tương tác ba chiều) thiếu năng lực trong tập dữ liệu hiện tại (</w:t>
+        <w:t xml:space="preserve">≈ 5, CI rộng) không cho phép kết luận dứt khoát về giả thuyết</w:t>
+      </w:r>
+      <w:r>
+        <w:t xml:space="preserve"> </w:t>
+      </w:r>
+      <w:r>
+        <w:t xml:space="preserve">“</w:t>
+      </w:r>
+      <w:r>
+        <w:t xml:space="preserve">hình phạt cưỡng bức</w:t>
+      </w:r>
+      <w:r>
+        <w:t xml:space="preserve">”</w:t>
+      </w:r>
+      <w:r>
+        <w:t xml:space="preserve">, cần một tìm kiếm có mục tiêu cho các nghiên cứu sơ cấp tập trung SIDS (như nêu trong Phụ lục B) trước khi các hiệu ứng SIDS phân tích tổng hợp đạt độ chính xác. (2) Điều tiết liên kết cDAI × ICRV (tương tác ba chiều) thiếu năng lực trong tập dữ liệu hiện tại (</w:t>
       </w:r>
       <w:r>
         <w:rPr>
@@ -11463,9 +11660,9 @@
         <w:t xml:space="preserve">Phân loại 5 chế độ dùng Pháp quyền WGI làm bộ phân loại chính. Các bộ phân loại dựa trên thể chế thay thế (Tự do Kinh tế của Heritage Foundation, CPI của Transparency International) cho các gán chế độ nhìn chung nhất quán nhưng khác biệt ở biên với các trường hợp ranh giới Chế độ II/III.</w:t>
       </w:r>
     </w:p>
-    <w:bookmarkEnd w:id="55"/>
-    <w:bookmarkEnd w:id="56"/>
-    <w:bookmarkStart w:id="57" w:name="Xb6340858ada32986909ac4c0a6855391782490d"/>
+    <w:bookmarkEnd w:id="53"/>
+    <w:bookmarkEnd w:id="54"/>
+    <w:bookmarkStart w:id="55" w:name="kết-luận"/>
     <w:p>
       <w:pPr>
         <w:pStyle w:val="Heading2"/>
@@ -11550,7 +11747,7 @@
         <w:t xml:space="preserve">I</w:t>
       </w:r>
       <w:r>
-        <w:t xml:space="preserve">²_total = 62,5%) xác nhận một mối quan hệ I→P dương nhỏ nhưng nhất quán trên phạm vi toàn cầu, vững qua bảy kiểm định độ nhạy.</w:t>
+        <w:t xml:space="preserve">²_total = 62,4%) xác nhận một mối quan hệ I→P dương nhỏ nhưng nhất quán trên phạm vi toàn cầu, vững qua bảy kiểm định độ nhạy.</w:t>
       </w:r>
     </w:p>
     <w:p>
@@ -11740,7 +11937,7 @@
         <w:t xml:space="preserve">I</w:t>
       </w:r>
       <w:r>
-        <w:t xml:space="preserve">² = 62,5%) vẫn phần lớn chưa được giải quyết, với phương sai trong-nghiên-cứu (Cấp 2, 54,1%) chi phối phương sai giữa-nghiên-cứu (Cấp 3, 8,4%), gợi ý rằng các lựa chọn thao tác hóa DOI và thước đo hiệu quả trong các bài báo là nguồn dị biệt quan trọng hơn các khác biệt thể chế giữa các quốc gia.</w:t>
+        <w:t xml:space="preserve">² = 62,4%) vẫn phần lớn chưa được giải quyết, với phương sai trong-nghiên-cứu (Cấp 2, 54,1%) chi phối phương sai giữa-nghiên-cứu (Cấp 3, 8,4%), gợi ý rằng các lựa chọn thao tác hóa DOI và thước đo hiệu quả trong các bài báo là nguồn dị biệt quan trọng hơn các khác biệt thể chế giữa các quốc gia.</w:t>
       </w:r>
     </w:p>
     <w:p>
@@ -11851,7 +12048,7 @@
         <w:t xml:space="preserve"> </w:t>
       </w:r>
       <w:r>
-        <w:t xml:space="preserve">= 0,349, bị chi phối bởi Pouresmaeili et al. 2018) là động lực duy nhất của ý nghĩa ICRV; công việc tương lai nên đánh giá lại mã hóa này và tìm kiếm thêm các nghiên cứu chế độ Frontier. Thứ ba, cDAI được đo ở cấp nghiên cứu dùng điểm Chỉ số Áp dụng Số của Ngân hàng Thế giới theo quốc gia-năm (chính) hoặc Chỉ số Phát triển Số ITU (phụ), không phải tái lập trực tiếp các chỉ báo cấp doanh nghiệp WBES dùng trong các nghiên cứu sơ cấp đồng hành; bất kỳ sai số có hệ thống nào trong gán DAI theo quốc gia-năm, chẳng hạn từ lệch phiên bản giữa thời kỳ dữ liệu của nghiên cứu và năm tham chiếu của điểm DAI, có thể làm suy giảm hệ số điều tiết. Thứ tư, tìm kiếm hệ thống được giới hạn ở các công bố tiếng Anh; các nghiên cứu phi-tiếng-Anh (Trung Quốc, Nhật Bản, Hàn Quốc, Đông Nam Á) bị thiếu đại diện, có thể làm thiên lệch phân phối chế độ về phía các nền kinh tế Advanced. Thứ năm, độ tin cậy được xác lập trên một mẫu con mã hóa kép 20% (</w:t>
+        <w:t xml:space="preserve">= 0,349, bị chi phối bởi Pouresmaeili et al. 2018) là động lực duy nhất của ý nghĩa ICRV; công việc tương lai nên đánh giá lại mã hóa này và tìm kiếm thêm các nghiên cứu chế độ Frontier. Thứ ba, cDAI được đo ở cấp nghiên cứu dùng điểm Chỉ số Áp dụng Số của Ngân hàng Thế giới theo quốc gia-năm (chính) hoặc Chỉ số Phát triển Số ITU (phụ), không phải tái lập trực tiếp các chỉ báo cấp doanh nghiệp WBES dùng trong các nghiên cứu sơ cấp đồng hành; bất kỳ sai số có hệ thống nào trong gán DAI theo quốc gia-năm, chẳng hạn từ lệch phiên bản giữa thời kỳ dữ liệu của nghiên cứu và năm tham chiếu của điểm DAI, có thể làm suy giảm hệ số điều tiết. Thứ tư, tìm kiếm hệ thống được giới hạn ở các công bố tiếng Anh; các nghiên cứu phi-tiếng-Anh (Trung Quốc, Nhật Bản, Hàn Quốc, Đông Nam Á) bị thiếu đại diện, có thể làm thiên lệch phân phối chế độ về phía các nền kinh tế Advanced. Thứ năm, độ tin cậy được xác lập trên một mẫu con mã hóa kép 20% (</w:t>
       </w:r>
       <w:r>
         <w:rPr>
@@ -11946,14 +12143,50 @@
         <w:t xml:space="preserve">hiệu chỉnh = 0,035) thúc đẩy một kiểm toán thiên lệch công bố chuyên biệt: khảo sát các nhà nghiên cứu I→P về các kết quả không chưa công bố, và phân tích tổng hợp văn liệu xám và luận án, sẽ giới hạn hiệu ứng dân số thực chính xác hơn riêng cắt-và-điền.</w:t>
       </w:r>
     </w:p>
+    <w:bookmarkEnd w:id="55"/>
+    <w:bookmarkStart w:id="56" w:name="tài-trợ"/>
+    <w:p>
+      <w:pPr>
+        <w:pStyle w:val="Heading2"/>
+      </w:pPr>
+      <w:r>
+        <w:t xml:space="preserve">Tài trợ</w:t>
+      </w:r>
+    </w:p>
+    <w:p>
+      <w:pPr>
+        <w:pStyle w:val="FirstParagraph"/>
+      </w:pPr>
+      <w:r>
+        <w:t xml:space="preserve">Nghiên cứu này không nhận tài trợ cụ thể từ bất kỳ cơ quan tài trợ nào trong khu vực công, thương mại hay phi lợi nhuận.</w:t>
+      </w:r>
+    </w:p>
+    <w:bookmarkEnd w:id="56"/>
+    <w:bookmarkStart w:id="57" w:name="xung-đột-lợi-ích"/>
+    <w:p>
+      <w:pPr>
+        <w:pStyle w:val="Heading2"/>
+      </w:pPr>
+      <w:r>
+        <w:t xml:space="preserve">Xung đột lợi ích</w:t>
+      </w:r>
+    </w:p>
+    <w:p>
+      <w:pPr>
+        <w:pStyle w:val="FirstParagraph"/>
+      </w:pPr>
+      <w:r>
+        <w:t xml:space="preserve">Các tác giả tuyên bố không có xung đột lợi ích.</w:t>
+      </w:r>
+    </w:p>
     <w:bookmarkEnd w:id="57"/>
-    <w:bookmarkStart w:id="58" w:name="tài-trợ"/>
+    <w:bookmarkStart w:id="58" w:name="tính-khả-dụng-của-dữ-liệu"/>
     <w:p>
       <w:pPr>
         <w:pStyle w:val="Heading2"/>
       </w:pPr>
       <w:r>
-        <w:t xml:space="preserve">Tài trợ</w:t>
+        <w:t xml:space="preserve">Tính khả dụng của dữ liệu</w:t>
       </w:r>
     </w:p>
     <w:p>
@@ -11961,17 +12194,35 @@
         <w:pStyle w:val="FirstParagraph"/>
       </w:pPr>
       <w:r>
-        <w:t xml:space="preserve">Nghiên cứu này không nhận tài trợ cụ thể từ bất kỳ cơ quan tài trợ nào trong khu vực công, thương mại hay phi lợi nhuận.</w:t>
+        <w:t xml:space="preserve">Cơ sở dữ liệu nghiên cứu đã mã hóa (</w:t>
+      </w:r>
+      <w:r>
+        <w:rPr>
+          <w:rStyle w:val="VerbatimChar"/>
+        </w:rPr>
+        <w:t xml:space="preserve">forest_data.csv</w:t>
+      </w:r>
+      <w:r>
+        <w:t xml:space="preserve">), các kịch bản phân tích R (</w:t>
+      </w:r>
+      <w:r>
+        <w:rPr>
+          <w:rStyle w:val="VerbatimChar"/>
+        </w:rPr>
+        <w:t xml:space="preserve">metafor</w:t>
+      </w:r>
+      <w:r>
+        <w:t xml:space="preserve">) và quy trình đăng ký OSF có sẵn từ tác giả liên hệ theo yêu cầu hợp lý. Bảng kiểm PRISMA 2020 được cung cấp như tài liệu bổ sung.</w:t>
       </w:r>
     </w:p>
     <w:bookmarkEnd w:id="58"/>
-    <w:bookmarkStart w:id="59" w:name="xung-đột-lợi-ích"/>
+    <w:bookmarkStart w:id="59" w:name="X5ded9c6c18a6af4b4bfba918e42f89954db9f05"/>
     <w:p>
       <w:pPr>
         <w:pStyle w:val="Heading2"/>
       </w:pPr>
       <w:r>
-        <w:t xml:space="preserve">Xung đột lợi ích</w:t>
+        <w:t xml:space="preserve">Công bố về AI Tạo sinh và Công nghệ Hỗ trợ AI trong Quá trình Viết</w:t>
       </w:r>
     </w:p>
     <w:p>
@@ -11979,17 +12230,17 @@
         <w:pStyle w:val="FirstParagraph"/>
       </w:pPr>
       <w:r>
-        <w:t xml:space="preserve">Các tác giả tuyên bố không có xung đột lợi ích.</w:t>
+        <w:t xml:space="preserve">Trong quá trình chuẩn bị công trình này, các tác giả đã dùng hai công cụ phần mềm, mỗi công cụ dưới sự kiểm soát và kiểm chứng đầy đủ của con người. Thứ nhất, một công cụ hỗ trợ mô hình ngôn ngữ lớn được xây dựng chuyên biệt (M-AIDA, dùng Anthropic Claude) được dùng để hỗ trợ trích xuất cỡ hiệu ứng và chuyển đổi thống kê từ các nghiên cứu sơ cấp; mọi giá trị do công cụ đề xuất đều được kiểm tra độc lập, sửa khi cần và khóa cố định bởi Nghiên cứu viên Chính trước khi nhập vào cơ sở dữ liệu phân tích. Thứ hai, Grammarly được dùng để sửa chính tả, ngữ pháp và dấu câu trong văn bản của chính tác giả. Không có công cụ AI tạo sinh nào lựa chọn nghiên cứu, ra quyết định đủ điều kiện, thực hiện phân tích thống kê hay tạo bất kỳ nội dung diễn giải hoặc văn bản nào; các tác giả đã rà soát tất cả đầu ra và chịu trách nhiệm hoàn toàn về nội dung của công bố.</w:t>
       </w:r>
     </w:p>
     <w:bookmarkEnd w:id="59"/>
-    <w:bookmarkStart w:id="60" w:name="tính-khả-dụng-của-dữ-liệu"/>
+    <w:bookmarkStart w:id="63" w:name="tài-liệu-tham-khảo"/>
     <w:p>
       <w:pPr>
         <w:pStyle w:val="Heading2"/>
       </w:pPr>
       <w:r>
-        <w:t xml:space="preserve">Tính khả dụng của dữ liệu</w:t>
+        <w:t xml:space="preserve">Tài liệu tham khảo</w:t>
       </w:r>
     </w:p>
     <w:p>
@@ -11997,60 +12248,6 @@
         <w:pStyle w:val="FirstParagraph"/>
       </w:pPr>
       <w:r>
-        <w:t xml:space="preserve">Cơ sở dữ liệu nghiên cứu đã mã hóa (</w:t>
-      </w:r>
-      <w:r>
-        <w:rPr>
-          <w:rStyle w:val="VerbatimChar"/>
-        </w:rPr>
-        <w:t xml:space="preserve">forest_data.csv</w:t>
-      </w:r>
-      <w:r>
-        <w:t xml:space="preserve">), các kịch bản phân tích R (</w:t>
-      </w:r>
-      <w:r>
-        <w:rPr>
-          <w:rStyle w:val="VerbatimChar"/>
-        </w:rPr>
-        <w:t xml:space="preserve">metafor</w:t>
-      </w:r>
-      <w:r>
-        <w:t xml:space="preserve">) và quy trình đăng ký OSF có sẵn từ tác giả liên hệ theo yêu cầu hợp lý. Bảng kiểm PRISMA 2020 được cung cấp như tài liệu bổ sung.</w:t>
-      </w:r>
-    </w:p>
-    <w:bookmarkEnd w:id="60"/>
-    <w:bookmarkStart w:id="61" w:name="X5ded9c6c18a6af4b4bfba918e42f89954db9f05"/>
-    <w:p>
-      <w:pPr>
-        <w:pStyle w:val="Heading2"/>
-      </w:pPr>
-      <w:r>
-        <w:t xml:space="preserve">Công bố về AI Tạo sinh và Công nghệ Hỗ trợ AI trong Quá trình Viết</w:t>
-      </w:r>
-    </w:p>
-    <w:p>
-      <w:pPr>
-        <w:pStyle w:val="FirstParagraph"/>
-      </w:pPr>
-      <w:r>
-        <w:t xml:space="preserve">Trong quá trình chuẩn bị công trình này, các tác giả đã dùng hai công cụ phần mềm, mỗi công cụ dưới sự kiểm soát và kiểm chứng đầy đủ của con người. Thứ nhất, một công cụ hỗ trợ mô hình ngôn ngữ lớn được xây dựng chuyên biệt (M-AIDA, dùng Anthropic Claude) được dùng để hỗ trợ trích xuất cỡ hiệu ứng và chuyển đổi thống kê từ các nghiên cứu sơ cấp; mọi giá trị do công cụ đề xuất đều được kiểm tra độc lập, sửa khi cần và khóa cố định bởi Nghiên cứu viên Chính trước khi nhập vào cơ sở dữ liệu phân tích. Thứ hai, Grammarly được dùng để sửa chính tả, ngữ pháp và dấu câu trong văn bản của chính tác giả. Không có công cụ AI tạo sinh nào lựa chọn nghiên cứu, ra quyết định đủ điều kiện, thực hiện phân tích thống kê hay tạo bất kỳ nội dung diễn giải hoặc văn bản nào; các tác giả đã rà soát tất cả đầu ra và chịu trách nhiệm hoàn toàn về nội dung của công bố.</w:t>
-      </w:r>
-    </w:p>
-    <w:bookmarkEnd w:id="61"/>
-    <w:bookmarkStart w:id="65" w:name="tài-liệu-tham-khảo"/>
-    <w:p>
-      <w:pPr>
-        <w:pStyle w:val="Heading2"/>
-      </w:pPr>
-      <w:r>
-        <w:t xml:space="preserve">Tài liệu tham khảo</w:t>
-      </w:r>
-    </w:p>
-    <w:p>
-      <w:pPr>
-        <w:pStyle w:val="FirstParagraph"/>
-      </w:pPr>
-      <w:r>
         <w:t xml:space="preserve">Aguinis, H., Dalton, D. R., Bosco, F. A., Pierce, C. A., &amp; Dalton, C. M.</w:t>
       </w:r>
       <w:r>
@@ -12581,7 +12778,7 @@
       <w:r>
         <w:t xml:space="preserve"> </w:t>
       </w:r>
-      <w:hyperlink r:id="rId62">
+      <w:hyperlink r:id="rId60">
         <w:r>
           <w:rPr>
             <w:rStyle w:val="Hyperlink"/>
@@ -13256,7 +13453,7 @@
       <w:r>
         <w:t xml:space="preserve"> </w:t>
       </w:r>
-      <w:hyperlink r:id="rId63">
+      <w:hyperlink r:id="rId61">
         <w:r>
           <w:rPr>
             <w:rStyle w:val="Hyperlink"/>
@@ -13441,7 +13638,7 @@
         <w:t xml:space="preserve"> </w:t>
       </w:r>
       <w:r>
-        <w:t xml:space="preserve">(pp. 231–244).</w:t>
+        <w:t xml:space="preserve">(pp. 231–244).</w:t>
       </w:r>
       <w:r>
         <w:t xml:space="preserve"> </w:t>
@@ -13778,7 +13975,7 @@
       <w:r>
         <w:t xml:space="preserve"> </w:t>
       </w:r>
-      <w:hyperlink r:id="rId64">
+      <w:hyperlink r:id="rId62">
         <w:r>
           <w:rPr>
             <w:rStyle w:val="Hyperlink"/>
@@ -13855,8 +14052,8 @@
         <w:t xml:space="preserve">(2), 341–363.</w:t>
       </w:r>
     </w:p>
-    <w:bookmarkEnd w:id="65"/>
-    <w:bookmarkStart w:id="66" w:name="X7cf4d3f0ee4a5949dfb5c5a64760ed3b7953ea8"/>
+    <w:bookmarkEnd w:id="63"/>
+    <w:bookmarkStart w:id="64" w:name="X7cf4d3f0ee4a5949dfb5c5a64760ed3b7953ea8"/>
     <w:p>
       <w:pPr>
         <w:pStyle w:val="Heading2"/>
@@ -13870,7 +14067,25 @@
         <w:pStyle w:val="FirstParagraph"/>
       </w:pPr>
       <w:r>
-        <w:t xml:space="preserve">Tập nghiên cứu được lắp ráp qua tìm kiếm hệ thống neo theo trích dẫn thay vì một điều tra cơ sở dữ liệu đơn lẻ; do đó, dòng được báo cáo theo biến thể "studies identified via other methods" (nghiên cứu được xác định qua phương pháp khác) của PRISMA 2020 (Page et al., 2021).</w:t>
+        <w:t xml:space="preserve">Tập nghiên cứu được lắp ráp qua tìm kiếm hệ thống neo theo trích dẫn thay vì một điều tra cơ sở dữ liệu đơn lẻ; do đó, dòng được báo cáo theo biến thể</w:t>
+      </w:r>
+      <w:r>
+        <w:t xml:space="preserve"> </w:t>
+      </w:r>
+      <w:r>
+        <w:t xml:space="preserve">“</w:t>
+      </w:r>
+      <w:r>
+        <w:t xml:space="preserve">studies identified via other methods</w:t>
+      </w:r>
+      <w:r>
+        <w:t xml:space="preserve">”</w:t>
+      </w:r>
+      <w:r>
+        <w:t xml:space="preserve"> </w:t>
+      </w:r>
+      <w:r>
+        <w:t xml:space="preserve">(nghiên cứu được xác định qua phương pháp khác) của PRISMA 2020 (Page et al., 2021).</w:t>
       </w:r>
     </w:p>
     <w:p>
@@ -14090,8 +14305,8 @@
         <w:t xml:space="preserve">Bảng kiểm PRISMA 2020 (Page et al., 2021) có sẵn từ tác giả liên hệ.</w:t>
       </w:r>
     </w:p>
-    <w:bookmarkEnd w:id="66"/>
-    <w:bookmarkStart w:id="67" w:name="Xe2c20ca2d45a90360c77de8e75df2e6da98be27"/>
+    <w:bookmarkEnd w:id="64"/>
+    <w:bookmarkStart w:id="65" w:name="Xe2c20ca2d45a90360c77de8e75df2e6da98be27"/>
     <w:p>
       <w:pPr>
         <w:pStyle w:val="Heading2"/>
@@ -14103,7 +14318,7 @@
     <w:tbl>
       <w:tblPr>
         <w:tblStyle w:val="Table"/>
-        <w:tblW w:type="auto" w:w="0"/>
+        <w:tblW w:type="pct" w:w="5000"/>
         <w:tblLook w:firstRow="1" w:lastRow="0" w:firstColumn="0" w:lastColumn="0" w:noHBand="0" w:noVBand="0" w:val="0020"/>
         <w:jc w:val="start"/>
       </w:tblPr>
@@ -14300,7 +14515,19 @@
               <w:jc w:val="left"/>
             </w:pPr>
             <w:r>
-              <w:t xml:space="preserve">Quốc gia mẫu của tác giả đầu; đa quốc gia = "pooled"</w:t>
+              <w:t xml:space="preserve">Quốc gia mẫu của tác giả đầu; đa quốc gia =</w:t>
+            </w:r>
+            <w:r>
+              <w:t xml:space="preserve"> </w:t>
+            </w:r>
+            <w:r>
+              <w:t xml:space="preserve">“</w:t>
+            </w:r>
+            <w:r>
+              <w:t xml:space="preserve">pooled</w:t>
+            </w:r>
+            <w:r>
+              <w:t xml:space="preserve">”</w:t>
             </w:r>
           </w:p>
         </w:tc>
@@ -14414,14 +14641,14 @@
               <w:jc w:val="left"/>
             </w:pPr>
             <w:r>
-              <w:t xml:space="preserve">Kế toán (ROA/ROE/ROS); Thị trường (Tobin's Q); Hỗn hợp; Khác</w:t>
+              <w:t xml:space="preserve">Kế toán (ROA/ROE/ROS); Thị trường (Tobin’s Q); Hỗn hợp; Khác</w:t>
             </w:r>
           </w:p>
         </w:tc>
       </w:tr>
     </w:tbl>
-    <w:bookmarkEnd w:id="67"/>
-    <w:bookmarkStart w:id="68" w:name="Xc3c4c8786524f3f03c7181151836500528a8fe9"/>
+    <w:bookmarkEnd w:id="65"/>
+    <w:bookmarkStart w:id="66" w:name="Xc3c4c8786524f3f03c7181151836500528a8fe9"/>
     <w:p>
       <w:pPr>
         <w:pStyle w:val="Heading2"/>
@@ -14442,7 +14669,7 @@
     <w:tbl>
       <w:tblPr>
         <w:tblStyle w:val="Table"/>
-        <w:tblW w:type="auto" w:w="0"/>
+        <w:tblW w:type="pct" w:w="5000"/>
         <w:tblLook w:firstRow="1" w:lastRow="0" w:firstColumn="0" w:lastColumn="0" w:noHBand="0" w:noVBand="0" w:val="0020"/>
         <w:jc w:val="start"/>
       </w:tblPr>
@@ -14618,7 +14845,7 @@
               <w:jc w:val="left"/>
             </w:pPr>
             <w:r>
-              <w:t xml:space="preserve">62,5%</w:t>
+              <w:t xml:space="preserve">62,4%</w:t>
             </w:r>
           </w:p>
         </w:tc>
@@ -14886,7 +15113,7 @@
               <w:jc w:val="left"/>
             </w:pPr>
             <w:r>
-              <w:t xml:space="preserve">Suurmond et al. (2017)</w:t>
+              <w:t xml:space="preserve">Suurmond et al. (2017)</w:t>
             </w:r>
           </w:p>
         </w:tc>
@@ -14919,7 +15146,7 @@
         <w:t xml:space="preserve"> </w:t>
       </w:r>
       <w:r>
-        <w:t xml:space="preserve">Tổng I² thấp hơn trong mô hình ba cấp (62,5% so với 87,92%) phản ánh mẫu</w:t>
+        <w:t xml:space="preserve">Tổng I² thấp hơn trong mô hình ba cấp (62,4% so với 87,92%) phản ánh mẫu</w:t>
       </w:r>
       <w:r>
         <w:t xml:space="preserve"> </w:t>
@@ -14950,9 +15177,12 @@
         <w:t xml:space="preserve">Số từ (không bao gồm bảng, tài liệu tham khảo, phụ lục): ≈ 6.900 từ</w:t>
       </w:r>
     </w:p>
-    <w:bookmarkEnd w:id="68"/>
-    <w:bookmarkEnd w:id="69"/>
-    <w:sectPr/>
+    <w:bookmarkEnd w:id="66"/>
+    <w:bookmarkEnd w:id="67"/>
+    <w:sectPr>
+      <w:pgSz w:h="16838" w:w="11906"/>
+      <w:pgMar w:bottom="1417" w:left="1417" w:right="1417" w:top="1417"/>
+    </w:sectPr>
   </w:body>
 </w:document>
 </file>
@@ -15309,29 +15539,59 @@
   <w:style w:default="1" w:styleId="Normal" w:type="paragraph">
     <w:name w:val="Normal"/>
     <w:qFormat/>
+    <w:pPr>
+      <w:spacing w:line="276" w:lineRule="auto"/>
+      <w:jc w:val="both"/>
+    </w:pPr>
+    <w:rPr>
+      <w:rFonts w:ascii="Times New Roman" w:eastAsia="Times New Roman" w:hAnsi="Times New Roman"/>
+      <w:color w:val="000000"/>
+      <w:sz w:val="24"/>
+    </w:rPr>
   </w:style>
   <w:style w:styleId="BodyText" w:type="paragraph">
     <w:name w:val="Body Text"/>
     <w:basedOn w:val="Normal"/>
     <w:link w:val="BodyTextChar"/>
     <w:pPr>
-      <w:spacing w:after="180" w:before="180"/>
+      <w:spacing w:after="180" w:before="180" w:line="276" w:lineRule="auto"/>
+      <w:jc w:val="both"/>
     </w:pPr>
     <w:qFormat/>
+    <w:rPr>
+      <w:rFonts w:ascii="Times New Roman" w:eastAsia="Times New Roman" w:hAnsi="Times New Roman"/>
+      <w:color w:val="000000"/>
+      <w:sz w:val="24"/>
+    </w:rPr>
   </w:style>
   <w:style w:customStyle="1" w:styleId="FirstParagraph" w:type="paragraph">
     <w:name w:val="First Paragraph"/>
     <w:basedOn w:val="BodyText"/>
     <w:next w:val="BodyText"/>
     <w:qFormat/>
+    <w:pPr>
+      <w:spacing w:line="276" w:lineRule="auto"/>
+      <w:jc w:val="both"/>
+    </w:pPr>
+    <w:rPr>
+      <w:rFonts w:ascii="Times New Roman" w:eastAsia="Times New Roman" w:hAnsi="Times New Roman"/>
+      <w:color w:val="000000"/>
+      <w:sz w:val="24"/>
+    </w:rPr>
   </w:style>
   <w:style w:customStyle="1" w:styleId="Compact" w:type="paragraph">
     <w:name w:val="Compact"/>
     <w:basedOn w:val="BodyText"/>
     <w:qFormat/>
     <w:pPr>
-      <w:spacing w:after="36" w:before="36"/>
+      <w:spacing w:after="36" w:before="36" w:line="276" w:lineRule="auto"/>
+      <w:jc w:val="both"/>
     </w:pPr>
+    <w:rPr>
+      <w:rFonts w:ascii="Times New Roman" w:eastAsia="Times New Roman" w:hAnsi="Times New Roman"/>
+      <w:color w:val="000000"/>
+      <w:sz w:val="24"/>
+    </w:rPr>
   </w:style>
   <w:style w:styleId="Title" w:type="paragraph">
     <w:name w:val="Title"/>
@@ -15341,15 +15601,15 @@
     <w:pPr>
       <w:keepNext/>
       <w:keepLines/>
-      <w:spacing w:after="240" w:before="480"/>
-      <w:jc w:val="center"/>
+      <w:spacing w:after="240" w:before="480" w:line="276" w:lineRule="auto"/>
+      <w:jc w:val="both"/>
     </w:pPr>
     <w:rPr>
-      <w:rFonts w:asciiTheme="majorHAnsi" w:cstheme="majorBidi" w:eastAsiaTheme="majorEastAsia" w:hAnsiTheme="majorHAnsi"/>
+      <w:rFonts w:ascii="Times New Roman" w:asciiTheme="majorHAnsi" w:cstheme="majorBidi" w:eastAsia="Times New Roman" w:eastAsiaTheme="majorEastAsia" w:hAnsi="Times New Roman" w:hAnsiTheme="majorHAnsi"/>
       <w:b/>
       <w:bCs/>
-      <w:color w:themeColor="accent1" w:themeShade="B5" w:val="345A8A"/>
-      <w:sz w:val="36"/>
+      <w:color w:val="000000"/>
+      <w:sz w:val="24"/>
       <w:szCs w:val="36"/>
     </w:rPr>
   </w:style>
@@ -15361,11 +15621,13 @@
     <w:pPr>
       <w:keepNext/>
       <w:keepLines/>
-      <w:spacing w:after="240" w:before="240"/>
-      <w:jc w:val="center"/>
+      <w:spacing w:after="240" w:before="240" w:line="276" w:lineRule="auto"/>
+      <w:jc w:val="both"/>
     </w:pPr>
     <w:rPr>
-      <w:sz w:val="30"/>
+      <w:rFonts w:ascii="Times New Roman" w:eastAsia="Times New Roman" w:hAnsi="Times New Roman"/>
+      <w:color w:val="000000"/>
+      <w:sz w:val="24"/>
       <w:szCs w:val="30"/>
     </w:rPr>
   </w:style>
@@ -15376,8 +15638,14 @@
     <w:pPr>
       <w:keepNext/>
       <w:keepLines/>
-      <w:jc w:val="center"/>
+      <w:spacing w:line="276" w:lineRule="auto"/>
+      <w:jc w:val="both"/>
     </w:pPr>
+    <w:rPr>
+      <w:rFonts w:ascii="Times New Roman" w:eastAsia="Times New Roman" w:hAnsi="Times New Roman"/>
+      <w:color w:val="000000"/>
+      <w:sz w:val="24"/>
+    </w:rPr>
   </w:style>
   <w:style w:styleId="Date" w:type="paragraph">
     <w:name w:val="Date"/>
@@ -15386,8 +15654,14 @@
     <w:pPr>
       <w:keepNext/>
       <w:keepLines/>
-      <w:jc w:val="center"/>
+      <w:spacing w:line="276" w:lineRule="auto"/>
+      <w:jc w:val="both"/>
     </w:pPr>
+    <w:rPr>
+      <w:rFonts w:ascii="Times New Roman" w:eastAsia="Times New Roman" w:hAnsi="Times New Roman"/>
+      <w:color w:val="000000"/>
+      <w:sz w:val="24"/>
+    </w:rPr>
   </w:style>
   <w:style w:customStyle="1" w:styleId="AbstractTitle" w:type="paragraph">
     <w:name w:val="Abstract Title"/>
@@ -15397,15 +15671,15 @@
     <w:pPr>
       <w:keepNext/>
       <w:keepLines/>
-      <w:jc w:val="center"/>
-      <w:spacing w:after="0" w:before="300"/>
+      <w:jc w:val="both"/>
+      <w:spacing w:after="0" w:before="300" w:line="276" w:lineRule="auto"/>
     </w:pPr>
     <w:rPr>
-      <w:sz w:val="20"/>
+      <w:color w:val="000000"/>
+      <w:sz w:val="24"/>
       <w:szCs w:val="20"/>
+      <w:rFonts w:ascii="Times New Roman" w:eastAsia="Times New Roman" w:hAnsi="Times New Roman"/>
       <w:b/>
-      <w:color w:val="345A8A"/>
-      &gt;
     </w:rPr>
   </w:style>
   <w:style w:customStyle="1" w:styleId="Abstract" w:type="paragraph">
@@ -15416,10 +15690,13 @@
     <w:pPr>
       <w:keepNext/>
       <w:keepLines/>
-      <w:spacing w:after="300" w:before="100"/>
+      <w:spacing w:after="300" w:before="100" w:line="276" w:lineRule="auto"/>
+      <w:jc w:val="both"/>
     </w:pPr>
     <w:rPr>
-      <w:sz w:val="20"/>
+      <w:rFonts w:ascii="Times New Roman" w:eastAsia="Times New Roman" w:hAnsi="Times New Roman"/>
+      <w:color w:val="000000"/>
+      <w:sz w:val="24"/>
       <w:szCs w:val="20"/>
     </w:rPr>
   </w:style>
@@ -15428,8 +15705,15 @@
     <w:basedOn w:val="Normal"/>
     <w:next w:val="Bibliography"/>
     <w:qFormat/>
-    <w:pPr/>
-    <w:rPr/>
+    <w:pPr>
+      <w:spacing w:line="276" w:lineRule="auto"/>
+      <w:jc w:val="both"/>
+    </w:pPr>
+    <w:rPr>
+      <w:rFonts w:ascii="Times New Roman" w:eastAsia="Times New Roman" w:hAnsi="Times New Roman"/>
+      <w:color w:val="000000"/>
+      <w:sz w:val="24"/>
+    </w:rPr>
   </w:style>
   <w:style w:styleId="Heading1" w:type="paragraph">
     <w:name w:val="Heading 1"/>
@@ -15440,15 +15724,16 @@
     <w:pPr>
       <w:keepNext/>
       <w:keepLines/>
-      <w:spacing w:after="0" w:before="480"/>
+      <w:spacing w:after="0" w:before="480" w:line="276" w:lineRule="auto"/>
+      <w:jc w:val="both"/>
       <w:outlineLvl w:val="0"/>
     </w:pPr>
     <w:rPr>
-      <w:rFonts w:asciiTheme="majorHAnsi" w:cstheme="majorBidi" w:eastAsiaTheme="majorEastAsia" w:hAnsiTheme="majorHAnsi"/>
+      <w:rFonts w:ascii="Times New Roman" w:asciiTheme="majorHAnsi" w:cstheme="majorBidi" w:eastAsia="Times New Roman" w:eastAsiaTheme="majorEastAsia" w:hAnsi="Times New Roman" w:hAnsiTheme="majorHAnsi"/>
       <w:b/>
       <w:bCs/>
-      <w:color w:themeColor="accent1" w:val="4F81BD"/>
-      <w:sz w:val="32"/>
+      <w:color w:val="000000"/>
+      <w:sz w:val="24"/>
       <w:szCs w:val="32"/>
     </w:rPr>
   </w:style>
@@ -15462,15 +15747,16 @@
     <w:pPr>
       <w:keepNext/>
       <w:keepLines/>
-      <w:spacing w:after="0" w:before="200"/>
+      <w:spacing w:after="0" w:before="200" w:line="276" w:lineRule="auto"/>
+      <w:jc w:val="both"/>
       <w:outlineLvl w:val="1"/>
     </w:pPr>
     <w:rPr>
-      <w:rFonts w:asciiTheme="majorHAnsi" w:cstheme="majorBidi" w:eastAsiaTheme="majorEastAsia" w:hAnsiTheme="majorHAnsi"/>
+      <w:rFonts w:ascii="Times New Roman" w:asciiTheme="majorHAnsi" w:cstheme="majorBidi" w:eastAsia="Times New Roman" w:eastAsiaTheme="majorEastAsia" w:hAnsi="Times New Roman" w:hAnsiTheme="majorHAnsi"/>
       <w:b/>
       <w:bCs/>
-      <w:color w:themeColor="accent1" w:val="4F81BD"/>
-      <w:sz w:val="28"/>
+      <w:color w:val="000000"/>
+      <w:sz w:val="24"/>
       <w:szCs w:val="28"/>
     </w:rPr>
   </w:style>
@@ -15484,14 +15770,15 @@
     <w:pPr>
       <w:keepNext/>
       <w:keepLines/>
-      <w:spacing w:after="0" w:before="200"/>
+      <w:spacing w:after="0" w:before="200" w:line="276" w:lineRule="auto"/>
+      <w:jc w:val="both"/>
       <w:outlineLvl w:val="2"/>
     </w:pPr>
     <w:rPr>
-      <w:rFonts w:asciiTheme="majorHAnsi" w:cstheme="majorBidi" w:eastAsiaTheme="majorEastAsia" w:hAnsiTheme="majorHAnsi"/>
+      <w:rFonts w:ascii="Times New Roman" w:asciiTheme="majorHAnsi" w:cstheme="majorBidi" w:eastAsia="Times New Roman" w:eastAsiaTheme="majorEastAsia" w:hAnsi="Times New Roman" w:hAnsiTheme="majorHAnsi"/>
       <w:b/>
       <w:bCs/>
-      <w:color w:themeColor="accent1" w:val="4F81BD"/>
+      <w:color w:val="000000"/>
       <w:sz w:val="24"/>
       <w:szCs w:val="24"/>
     </w:rPr>
@@ -15506,14 +15793,15 @@
     <w:pPr>
       <w:keepNext/>
       <w:keepLines/>
-      <w:spacing w:after="0" w:before="200"/>
+      <w:spacing w:after="0" w:before="200" w:line="276" w:lineRule="auto"/>
+      <w:jc w:val="both"/>
       <w:outlineLvl w:val="3"/>
     </w:pPr>
     <w:rPr>
-      <w:rFonts w:asciiTheme="majorHAnsi" w:cstheme="majorBidi" w:eastAsiaTheme="majorEastAsia" w:hAnsiTheme="majorHAnsi"/>
+      <w:rFonts w:ascii="Times New Roman" w:asciiTheme="majorHAnsi" w:cstheme="majorBidi" w:eastAsia="Times New Roman" w:eastAsiaTheme="majorEastAsia" w:hAnsi="Times New Roman" w:hAnsiTheme="majorHAnsi"/>
       <w:i/>
       <w:bCs/>
-      <w:color w:themeColor="accent1" w:val="4F81BD"/>
+      <w:color w:val="000000"/>
       <w:sz w:val="24"/>
       <w:szCs w:val="24"/>
     </w:rPr>
@@ -15528,13 +15816,14 @@
     <w:pPr>
       <w:keepNext/>
       <w:keepLines/>
-      <w:spacing w:after="0" w:before="200"/>
+      <w:spacing w:after="0" w:before="200" w:line="276" w:lineRule="auto"/>
+      <w:jc w:val="both"/>
       <w:outlineLvl w:val="4"/>
     </w:pPr>
     <w:rPr>
-      <w:rFonts w:asciiTheme="majorHAnsi" w:cstheme="majorBidi" w:eastAsiaTheme="majorEastAsia" w:hAnsiTheme="majorHAnsi"/>
+      <w:rFonts w:ascii="Times New Roman" w:asciiTheme="majorHAnsi" w:cstheme="majorBidi" w:eastAsia="Times New Roman" w:eastAsiaTheme="majorEastAsia" w:hAnsi="Times New Roman" w:hAnsiTheme="majorHAnsi"/>
       <w:iCs/>
-      <w:color w:themeColor="accent1" w:val="4F81BD"/>
+      <w:color w:val="000000"/>
       <w:sz w:val="24"/>
       <w:szCs w:val="24"/>
     </w:rPr>
@@ -15549,12 +15838,13 @@
     <w:pPr>
       <w:keepNext/>
       <w:keepLines/>
-      <w:spacing w:after="0" w:before="200"/>
+      <w:spacing w:after="0" w:before="200" w:line="276" w:lineRule="auto"/>
+      <w:jc w:val="both"/>
       <w:outlineLvl w:val="5"/>
     </w:pPr>
     <w:rPr>
-      <w:rFonts w:asciiTheme="majorHAnsi" w:cstheme="majorBidi" w:eastAsiaTheme="majorEastAsia" w:hAnsiTheme="majorHAnsi"/>
-      <w:color w:themeColor="accent1" w:val="4F81BD"/>
+      <w:rFonts w:ascii="Times New Roman" w:asciiTheme="majorHAnsi" w:cstheme="majorBidi" w:eastAsia="Times New Roman" w:eastAsiaTheme="majorEastAsia" w:hAnsi="Times New Roman" w:hAnsiTheme="majorHAnsi"/>
+      <w:color w:val="000000"/>
       <w:sz w:val="24"/>
       <w:szCs w:val="24"/>
     </w:rPr>
@@ -15569,12 +15859,13 @@
     <w:pPr>
       <w:keepNext/>
       <w:keepLines/>
-      <w:spacing w:after="0" w:before="200"/>
+      <w:spacing w:after="0" w:before="200" w:line="276" w:lineRule="auto"/>
+      <w:jc w:val="both"/>
       <w:outlineLvl w:val="6"/>
     </w:pPr>
     <w:rPr>
-      <w:rFonts w:asciiTheme="majorHAnsi" w:cstheme="majorBidi" w:eastAsiaTheme="majorEastAsia" w:hAnsiTheme="majorHAnsi"/>
-      <w:color w:themeColor="accent1" w:val="4F81BD"/>
+      <w:rFonts w:ascii="Times New Roman" w:asciiTheme="majorHAnsi" w:cstheme="majorBidi" w:eastAsia="Times New Roman" w:eastAsiaTheme="majorEastAsia" w:hAnsi="Times New Roman" w:hAnsiTheme="majorHAnsi"/>
+      <w:color w:val="000000"/>
       <w:sz w:val="24"/>
       <w:szCs w:val="24"/>
     </w:rPr>
@@ -15589,12 +15880,13 @@
     <w:pPr>
       <w:keepNext/>
       <w:keepLines/>
-      <w:spacing w:after="0" w:before="200"/>
+      <w:spacing w:after="0" w:before="200" w:line="276" w:lineRule="auto"/>
+      <w:jc w:val="both"/>
       <w:outlineLvl w:val="7"/>
     </w:pPr>
     <w:rPr>
-      <w:rFonts w:asciiTheme="majorHAnsi" w:cstheme="majorBidi" w:eastAsiaTheme="majorEastAsia" w:hAnsiTheme="majorHAnsi"/>
-      <w:color w:themeColor="accent1" w:val="4F81BD"/>
+      <w:rFonts w:ascii="Times New Roman" w:asciiTheme="majorHAnsi" w:cstheme="majorBidi" w:eastAsia="Times New Roman" w:eastAsiaTheme="majorEastAsia" w:hAnsi="Times New Roman" w:hAnsiTheme="majorHAnsi"/>
+      <w:color w:val="000000"/>
       <w:sz w:val="24"/>
       <w:szCs w:val="24"/>
     </w:rPr>
@@ -15609,12 +15901,13 @@
     <w:pPr>
       <w:keepNext/>
       <w:keepLines/>
-      <w:spacing w:after="0" w:before="200"/>
+      <w:spacing w:after="0" w:before="200" w:line="276" w:lineRule="auto"/>
+      <w:jc w:val="both"/>
       <w:outlineLvl w:val="8"/>
     </w:pPr>
     <w:rPr>
-      <w:rFonts w:asciiTheme="majorHAnsi" w:cstheme="majorBidi" w:eastAsiaTheme="majorEastAsia" w:hAnsiTheme="majorHAnsi"/>
-      <w:color w:themeColor="accent1" w:val="4F81BD"/>
+      <w:rFonts w:ascii="Times New Roman" w:asciiTheme="majorHAnsi" w:cstheme="majorBidi" w:eastAsia="Times New Roman" w:eastAsiaTheme="majorEastAsia" w:hAnsi="Times New Roman" w:hAnsiTheme="majorHAnsi"/>
+      <w:color w:val="000000"/>
       <w:sz w:val="24"/>
       <w:szCs w:val="24"/>
     </w:rPr>
@@ -15627,9 +15920,15 @@
     <w:unhideWhenUsed/>
     <w:qFormat/>
     <w:pPr>
-      <w:spacing w:after="100" w:before="100"/>
+      <w:spacing w:after="100" w:before="100" w:line="276" w:lineRule="auto"/>
       <w:ind w:firstLine="0" w:left="480" w:right="480"/>
+      <w:jc w:val="both"/>
     </w:pPr>
+    <w:rPr>
+      <w:rFonts w:ascii="Times New Roman" w:eastAsia="Times New Roman" w:hAnsi="Times New Roman"/>
+      <w:color w:val="000000"/>
+      <w:sz w:val="24"/>
+    </w:rPr>
   </w:style>
   <w:style w:styleId="FootnoteText" w:type="paragraph">
     <w:name w:val="Footnote Text"/>
@@ -15638,11 +15937,25 @@
     <w:uiPriority w:val="9"/>
     <w:unhideWhenUsed/>
     <w:qFormat/>
+    <w:pPr>
+      <w:spacing w:line="276" w:lineRule="auto"/>
+      <w:jc w:val="both"/>
+    </w:pPr>
+    <w:rPr>
+      <w:rFonts w:ascii="Times New Roman" w:eastAsia="Times New Roman" w:hAnsi="Times New Roman"/>
+      <w:color w:val="000000"/>
+      <w:sz w:val="24"/>
+    </w:rPr>
   </w:style>
   <w:style w:default="1" w:styleId="DefaultParagraphFont" w:type="character">
     <w:name w:val="Default Paragraph Font"/>
     <w:semiHidden/>
     <w:unhideWhenUsed/>
+    <w:rPr>
+      <w:rFonts w:ascii="Times New Roman" w:eastAsia="Times New Roman" w:hAnsi="Times New Roman"/>
+      <w:color w:val="000000"/>
+      <w:sz w:val="24"/>
+    </w:rPr>
   </w:style>
   <w:style w:default="1" w:styleId="Table" w:type="table">
     <w:name w:val="Table"/>
@@ -15650,6 +15963,15 @@
     <w:semiHidden/>
     <w:unhideWhenUsed/>
     <w:qFormat/>
+    <w:pPr>
+      <w:spacing w:line="276" w:lineRule="auto"/>
+      <w:jc w:val="both"/>
+    </w:pPr>
+    <w:rPr>
+      <w:rFonts w:ascii="Times New Roman" w:eastAsia="Times New Roman" w:hAnsi="Times New Roman"/>
+      <w:color w:val="000000"/>
+      <w:sz w:val="24"/>
+    </w:rPr>
     <w:tblPr>
       <w:tblInd w:type="dxa" w:w="0"/>
       <w:tblCellMar>
@@ -15682,25 +16004,42 @@
     <w:pPr>
       <w:keepNext/>
       <w:keepLines/>
-      <w:spacing w:after="0"/>
+      <w:spacing w:after="0" w:line="276" w:lineRule="auto"/>
+      <w:jc w:val="both"/>
     </w:pPr>
     <w:rPr>
+      <w:rFonts w:ascii="Times New Roman" w:eastAsia="Times New Roman" w:hAnsi="Times New Roman"/>
       <w:b/>
+      <w:color w:val="000000"/>
+      <w:sz w:val="24"/>
     </w:rPr>
   </w:style>
   <w:style w:customStyle="1" w:styleId="Definition" w:type="paragraph">
     <w:name w:val="Definition"/>
     <w:basedOn w:val="Normal"/>
+    <w:pPr>
+      <w:spacing w:line="276" w:lineRule="auto"/>
+      <w:jc w:val="both"/>
+    </w:pPr>
+    <w:rPr>
+      <w:rFonts w:ascii="Times New Roman" w:eastAsia="Times New Roman" w:hAnsi="Times New Roman"/>
+      <w:color w:val="000000"/>
+      <w:sz w:val="24"/>
+    </w:rPr>
   </w:style>
   <w:style w:styleId="Caption" w:type="paragraph">
     <w:name w:val="Caption"/>
     <w:basedOn w:val="Normal"/>
     <w:link w:val="BodyTextChar"/>
     <w:pPr>
-      <w:spacing w:after="120" w:before="0"/>
+      <w:spacing w:after="120" w:before="0" w:line="276" w:lineRule="auto"/>
+      <w:jc w:val="both"/>
     </w:pPr>
     <w:rPr>
+      <w:rFonts w:ascii="Times New Roman" w:eastAsia="Times New Roman" w:hAnsi="Times New Roman"/>
       <w:i/>
+      <w:color w:val="000000"/>
+      <w:sz w:val="24"/>
     </w:rPr>
   </w:style>
   <w:style w:customStyle="1" w:styleId="TableCaption" w:type="paragraph">
@@ -15708,44 +16047,90 @@
     <w:basedOn w:val="Caption"/>
     <w:pPr>
       <w:keepNext/>
+      <w:spacing w:line="276" w:lineRule="auto"/>
+      <w:jc w:val="both"/>
     </w:pPr>
+    <w:rPr>
+      <w:rFonts w:ascii="Times New Roman" w:eastAsia="Times New Roman" w:hAnsi="Times New Roman"/>
+      <w:color w:val="000000"/>
+      <w:sz w:val="24"/>
+    </w:rPr>
   </w:style>
   <w:style w:customStyle="1" w:styleId="ImageCaption" w:type="paragraph">
     <w:name w:val="Image Caption"/>
     <w:basedOn w:val="Caption"/>
+    <w:pPr>
+      <w:spacing w:line="276" w:lineRule="auto"/>
+      <w:jc w:val="both"/>
+    </w:pPr>
+    <w:rPr>
+      <w:rFonts w:ascii="Times New Roman" w:eastAsia="Times New Roman" w:hAnsi="Times New Roman"/>
+      <w:color w:val="000000"/>
+      <w:sz w:val="24"/>
+    </w:rPr>
   </w:style>
   <w:style w:customStyle="1" w:styleId="Figure" w:type="paragraph">
     <w:name w:val="Figure"/>
     <w:basedOn w:val="Normal"/>
+    <w:pPr>
+      <w:spacing w:line="276" w:lineRule="auto"/>
+      <w:jc w:val="both"/>
+    </w:pPr>
+    <w:rPr>
+      <w:rFonts w:ascii="Times New Roman" w:eastAsia="Times New Roman" w:hAnsi="Times New Roman"/>
+      <w:color w:val="000000"/>
+      <w:sz w:val="24"/>
+    </w:rPr>
   </w:style>
   <w:style w:customStyle="1" w:styleId="CaptionedFigure" w:type="paragraph">
     <w:name w:val="Captioned Figure"/>
     <w:basedOn w:val="Figure"/>
     <w:pPr>
       <w:keepNext/>
+      <w:spacing w:line="276" w:lineRule="auto"/>
+      <w:jc w:val="both"/>
     </w:pPr>
+    <w:rPr>
+      <w:rFonts w:ascii="Times New Roman" w:eastAsia="Times New Roman" w:hAnsi="Times New Roman"/>
+      <w:color w:val="000000"/>
+      <w:sz w:val="24"/>
+    </w:rPr>
   </w:style>
   <w:style w:customStyle="1" w:styleId="BodyTextChar" w:type="character">
     <w:name w:val="Body Text Char"/>
     <w:basedOn w:val="DefaultParagraphFont"/>
     <w:link w:val="BodyText"/>
+    <w:rPr>
+      <w:rFonts w:ascii="Times New Roman" w:eastAsia="Times New Roman" w:hAnsi="Times New Roman"/>
+      <w:color w:val="000000"/>
+      <w:sz w:val="24"/>
+    </w:rPr>
   </w:style>
   <w:style w:customStyle="1" w:styleId="VerbatimChar" w:type="character">
     <w:name w:val="Verbatim Char"/>
     <w:basedOn w:val="BodyTextChar"/>
     <w:rPr>
-      <w:rFonts w:ascii="Consolas" w:hAnsi="Consolas"/>
-      <w:sz w:val="22"/>
+      <w:rFonts w:ascii="Times New Roman" w:eastAsia="Times New Roman" w:hAnsi="Times New Roman"/>
+      <w:color w:val="000000"/>
+      <w:sz w:val="24"/>
     </w:rPr>
   </w:style>
   <w:style w:customStyle="1" w:styleId="SectionNumber" w:type="character">
     <w:name w:val="Section Number"/>
     <w:basedOn w:val="BodyTextChar"/>
+    <w:rPr>
+      <w:rFonts w:ascii="Times New Roman" w:eastAsia="Times New Roman" w:hAnsi="Times New Roman"/>
+      <w:color w:val="000000"/>
+      <w:sz w:val="24"/>
+    </w:rPr>
   </w:style>
   <w:style w:styleId="FootnoteReference" w:type="character">
     <w:name w:val="Footnote Reference"/>
     <w:basedOn w:val="BodyTextChar"/>
     <w:rPr>
+      <w:rFonts w:ascii="Times New Roman" w:eastAsia="Times New Roman" w:hAnsi="Times New Roman"/>
+      <w:color w:val="000000"/>
+      <w:sz w:val="24"/>
       <w:vertAlign w:val="superscript"/>
     </w:rPr>
   </w:style>
@@ -15753,7 +16138,9 @@
     <w:name w:val="Hyperlink"/>
     <w:basedOn w:val="BodyTextChar"/>
     <w:rPr>
-      <w:color w:themeColor="accent1" w:val="4F81BD"/>
+      <w:rFonts w:ascii="Times New Roman" w:eastAsia="Times New Roman" w:hAnsi="Times New Roman"/>
+      <w:color w:val="000000"/>
+      <w:sz w:val="24"/>
     </w:rPr>
   </w:style>
   <w:style w:styleId="TOCHeading" w:type="paragraph">
@@ -15764,14 +16151,16 @@
     <w:unhideWhenUsed/>
     <w:qFormat/>
     <w:pPr>
-      <w:spacing w:before="240" w:line="259" w:lineRule="auto"/>
+      <w:spacing w:before="240" w:line="276" w:lineRule="auto"/>
+      <w:jc w:val="both"/>
       <w:outlineLvl w:val="9"/>
     </w:pPr>
     <w:rPr>
-      <w:rFonts w:asciiTheme="majorHAnsi" w:cstheme="majorBidi" w:eastAsiaTheme="majorEastAsia" w:hAnsiTheme="majorHAnsi"/>
+      <w:rFonts w:ascii="Times New Roman" w:asciiTheme="majorHAnsi" w:cstheme="majorBidi" w:eastAsia="Times New Roman" w:eastAsiaTheme="majorEastAsia" w:hAnsi="Times New Roman" w:hAnsiTheme="majorHAnsi"/>
       <w:b w:val="0"/>
       <w:bCs w:val="0"/>
-      <w:color w:themeColor="accent1" w:themeShade="BF" w:val="365F91"/>
+      <w:color w:val="000000"/>
+      <w:sz w:val="24"/>
     </w:rPr>
   </w:style>
   <w:style w:type="paragraph" w:customStyle="1" w:styleId="SourceCode">
